--- a/plantillas_maestras/03_seguro_desgravamen/falta_atencion_o_demora_reclamo/2_ddos_banco_y_aseguradora/sucesion_intestada/TPL_2995_2025_SEGURO_DESGRAVAMEN_FALTA_ATENCION_O_DEMORA_RECLAMO_BANCO_SUCESION_INTESTADA_R11.docx
+++ b/plantillas_maestras/03_seguro_desgravamen/falta_atencion_o_demora_reclamo/2_ddos_banco_y_aseguradora/sucesion_intestada/TPL_2995_2025_SEGURO_DESGRAVAMEN_FALTA_ATENCION_O_DEMORA_RECLAMO_BANCO_SUCESION_INTESTADA_R11.docx
@@ -24,7 +24,7 @@
           <w:bCs/>
           <w:lang w:val="en-US" w:eastAsia="es-PE"/>
         </w:rPr>
-        <w:t>RESOLUCIÓN N°</w:t>
+        <w:t>RESOLUCIÓN </w:t>
       </w:r>
       <w:r>
         <w:rPr>
@@ -796,7 +796,7 @@
         <w:rPr>
           <w:rFonts w:ascii="Arial Narrow" w:hAnsi="Arial Narrow" w:cs="Arial"/>
         </w:rPr>
-        <w:t>por presuntas infracciones a la Ley N° 29571, Código de Protección y Defensa del Consumidor (en adelante, Código)</w:t>
+        <w:t>por presuntas infracciones a la Ley 29571, Código de Protección y Defensa del Consumidor (en adelante, Código)</w:t>
       </w:r>
       <w:r>
         <w:rPr>
@@ -859,7 +859,7 @@
         <w:rPr>
           <w:rFonts w:ascii="Arial Narrow" w:hAnsi="Arial Narrow" w:cs="Arial"/>
         </w:rPr>
-        <w:t xml:space="preserve"> Póliza N° 24260 </w:t>
+        <w:t xml:space="preserve"> Póliza 24260 </w:t>
       </w:r>
       <w:r>
         <w:rPr>
@@ -945,7 +945,7 @@
         <w:rPr>
           <w:rFonts w:ascii="Arial Narrow" w:hAnsi="Arial Narrow" w:cs="Arial"/>
         </w:rPr>
-        <w:t xml:space="preserve">mype N° 10251172 </w:t>
+        <w:t xml:space="preserve">mype 10251172 </w:t>
       </w:r>
       <w:r>
         <w:rPr>
@@ -1211,7 +1211,7 @@
         <w:rPr>
           <w:rFonts w:ascii="Arial Narrow" w:hAnsi="Arial Narrow" w:cs="Arial"/>
         </w:rPr>
-        <w:t>mype N° 10251172</w:t>
+        <w:t>mype 10251172</w:t>
       </w:r>
       <w:r>
         <w:rPr>
@@ -1734,7 +1734,7 @@
         <w:rPr>
           <w:rFonts w:ascii="Arial Narrow" w:hAnsi="Arial Narrow" w:cs="Arial"/>
         </w:rPr>
-        <w:t xml:space="preserve">crédito mype N° 10251172 </w:t>
+        <w:t xml:space="preserve">crédito mype 102xxxxxx172 </w:t>
       </w:r>
       <w:r>
         <w:rPr>
@@ -2086,7 +2086,7 @@
         <w:rPr>
           <w:rFonts w:ascii="Arial Narrow" w:hAnsi="Arial Narrow" w:cs="Arial"/>
         </w:rPr>
-        <w:t>, el Banco de Crédito continúo cobrando intereses moratorios y compensatorios de la deuda del crédito asociado al Seguro de Desgravamen - Póliza N° 24260 emitido por Pacífico, pese a que se mantenía vigente la atención de la solicitud de otorgamiento de cobertura.</w:t>
+        <w:t>, el Banco de Crédito continúo cobrando intereses moratorios y compensatorios de la deuda del crédito asociado al Seguro de Desgravamen - Póliza 24260 emitido por Pacífico, pese a que se mantenía vigente la atención de la solicitud de otorgamiento de cobertura.</w:t>
       </w:r>
     </w:p>
     <w:p>
@@ -2620,7 +2620,7 @@
         <w:rPr>
           <w:rFonts w:ascii="Arial Narrow" w:hAnsi="Arial Narrow"/>
         </w:rPr>
-        <w:t xml:space="preserve">El 9 de agosto de 2023, el Pleno de la Comisión de Protección al Consumidor Nº 1 (en adelante, Comisión) acordó delegar a la Secretaría Técnica la facultad de acumular expedientes administrativos –que incluye, además, su desacumulación, según corresponda–. En ese sentido, atendiendo a los hechos denunciados, corresponde evaluar si las pretensiones planteadas en el procedimiento deben ser analizadas en un único procedimiento o si, por el contrario, deben ser desacumuladas. </w:t>
+        <w:t xml:space="preserve">El 9 de agosto de 2023, el Pleno de la Comisión de Protección al Consumidor 1 (en adelante, Comisión) acordó delegar a la Secretaría Técnica la facultad de acumular expedientes administrativos –que incluye, además, su desacumulación, según corresponda–. En ese sentido, atendiendo a los hechos denunciados, corresponde evaluar si las pretensiones planteadas en el procedimiento deben ser analizadas en un único procedimiento o si, por el contrario, deben ser desacumuladas. </w:t>
       </w:r>
     </w:p>
     <w:p>
@@ -2817,7 +2817,7 @@
         <w:rPr>
           <w:rFonts w:ascii="Arial Narrow" w:hAnsi="Arial Narrow"/>
         </w:rPr>
-        <w:t>Sin perjuicio de ello, el numeral 127.3 del artículo 127° del TUO de la LPAG dispone que puede acumularse en un solo escrito más de una petición, siempre que se trate de asuntos que permitan tramitarse y resolverse conjuntamente. Así, cuando no existiere conexión o compatibilidad entre las pretensiones planteadas, se deberá emplazar al administrado para que presente peticiones por separado, bajo apercibimiento de proceder –de oficio– a sustanciarlas individualmente, si fueran separables, o en su defecto, a disponer el abandono del procedimiento.</w:t>
+        <w:t>Sin perjuicio de ello, el numeral 127.3 del artículo 127 del TUO de la LPAG dispone que puede acumularse en un solo escrito más de una petición, siempre que se trate de asuntos que permitan tramitarse y resolverse conjuntamente. Así, cuando no existiere conexión o compatibilidad entre las pretensiones planteadas, se deberá emplazar al administrado para que presente peticiones por separado, bajo apercibimiento de proceder –de oficio– a sustanciarlas individualmente, si fueran separables, o en su defecto, a disponer el abandono del procedimiento.</w:t>
       </w:r>
     </w:p>
     <w:p>
@@ -2847,7 +2847,7 @@
         <w:rPr>
           <w:rFonts w:ascii="Arial Narrow" w:hAnsi="Arial Narrow"/>
         </w:rPr>
-        <w:t xml:space="preserve">Lo expuesto anteriormente guarda relación con el criterio adoptado por la Sala Especializada en Protección al Consumidor a través de la Resolución N° 1061-2024/SPC-INDECOPI del 15 de abril de 2024, mediante la cual el superior jerárquico señaló que, cuando las pretensiones contenidas en </w:t>
+        <w:t xml:space="preserve">Lo expuesto anteriormente guarda relación con el criterio adoptado por la Sala Especializada en Protección al Consumidor a través de la Resolución 1061-2024/SPC-INDECOPI del 15 de abril de 2024, mediante la cual el superior jerárquico señaló que, cuando las pretensiones contenidas en </w:t>
       </w:r>
       <w:r>
         <w:rPr>
@@ -3376,7 +3376,7 @@
         <w:rPr>
           <w:rFonts w:ascii="Arial Narrow" w:hAnsi="Arial Narrow"/>
         </w:rPr>
-        <w:t xml:space="preserve">hechos materia de denuncia, corresponde desacumular las pretensiones planteadas de manera conjunta en el Expediente N° </w:t>
+        <w:t xml:space="preserve">hechos materia de denuncia, corresponde desacumular las pretensiones planteadas de manera conjunta en el Expediente </w:t>
       </w:r>
       <w:r>
         <w:rPr>
@@ -3488,7 +3488,7 @@
           <w:color w:val="000000"/>
           <w:lang w:eastAsia="es-PE"/>
         </w:rPr>
-        <w:t>La Secretaría Técnica de la Comisión de Protección al Consumidor N°1 (en adelante, la Secretaría Técnica), en ejercicio de sus facultades</w:t>
+        <w:t>La Secretaría Técnica de la Comisión de Protección al Consumidor 1 (en adelante, la Secretaría Técnica), en ejercicio de sus facultades</w:t>
       </w:r>
       <w:bookmarkEnd w:id="8"/>
       <w:bookmarkEnd w:id="9"/>
@@ -3541,7 +3541,7 @@
           <w:lang w:eastAsia="es-PE"/>
         </w:rPr>
         <w:lastRenderedPageBreak/>
-        <w:t>Banco de Crédito del Perú S.A.  no habría enviado a la parte denunciante el número del trámite o código ante la solicitud de cobertura del Seguro de Desgravamen por el fallecimiento del señor César Emilio Miranda Soria, con la finalidad de que puedan hacer seguimiento ante la compañía aseguradora</w:t>
+        <w:t>Banco de Crédito del Perú S.A. no habría enviado a la parte denunciante el número del trámite o código ante la solicitud de cobertura del Seguro de Desgravamen por el fallecimiento del señor César Emilio Miranda Soria, con la finalidad de que puedan hacer seguimiento ante la compañía aseguradora</w:t>
       </w:r>
       <w:r>
         <w:rPr>
@@ -3555,7 +3555,7 @@
           <w:color w:val="000000"/>
           <w:lang w:eastAsia="es-PE"/>
         </w:rPr>
-        <w:t>°</w:t>
+        <w:t/>
       </w:r>
       <w:r>
         <w:rPr>
@@ -3569,7 +3569,7 @@
           <w:color w:val="000000"/>
           <w:lang w:eastAsia="es-PE"/>
         </w:rPr>
-        <w:t>°</w:t>
+        <w:t/>
       </w:r>
       <w:r>
         <w:rPr>
@@ -3648,7 +3648,7 @@
           <w:shd w:val="clear" w:color="auto" w:fill="FFFFFF"/>
           <w:lang w:eastAsia="es-PE"/>
         </w:rPr>
-        <w:t>Pacífico Compañía de Seguros y Reaseguros S.A. no habría brindado una respuesta a la parte denunciante ante la solicitud de cobertura de la Póliza N° 24260 por el fallecimiento del señor César Emilio Miranda Soria, pese a haber remitido la documentación pertinente el 20 de agosto de 2024</w:t>
+        <w:t>Pacífico Compañía de Seguros y Reaseguros S.A. no habría brindado una respuesta a la parte denunciante ante la solicitud de cobertura de la Póliza 24260 por el fallecimiento del señor César Emilio Miranda Soria, pese a haber remitido la documentación pertinente el 20 de agosto de 2024</w:t>
       </w:r>
       <w:r>
         <w:rPr>
@@ -3662,7 +3662,7 @@
           <w:color w:val="000000"/>
           <w:lang w:eastAsia="es-PE"/>
         </w:rPr>
-        <w:t>°</w:t>
+        <w:t/>
       </w:r>
       <w:r>
         <w:rPr>
@@ -3676,7 +3676,7 @@
           <w:color w:val="000000"/>
           <w:lang w:eastAsia="es-PE"/>
         </w:rPr>
-        <w:t>°</w:t>
+        <w:t/>
       </w:r>
       <w:r>
         <w:rPr>
@@ -3761,7 +3761,7 @@
         <w:rPr>
           <w:rFonts w:ascii="Arial Narrow" w:eastAsia="Arial Narrow" w:hAnsi="Arial Narrow" w:cs="Arial Narrow"/>
         </w:rPr>
-        <w:t>Pacífico Compañía de Seguros y Reaseguros S.A. y el Banco de Crédito del Perú S.A.  no habrían brindado una respuesta a la comunicación remitida por la parte denunciante el 6 de diciembre de 2024</w:t>
+        <w:t>Pacífico Compañía de Seguros y Reaseguros S.A. y el Banco de Crédito del Perú S.A. no habrían brindado una respuesta a la comunicación remitida por la parte denunciante el 6 de diciembre de 2024</w:t>
       </w:r>
       <w:r>
         <w:rPr>
@@ -3775,7 +3775,7 @@
           <w:color w:val="000000"/>
           <w:lang w:eastAsia="es-PE"/>
         </w:rPr>
-        <w:t>°</w:t>
+        <w:t/>
       </w:r>
       <w:r>
         <w:rPr>
@@ -3789,7 +3789,7 @@
           <w:color w:val="000000"/>
           <w:lang w:eastAsia="es-PE"/>
         </w:rPr>
-        <w:t>°</w:t>
+        <w:t/>
       </w:r>
       <w:r>
         <w:rPr>
@@ -3856,7 +3856,7 @@
           <w:shd w:val="clear" w:color="auto" w:fill="FFFFFF"/>
           <w:lang w:eastAsia="es-PE"/>
         </w:rPr>
-        <w:t>Pacífico Compañía de Seguros y Reaseguros S.A. con carta de fecha 3 de octubre 2024 habría requerido indebidamente y fuera de plazo legal información adicional para atender su solicitud de cobertura de la Póliza N° 24260</w:t>
+        <w:t>Pacífico Compañía de Seguros y Reaseguros S.A. con carta de fecha 3 de octubre 2024 habría requerido indebidamente y fuera de plazo legal información adicional para atender su solicitud de cobertura de la Póliza 24260</w:t>
       </w:r>
       <w:r>
         <w:rPr>
@@ -3877,7 +3877,7 @@
           <w:color w:val="000000"/>
           <w:lang w:eastAsia="es-PE"/>
         </w:rPr>
-        <w:t>°</w:t>
+        <w:t/>
       </w:r>
       <w:r>
         <w:rPr>
@@ -3891,7 +3891,7 @@
           <w:color w:val="000000"/>
           <w:lang w:eastAsia="es-PE"/>
         </w:rPr>
-        <w:t>°</w:t>
+        <w:t/>
       </w:r>
       <w:r>
         <w:rPr>
@@ -3975,7 +3975,7 @@
         <w:rPr>
           <w:rFonts w:ascii="Arial Narrow" w:eastAsia="Arial Narrow" w:hAnsi="Arial Narrow" w:cs="Arial Narrow"/>
         </w:rPr>
-        <w:t>Banco de Crédito del Perú S.A. habría continuado cobrando intereses moratorios y compensatorios al causante de la Sucesión Intestada de César Emilio Miranda Soria respecto de la deuda del crédito asociado a la Póliza N° 24260 del Seguro de Desgravamen, pese a la falta de atención de la solicitud de cobertura</w:t>
+        <w:t>Banco de Crédito del Perú S.A. habría continuado cobrando intereses moratorios y compensatorios al causante de la Sucesión Intestada de César Emilio Miranda Soria respecto de la deuda del crédito asociado a la Póliza 24260 del Seguro de Desgravamen, pese a la falta de atención de la solicitud de cobertura</w:t>
       </w:r>
       <w:r>
         <w:rPr>
@@ -3989,7 +3989,7 @@
           <w:color w:val="000000"/>
           <w:lang w:eastAsia="es-PE"/>
         </w:rPr>
-        <w:t>°</w:t>
+        <w:t/>
       </w:r>
       <w:r>
         <w:rPr>
@@ -4003,7 +4003,7 @@
           <w:color w:val="000000"/>
           <w:lang w:eastAsia="es-PE"/>
         </w:rPr>
-        <w:t>°</w:t>
+        <w:t/>
       </w:r>
       <w:r>
         <w:rPr>
@@ -4080,7 +4080,7 @@
           <w:color w:val="000000"/>
           <w:lang w:eastAsia="es-PE"/>
         </w:rPr>
-        <w:t>°</w:t>
+        <w:t/>
       </w:r>
       <w:r>
         <w:rPr>
@@ -4094,7 +4094,7 @@
           <w:color w:val="000000"/>
           <w:lang w:eastAsia="es-PE"/>
         </w:rPr>
-        <w:t>°</w:t>
+        <w:t/>
       </w:r>
       <w:r>
         <w:rPr>
@@ -4322,7 +4322,7 @@
           <w:color w:val="000000"/>
           <w:lang w:val="es-ES" w:eastAsia="es-ES"/>
         </w:rPr>
-        <w:t>(i) presentar una copia debidamente suscrita del certificado y/o Póliza N° 24260 del Seguro de Desgravamen; (ii) presentar los cargos de las solicitudes de cobertura presentadas por la parte denunciante en virtud de la Póliza N° 24260 del Seguro de Desgravamen; (iii) presentar los medios probatorios que acrediten que no es responsable respecto al reporte indebido del causante de la Póliza N° 24260; y, (iv) presentar las comunicaciones cursadas con Pacífico Compañía de Seguros y Reaseguros S.A. en virtud de la solicitud de cobertura de la Póliza N° 24260</w:t>
+        <w:t>(i) presentar una copia debidamente suscrita del certificado y/o Póliza 24260 del Seguro de Desgravamen; (ii) presentar los cargos de las solicitudes de cobertura presentadas por la parte denunciante en virtud de la Póliza 24260 del Seguro de Desgravamen; (iii) presentar los medios probatorios que acrediten que no es responsable respecto al reporte indebido del causante de la Póliza 24260; y, (iv) presentar las comunicaciones cursadas con Pacífico Compañía de Seguros y Reaseguros S.A. en virtud de la solicitud de cobertura de la Póliza 24260</w:t>
       </w:r>
       <w:r>
         <w:rPr>
@@ -4400,7 +4400,7 @@
           <w:color w:val="000000"/>
           <w:lang w:val="es-ES" w:eastAsia="es-ES"/>
         </w:rPr>
-        <w:t>(i) presentar una copia debidamente suscrita del certificado y/o Póliza N° 24260 del Seguro de Desgravamen; (ii) presentar todas las comunicaciones cursadas con la parte denunciante en virtud de los hechos materia de denuncia; y, (iii) presentar los medios que acrediten que brindó una respuesta oportuna a la solicitud de cobertura presentada por la parte denunciante</w:t>
+        <w:t>(i) presentar una copia debidamente suscrita del certificado y/o Póliza 24260 del Seguro de Desgravamen; (ii) presentar todas las comunicaciones cursadas con la parte denunciante en virtud de los hechos materia de denuncia; y, (iii) presentar los medios que acrediten que brindó una respuesta oportuna a la solicitud de cobertura presentada por la parte denunciante</w:t>
       </w:r>
       <w:r>
         <w:rPr>
@@ -4493,7 +4493,7 @@
         <w:rPr>
           <w:rFonts w:ascii="Arial Narrow" w:hAnsi="Arial Narrow"/>
         </w:rPr>
-        <w:t xml:space="preserve">el Expediente N° </w:t>
+        <w:t xml:space="preserve">el Expediente </w:t>
       </w:r>
       <w:r>
         <w:rPr>
@@ -4662,15 +4662,15 @@
         <w:rPr>
           <w:rFonts w:ascii="Arial Narrow" w:hAnsi="Arial Narrow" w:cs="Arial"/>
         </w:rPr>
-        <w:t xml:space="preserve">se solicitarán los requisitos de admisibilidad correspondientes, previstos en el Decreto Supremo 006-2026-JUS, que aprueba el Texto Único Ordenado de la Ley N° 27444, Ley del Procedimiento Administrativo General; así como en el </w:t>
-      </w:r>
-      <w:r>
-        <w:rPr>
-          <w:rFonts w:ascii="Arial Narrow" w:hAnsi="Arial Narrow" w:cs="Arial"/>
-          <w:color w:val="000000"/>
-          <w:lang w:eastAsia="es-PE"/>
-        </w:rPr>
-        <w:t xml:space="preserve">Decreto Supremo N° 085-2010/PCM, Texto Único de Procedimientos Administrativos del Indecopi; y, en la </w:t>
+        <w:t xml:space="preserve">se solicitarán los requisitos de admisibilidad correspondientes, previstos en el Decreto Supremo 006-2026-JUS, que aprueba el Texto Único Ordenado de la Ley 27444, Ley del Procedimiento Administrativo General; así como en el </w:t>
+      </w:r>
+      <w:r>
+        <w:rPr>
+          <w:rFonts w:ascii="Arial Narrow" w:hAnsi="Arial Narrow" w:cs="Arial"/>
+          <w:color w:val="000000"/>
+          <w:lang w:eastAsia="es-PE"/>
+        </w:rPr>
+        <w:t xml:space="preserve">Decreto Supremo 085-2010/PCM, Texto Único de Procedimientos Administrativos del Indecopi; y, en la </w:t>
       </w:r>
       <w:r>
         <w:rPr>
@@ -4769,15 +4769,15 @@
         <w:rPr>
           <w:rFonts w:ascii="Arial Narrow" w:hAnsi="Arial Narrow" w:cs="Arial"/>
         </w:rPr>
-        <w:t xml:space="preserve">se solicitarán los requisitos de admisibilidad correspondientes, previstos en el Decreto Supremo 006-2026-JUS, que aprueba el Texto Único Ordenado de la Ley N° 27444, Ley del Procedimiento Administrativo General; así como en el </w:t>
-      </w:r>
-      <w:r>
-        <w:rPr>
-          <w:rFonts w:ascii="Arial Narrow" w:hAnsi="Arial Narrow" w:cs="Arial"/>
-          <w:color w:val="000000"/>
-          <w:lang w:eastAsia="es-PE"/>
-        </w:rPr>
-        <w:t xml:space="preserve">Decreto Supremo N° 085-2010/PCM, Texto Único de Procedimientos Administrativos del Indecopi; y, en la </w:t>
+        <w:t xml:space="preserve">se solicitarán los requisitos de admisibilidad correspondientes, previstos en el Decreto Supremo 006-2026-JUS, que aprueba el Texto Único Ordenado de la Ley 27444, Ley del Procedimiento Administrativo General; así como en el </w:t>
+      </w:r>
+      <w:r>
+        <w:rPr>
+          <w:rFonts w:ascii="Arial Narrow" w:hAnsi="Arial Narrow" w:cs="Arial"/>
+          <w:color w:val="000000"/>
+          <w:lang w:eastAsia="es-PE"/>
+        </w:rPr>
+        <w:t xml:space="preserve">Decreto Supremo 085-2010/PCM, Texto Único de Procedimientos Administrativos del Indecopi; y, en la </w:t>
       </w:r>
       <w:r>
         <w:rPr>
@@ -4958,7 +4958,7 @@
           <w:shd w:val="clear" w:color="auto" w:fill="FFFFFF"/>
           <w:lang w:eastAsia="es-PE"/>
         </w:rPr>
-        <w:t xml:space="preserve"> infracción a los artículos 18° y 19°</w:t>
+        <w:t xml:space="preserve"> infracción a los artículos 18 y 19</w:t>
       </w:r>
       <w:r>
         <w:rPr>
@@ -5004,7 +5004,7 @@
           <w:shd w:val="clear" w:color="auto" w:fill="FFFFFF"/>
           <w:lang w:eastAsia="es-PE"/>
         </w:rPr>
-        <w:t xml:space="preserve">Banco de Crédito del Perú S.A.  no habría enviado a la parte denunciante el número del trámite </w:t>
+        <w:t xml:space="preserve">Banco de Crédito del Perú S.A. no habría enviado a la parte denunciante el número del trámite </w:t>
       </w:r>
       <w:r>
         <w:rPr>
@@ -5101,7 +5101,7 @@
           <w:shd w:val="clear" w:color="auto" w:fill="FFFFFF"/>
           <w:lang w:eastAsia="es-PE"/>
         </w:rPr>
-        <w:t xml:space="preserve"> infracción a los artículos 18° y 19°</w:t>
+        <w:t xml:space="preserve"> infracción a los artículos 18 y 19</w:t>
       </w:r>
       <w:r>
         <w:rPr>
@@ -5132,7 +5132,7 @@
           <w:color w:val="000000"/>
           <w:lang w:val="es-ES" w:eastAsia="es-ES"/>
         </w:rPr>
-        <w:t>Póliza N° 24260</w:t>
+        <w:t>Póliza 24260</w:t>
       </w:r>
       <w:r>
         <w:rPr>
@@ -5198,7 +5198,7 @@
           <w:shd w:val="clear" w:color="auto" w:fill="FFFFFF"/>
           <w:lang w:eastAsia="es-PE"/>
         </w:rPr>
-        <w:t xml:space="preserve"> infracción a los artículos 18° y 19°</w:t>
+        <w:t xml:space="preserve"> infracción a los artículos 18 y 19</w:t>
       </w:r>
       <w:r>
         <w:rPr>
@@ -5237,7 +5237,7 @@
           <w:shd w:val="clear" w:color="auto" w:fill="FFFFFF"/>
           <w:lang w:eastAsia="es-PE"/>
         </w:rPr>
-        <w:t>Banco de Crédito del Perú S.A.  no habrían brindado una respuesta a la comunicación remitida por la parte denunciante el 6 de diciembre de 2024</w:t>
+        <w:t>Banco de Crédito del Perú S.A. no habrían brindado una respuesta a la comunicación remitida por la parte denunciante el 6 de diciembre de 2024</w:t>
       </w:r>
       <w:r>
         <w:rPr>
@@ -5290,7 +5290,7 @@
           <w:shd w:val="clear" w:color="auto" w:fill="FFFFFF"/>
           <w:lang w:eastAsia="es-PE"/>
         </w:rPr>
-        <w:t xml:space="preserve"> infracción a los artículos 18° y 19°</w:t>
+        <w:t xml:space="preserve"> infracción a los artículos 18 y 19</w:t>
       </w:r>
       <w:r>
         <w:rPr>
@@ -5393,7 +5393,7 @@
           <w:color w:val="000000"/>
           <w:lang w:val="es-ES" w:eastAsia="es-ES"/>
         </w:rPr>
-        <w:t>Póliza N° 24260</w:t>
+        <w:t>Póliza 24260</w:t>
       </w:r>
       <w:r>
         <w:rPr>
@@ -5445,7 +5445,7 @@
           <w:shd w:val="clear" w:color="auto" w:fill="FFFFFF"/>
           <w:lang w:eastAsia="es-PE"/>
         </w:rPr>
-        <w:t xml:space="preserve"> infracción a los artículos 18° y 19°</w:t>
+        <w:t xml:space="preserve"> infracción a los artículos 18 y 19</w:t>
       </w:r>
       <w:r>
         <w:rPr>
@@ -5543,7 +5543,7 @@
           <w:shd w:val="clear" w:color="auto" w:fill="FFFFFF"/>
           <w:lang w:eastAsia="es-PE"/>
         </w:rPr>
-        <w:t xml:space="preserve"> la Póliza N° 24260 del</w:t>
+        <w:t xml:space="preserve"> la Póliza 24260 del</w:t>
       </w:r>
       <w:r>
         <w:rPr>
@@ -5637,7 +5637,7 @@
           <w:shd w:val="clear" w:color="auto" w:fill="FFFFFF"/>
           <w:lang w:eastAsia="es-PE"/>
         </w:rPr>
-        <w:t xml:space="preserve"> infracción a los artículos 18° y 19°</w:t>
+        <w:t xml:space="preserve"> infracción a los artículos 18 y 19</w:t>
       </w:r>
       <w:r>
         <w:rPr>
@@ -6014,7 +6014,7 @@
           <w:color w:val="000000"/>
           <w:lang w:eastAsia="es-PE"/>
         </w:rPr>
-        <w:t>°</w:t>
+        <w:t/>
       </w:r>
       <w:r>
         <w:rPr>
@@ -6076,7 +6076,7 @@
           <w:color w:val="000000"/>
           <w:lang w:eastAsia="es-PE"/>
         </w:rPr>
-        <w:t>°</w:t>
+        <w:t/>
       </w:r>
       <w:r>
         <w:rPr>
@@ -6245,7 +6245,7 @@
           <w:color w:val="000000"/>
           <w:lang w:eastAsia="es-PE"/>
         </w:rPr>
-        <w:t>°</w:t>
+        <w:t/>
       </w:r>
       <w:r>
         <w:rPr>
@@ -6415,7 +6415,7 @@
           <w:color w:val="000000"/>
           <w:lang w:val="es-ES" w:eastAsia="es-ES"/>
         </w:rPr>
-        <w:t xml:space="preserve"> Póliza N° 24260 del Seguro de Desgravamen; (ii) presentar </w:t>
+        <w:t xml:space="preserve"> Póliza 24260 del Seguro de Desgravamen; (ii) presentar </w:t>
       </w:r>
       <w:r>
         <w:rPr>
@@ -6423,7 +6423,7 @@
           <w:color w:val="000000"/>
           <w:lang w:val="es-ES" w:eastAsia="es-ES"/>
         </w:rPr>
-        <w:t xml:space="preserve">los cargos de las solicitudes de cobertura presentadas por la parte denunciante en virtud de la Póliza N° 24260 del Seguro de Desgravamen; (iii) presentar los medios probatorios que acrediten que no es responsable respecto al reporte indebido del causante de la Póliza N° 24260; y, (iv) presentar las comunicaciones cursadas con </w:t>
+        <w:t xml:space="preserve">los cargos de las solicitudes de cobertura presentadas por la parte denunciante en virtud de la Póliza 24260 del Seguro de Desgravamen; (iii) presentar los medios probatorios que acrediten que no es responsable respecto al reporte indebido del causante de la Póliza 24260; y, (iv) presentar las comunicaciones cursadas con </w:t>
       </w:r>
       <w:r>
         <w:rPr>
@@ -6438,7 +6438,7 @@
           <w:color w:val="000000"/>
           <w:lang w:val="es-ES" w:eastAsia="es-ES"/>
         </w:rPr>
-        <w:t>Póliza N° 24260.</w:t>
+        <w:t>Póliza 24260.</w:t>
       </w:r>
     </w:p>
     <w:p>
@@ -6558,7 +6558,7 @@
           <w:color w:val="000000"/>
           <w:lang w:val="es-ES" w:eastAsia="es-ES"/>
         </w:rPr>
-        <w:t xml:space="preserve"> Póliza N° 24260 del Seguro de Desgravamen; (ii) presentar todas las comunicaciones cursadas con la parte denunciante en virtud de los hechos materia de denuncia</w:t>
+        <w:t xml:space="preserve"> Póliza 24260 del Seguro de Desgravamen; (ii) presentar todas las comunicaciones cursadas con la parte denunciante en virtud de los hechos materia de denuncia</w:t>
       </w:r>
       <w:r>
         <w:rPr>
@@ -6801,7 +6801,7 @@
           <w:color w:val="000000"/>
           <w:lang w:eastAsia="es-PE"/>
         </w:rPr>
-        <w:t>°</w:t>
+        <w:t/>
       </w:r>
       <w:r>
         <w:rPr>
@@ -6842,7 +6842,7 @@
           <w:color w:val="000000"/>
           <w:lang w:eastAsia="es-PE"/>
         </w:rPr>
-        <w:t>°</w:t>
+        <w:t/>
       </w:r>
       <w:r>
         <w:rPr>
@@ -6858,7 +6858,7 @@
           <w:color w:val="000000"/>
           <w:lang w:eastAsia="es-PE"/>
         </w:rPr>
-        <w:t>°</w:t>
+        <w:t/>
       </w:r>
       <w:r>
         <w:rPr>
@@ -6874,7 +6874,7 @@
           <w:color w:val="000000"/>
           <w:lang w:eastAsia="es-PE"/>
         </w:rPr>
-        <w:t>°</w:t>
+        <w:t/>
       </w:r>
       <w:r>
         <w:rPr>
@@ -6925,7 +6925,7 @@
           <w:color w:val="000000"/>
           <w:lang w:eastAsia="es-PE"/>
         </w:rPr>
-        <w:t>°</w:t>
+        <w:t/>
       </w:r>
       <w:r>
         <w:rPr>
@@ -7024,7 +7024,7 @@
           <w:color w:val="000000"/>
           <w:lang w:eastAsia="es-PE"/>
         </w:rPr>
-        <w:t>°</w:t>
+        <w:t/>
       </w:r>
       <w:r>
         <w:rPr>
@@ -7092,13 +7092,13 @@
           <w:color w:val="000000"/>
           <w:lang w:eastAsia="es-PE"/>
         </w:rPr>
-        <w:t>°</w:t>
+        <w:t/>
       </w:r>
       <w:r>
         <w:rPr>
           <w:rFonts w:ascii="Arial Narrow" w:eastAsia="Calibri" w:hAnsi="Arial Narrow" w:cs="Arial"/>
         </w:rPr>
-        <w:t xml:space="preserve"> del Decreto Legislativo N° 807</w:t>
+        <w:t xml:space="preserve"> del Decreto Legislativo 807</w:t>
       </w:r>
       <w:r>
         <w:rPr>
@@ -7369,7 +7369,7 @@
           <w:color w:val="000000"/>
           <w:lang w:eastAsia="es-PE"/>
         </w:rPr>
-        <w:t>°</w:t>
+        <w:t/>
       </w:r>
       <w:r>
         <w:rPr>
@@ -7391,7 +7391,7 @@
           <w:color w:val="000000"/>
           <w:lang w:eastAsia="es-PE"/>
         </w:rPr>
-        <w:t>°</w:t>
+        <w:t/>
       </w:r>
       <w:r>
         <w:rPr>
@@ -8246,7 +8246,7 @@
           <w:sz w:val="16"/>
           <w:szCs w:val="16"/>
         </w:rPr>
-        <w:t>Nº 15724157</w:t>
+        <w:t>15724157</w:t>
       </w:r>
       <w:r>
         <w:rPr>
@@ -8346,7 +8346,7 @@
           <w:sz w:val="16"/>
           <w:szCs w:val="16"/>
         </w:rPr>
-        <w:t xml:space="preserve">          </w:t>
+        <w:t xml:space="preserve"> </w:t>
       </w:r>
       <w:r>
         <w:rPr>
@@ -8362,7 +8362,7 @@
           <w:sz w:val="16"/>
           <w:szCs w:val="16"/>
         </w:rPr>
-        <w:t>Publicado el 2 de setiembre de 2010 en el Diario Oficial El Peruano, vigente desde el 2 de octubre de 2010 y modificado por Decreto Legislativo N° 1308.</w:t>
+        <w:t>Publicado el 2 de setiembre de 2010 en el Diario Oficial El Peruano, vigente desde el 2 de octubre de 2010 y modificado por Decreto Legislativo 1308.</w:t>
       </w:r>
     </w:p>
     <w:p>
@@ -8432,7 +8432,7 @@
           <w:sz w:val="16"/>
           <w:szCs w:val="16"/>
         </w:rPr>
-        <w:t>LEY N° 29571, CÓDIGO DE PROTECCIÓN Y DEFENSA DEL CONSUMIDOR, publicada el 2 de setiembre de 2010, modificado por el Decreto Legislativo N° 1308, publicada el 30 de diciembre de 2016</w:t>
+        <w:t>LEY 29571, CÓDIGO DE PROTECCIÓN Y DEFENSA DEL CONSUMIDOR, publicada el 2 de setiembre de 2010, modificado por el Decreto Legislativo 1308, publicada el 30 de diciembre de 2016</w:t>
       </w:r>
     </w:p>
     <w:p>
@@ -8454,7 +8454,7 @@
           <w:sz w:val="16"/>
           <w:szCs w:val="16"/>
         </w:rPr>
-        <w:t>Artículo 106º.- Procedimientos a cargo del Indecopi</w:t>
+        <w:t>Artículo 106.- Procedimientos a cargo del Indecopi</w:t>
       </w:r>
     </w:p>
     <w:p>
@@ -8669,7 +8669,7 @@
           <w:sz w:val="16"/>
           <w:szCs w:val="16"/>
         </w:rPr>
-        <w:t xml:space="preserve">          </w:t>
+        <w:t xml:space="preserve"> </w:t>
       </w:r>
       <w:r>
         <w:rPr>
@@ -8781,7 +8781,7 @@
           <w:sz w:val="16"/>
           <w:szCs w:val="16"/>
         </w:rPr>
-        <w:t xml:space="preserve">         </w:t>
+        <w:t xml:space="preserve"> </w:t>
       </w:r>
       <w:r>
         <w:rPr>
@@ -8921,7 +8921,7 @@
           <w:sz w:val="16"/>
           <w:szCs w:val="16"/>
         </w:rPr>
-        <w:t xml:space="preserve">  </w:t>
+        <w:t xml:space="preserve"> </w:t>
       </w:r>
       <w:r>
         <w:rPr>
@@ -8939,7 +8939,7 @@
           <w:sz w:val="16"/>
           <w:szCs w:val="16"/>
         </w:rPr>
-        <w:t xml:space="preserve">LEY N° 29571, CÓDIGO DE PROTECCIÓN Y DEFENSA DEL CONSUMIDOR, publicado el 2 de setiembre de 2010 y modificado por Decreto Legislativo N° 1308 </w:t>
+        <w:t xml:space="preserve">LEY 29571, CÓDIGO DE PROTECCIÓN Y DEFENSA DEL CONSUMIDOR, publicado el 2 de setiembre de 2010 y modificado por Decreto Legislativo 1308 </w:t>
       </w:r>
     </w:p>
     <w:p>
@@ -8991,7 +8991,7 @@
           <w:szCs w:val="16"/>
         </w:rPr>
         <w:tab/>
-        <w:t xml:space="preserve">El Instituto Nacional de Defensa de la Competencia y de la Protección de la Propiedad Intelectual (Indecopi) es la autoridad con competencia primaria y de alcance nacional para conocer las presuntas infracciones a las disposiciones contenidas en el presente Código, así como para imponer las sanciones y medidas correctivas establecidas en el presente capítulo, conforme al Decreto Legislativo N° 1033, Ley de Organización y Funciones del Indecopi. Dicha competencia solo puede ser negada cuando ella haya sido asignada o se asigne a favor de otro organismo por norma expresa con rango de ley. </w:t>
+        <w:t xml:space="preserve">El Instituto Nacional de Defensa de la Competencia y de la Protección de la Propiedad Intelectual (Indecopi) es la autoridad con competencia primaria y de alcance nacional para conocer las presuntas infracciones a las disposiciones contenidas en el presente Código, así como para imponer las sanciones y medidas correctivas establecidas en el presente capítulo, conforme al Decreto Legislativo 1033, Ley de Organización y Funciones del Indecopi. Dicha competencia solo puede ser negada cuando ella haya sido asignada o se asigne a favor de otro organismo por norma expresa con rango de ley. </w:t>
       </w:r>
     </w:p>
     <w:p>
@@ -9065,7 +9065,7 @@
           <w:sz w:val="16"/>
           <w:szCs w:val="16"/>
         </w:rPr>
-        <w:t xml:space="preserve">LEY DE ORGANIZACIÓN Y FUNCIONES DEL INDECOPI, APROBADA POR DECRETO LEGISLATIVO N° 1033 </w:t>
+        <w:t xml:space="preserve">LEY DE ORGANIZACIÓN Y FUNCIONES DEL INDECOPI, APROBADA POR DECRETO LEGISLATIVO 1033 </w:t>
       </w:r>
     </w:p>
     <w:p>
@@ -9174,7 +9174,7 @@
           <w:sz w:val="16"/>
           <w:szCs w:val="16"/>
         </w:rPr>
-        <w:t xml:space="preserve">           </w:t>
+        <w:t xml:space="preserve"> </w:t>
       </w:r>
       <w:r>
         <w:rPr>
@@ -9192,7 +9192,7 @@
           <w:sz w:val="16"/>
           <w:szCs w:val="16"/>
         </w:rPr>
-        <w:t xml:space="preserve">LEY N° 29571, CÓDIGO DE PROTECCIÓN Y DEFENSA DEL CONSUMIDOR, publicado el 2 de setiembre de 2010 y modificado por Decreto Legislativo N° 1308   </w:t>
+        <w:t xml:space="preserve">LEY 29571, CÓDIGO DE PROTECCIÓN Y DEFENSA DEL CONSUMIDOR, publicado el 2 de setiembre de 2010 y modificado por Decreto Legislativo 1308 </w:t>
       </w:r>
     </w:p>
     <w:p>
@@ -9216,7 +9216,7 @@
           <w:sz w:val="16"/>
           <w:szCs w:val="16"/>
         </w:rPr>
-        <w:t xml:space="preserve">Artículo 18.- Idoneidad   </w:t>
+        <w:t xml:space="preserve">Artículo 18.- Idoneidad </w:t>
       </w:r>
     </w:p>
     <w:p>
@@ -9236,7 +9236,7 @@
           <w:sz w:val="16"/>
           <w:szCs w:val="16"/>
         </w:rPr>
-        <w:t xml:space="preserve">Se entiende por idoneidad la correspondencia entre lo que un consumidor espera y lo que efectivamente recibe, en función a lo que se le hubiera ofrecido, la publicidad e información transmitida, las condiciones y circunstancias de la transacción, las características y naturaleza del producto o servicio, el precio, entre otros factores, atendiendo a las circunstancias del caso.    </w:t>
+        <w:t xml:space="preserve">Se entiende por idoneidad la correspondencia entre lo que un consumidor espera y lo que efectivamente recibe, en función a lo que se le hubiera ofrecido, la publicidad e información transmitida, las condiciones y circunstancias de la transacción, las características y naturaleza del producto o servicio, el precio, entre otros factores, atendiendo a las circunstancias del caso. </w:t>
       </w:r>
     </w:p>
     <w:p>
@@ -9352,7 +9352,7 @@
           <w:sz w:val="16"/>
           <w:szCs w:val="16"/>
         </w:rPr>
-        <w:t xml:space="preserve">           </w:t>
+        <w:t xml:space="preserve"> </w:t>
       </w:r>
       <w:r>
         <w:rPr>
@@ -9370,7 +9370,7 @@
           <w:sz w:val="16"/>
           <w:szCs w:val="16"/>
         </w:rPr>
-        <w:t>LEY SOBRE FACULTADES, NORMAS Y ORGANIZACIÓN DEL INDECOPI, APROBADA POR DECRETO LEGISLATIVO N° 807</w:t>
+        <w:t>LEY SOBRE FACULTADES, NORMAS Y ORGANIZACIÓN DEL INDECOPI, APROBADA POR DECRETO LEGISLATIVO 807</w:t>
       </w:r>
     </w:p>
     <w:p>
@@ -9608,7 +9608,7 @@
           <w:sz w:val="16"/>
           <w:szCs w:val="16"/>
         </w:rPr>
-        <w:t xml:space="preserve">            </w:t>
+        <w:t xml:space="preserve"> </w:t>
       </w:r>
       <w:r>
         <w:rPr>
@@ -9626,7 +9626,7 @@
           <w:sz w:val="16"/>
           <w:szCs w:val="16"/>
         </w:rPr>
-        <w:t xml:space="preserve">LEY N° 29571, CÓDIGO DE PROTECCIÓN Y DEFENSA DEL CONSUMIDOR, publicado el 2 de setiembre de 2010 y modificado por Decreto Legislativo N° 1308  </w:t>
+        <w:t xml:space="preserve">LEY 29571, CÓDIGO DE PROTECCIÓN Y DEFENSA DEL CONSUMIDOR, publicado el 2 de setiembre de 2010 y modificado por Decreto Legislativo 1308 </w:t>
       </w:r>
     </w:p>
     <w:p>
@@ -9656,7 +9656,7 @@
           <w:sz w:val="16"/>
           <w:szCs w:val="16"/>
         </w:rPr>
-        <w:t xml:space="preserve">  </w:t>
+        <w:t xml:space="preserve"> </w:t>
       </w:r>
     </w:p>
     <w:p>
@@ -9676,7 +9676,7 @@
           <w:sz w:val="16"/>
           <w:szCs w:val="16"/>
         </w:rPr>
-        <w:t xml:space="preserve">El Instituto Nacional de Defensa de la Competencia y de la Protección de la Propiedad Intelectual (Indecopi) es la autoridad con competencia primaria y de alcance nacional para conocer las presuntas infracciones a las disposiciones contenidas en el presente Código, así como para imponer las sanciones y medidas correctivas establecidas en el presente capítulo, conforme al Decreto Legislativo N° 1033, Ley de Organización y Funciones del Indecopi. Dicha competencia solo puede ser negada cuando ella haya sido asignada o se asigne a favor de otro organismo por norma expresa con rango de ley.  </w:t>
+        <w:t xml:space="preserve">El Instituto Nacional de Defensa de la Competencia y de la Protección de la Propiedad Intelectual (Indecopi) es la autoridad con competencia primaria y de alcance nacional para conocer las presuntas infracciones a las disposiciones contenidas en el presente Código, así como para imponer las sanciones y medidas correctivas establecidas en el presente capítulo, conforme al Decreto Legislativo 1033, Ley de Organización y Funciones del Indecopi. Dicha competencia solo puede ser negada cuando ella haya sido asignada o se asigne a favor de otro organismo por norma expresa con rango de ley. </w:t>
       </w:r>
     </w:p>
     <w:p>
@@ -9696,7 +9696,7 @@
           <w:sz w:val="16"/>
           <w:szCs w:val="16"/>
         </w:rPr>
-        <w:t xml:space="preserve">(…).  </w:t>
+        <w:t xml:space="preserve">(…). </w:t>
       </w:r>
     </w:p>
     <w:p>
@@ -9740,7 +9740,7 @@
           <w:sz w:val="16"/>
           <w:szCs w:val="16"/>
         </w:rPr>
-        <w:t xml:space="preserve">LEY DE ORGANIZACIÓN Y FUNCIONES DEL INDECOPI, APROBADA POR DECRETO LEGISLATIVO N° 1033  </w:t>
+        <w:t xml:space="preserve">LEY DE ORGANIZACIÓN Y FUNCIONES DEL INDECOPI, APROBADA POR DECRETO LEGISLATIVO 1033 </w:t>
       </w:r>
     </w:p>
     <w:p>
@@ -9770,7 +9770,7 @@
           <w:sz w:val="16"/>
           <w:szCs w:val="16"/>
         </w:rPr>
-        <w:t xml:space="preserve"> De la Comisión de Protección al Consumidor.-  </w:t>
+        <w:t xml:space="preserve"> De la Comisión de Protección al Consumidor.- </w:t>
       </w:r>
     </w:p>
     <w:p>
@@ -9790,7 +9790,7 @@
           <w:sz w:val="16"/>
           <w:szCs w:val="16"/>
         </w:rPr>
-        <w:t xml:space="preserve">Corresponde a la Comisión de Protección al Consumidor velar por el cumplimiento de la Ley de Protección al Consumidor y de las leyes que, en general, protegen a los consumidores de la falta de idoneidad de los bienes y servicios en función de la información brindada, de las omisiones de información y de la discriminación en el consumo, así como de aquellas que complementen o sustituyan a las anteriores.  </w:t>
+        <w:t xml:space="preserve">Corresponde a la Comisión de Protección al Consumidor velar por el cumplimiento de la Ley de Protección al Consumidor y de las leyes que, en general, protegen a los consumidores de la falta de idoneidad de los bienes y servicios en función de la información brindada, de las omisiones de información y de la discriminación en el consumo, así como de aquellas que complementen o sustituyan a las anteriores. </w:t>
       </w:r>
     </w:p>
     <w:p>
@@ -9834,7 +9834,7 @@
           <w:sz w:val="16"/>
           <w:szCs w:val="16"/>
         </w:rPr>
-        <w:t xml:space="preserve">LEY SOBRE FACULTADES, NORMAS Y ORGANIZACIÓN DEL INDECOPI, APROBADA POR DECRETO LEGISLATIVO N° 807  </w:t>
+        <w:t xml:space="preserve">LEY SOBRE FACULTADES, NORMAS Y ORGANIZACIÓN DEL INDECOPI, APROBADA POR DECRETO LEGISLATIVO 807 </w:t>
       </w:r>
     </w:p>
     <w:p>
@@ -9864,7 +9864,7 @@
           <w:sz w:val="16"/>
           <w:szCs w:val="16"/>
         </w:rPr>
-        <w:t xml:space="preserve">- El Secretario Técnico se encargará de la tramitación del procedimiento. Para ello, cuenta con las siguientes facultades:  </w:t>
+        <w:t xml:space="preserve">- El Secretario Técnico se encargará de la tramitación del procedimiento. Para ello, cuenta con las siguientes facultades: </w:t>
       </w:r>
     </w:p>
     <w:p>
@@ -9884,7 +9884,7 @@
           <w:sz w:val="16"/>
           <w:szCs w:val="16"/>
         </w:rPr>
-        <w:t xml:space="preserve">(...)  </w:t>
+        <w:t xml:space="preserve">(...) </w:t>
       </w:r>
     </w:p>
     <w:p>
@@ -9904,7 +9904,7 @@
           <w:sz w:val="16"/>
           <w:szCs w:val="16"/>
         </w:rPr>
-        <w:t xml:space="preserve">c) Admitir denuncias a trámite, en aquellos casos en que la Comisión le haya delegado esta facultad.  </w:t>
+        <w:t xml:space="preserve">c) Admitir denuncias a trámite, en aquellos casos en que la Comisión le haya delegado esta facultad. </w:t>
       </w:r>
     </w:p>
     <w:p>
@@ -9924,7 +9924,7 @@
           <w:sz w:val="16"/>
           <w:szCs w:val="16"/>
         </w:rPr>
-        <w:t xml:space="preserve">(...).  </w:t>
+        <w:t xml:space="preserve">(...). </w:t>
       </w:r>
     </w:p>
     <w:p>
@@ -9975,7 +9975,7 @@
           <w:szCs w:val="14"/>
         </w:rPr>
         <w:tab/>
-        <w:t>El número de trabajadores se atenderá siempre que la empresa haya sido constituida antes de la vigencia de la Ley Nº 30056, publicada el 2 de julio de 2013, que modificó el artículo 5 del Texto Único Ordenado de la Ley de Promoción de la Competitividad, Formalización y Desarrollo de la Micro y Pequeña Empresa y de Acceso al Empleo Decente (LEY MYPE). Ello, en la medida que la Tercera Disposición Complementaria Transitoria de la norma modificatoria precisa que las empresas constituidas antes de la entrada en vigencia de dicha Ley se rigen por los requisitos de acogimiento al régimen de las micro y pequeñas empresas regulados en el Decreto Legislativo 1086.</w:t>
+        <w:t>El número de trabajadores se atenderá siempre que la empresa haya sido constituida antes de la vigencia de la Ley 30056, publicada el 2 de julio de 2013, que modificó el artículo 5 del Texto Único Ordenado de la Ley de Promoción de la Competitividad, Formalización y Desarrollo de la Micro y Pequeña Empresa y de Acceso al Empleo Decente (LEY MYPE). Ello, en la medida que la Tercera Disposición Complementaria Transitoria de la norma modificatoria precisa que las empresas constituidas antes de la entrada en vigencia de dicha Ley se rigen por los requisitos de acogimiento al régimen de las micro y pequeñas empresas regulados en el Decreto Legislativo 1086.</w:t>
       </w:r>
     </w:p>
     <w:p>
@@ -10054,7 +10054,7 @@
           <w:sz w:val="14"/>
           <w:szCs w:val="14"/>
         </w:rPr>
-        <w:t>publicado el 2 de setiembre de 2010 y modificado por Decreto Legislativo N° 1308</w:t>
+        <w:t>publicado el 2 de setiembre de 2010 y modificado por Decreto Legislativo 1308</w:t>
       </w:r>
     </w:p>
     <w:p>
@@ -10211,7 +10211,7 @@
           <w:szCs w:val="14"/>
           <w:vertAlign w:val="superscript"/>
         </w:rPr>
-        <w:t xml:space="preserve">  </w:t>
+        <w:t xml:space="preserve"> </w:t>
       </w:r>
       <w:r>
         <w:rPr>
@@ -10219,7 +10219,7 @@
           <w:sz w:val="14"/>
           <w:szCs w:val="14"/>
         </w:rPr>
-        <w:t xml:space="preserve">     </w:t>
+        <w:t xml:space="preserve"> </w:t>
       </w:r>
       <w:r>
         <w:rPr>
@@ -10255,7 +10255,7 @@
           <w:sz w:val="14"/>
           <w:szCs w:val="14"/>
         </w:rPr>
-        <w:t>publicado el 2 de setiembre de 2010 y modificado por Decreto Legislativo N° 1308</w:t>
+        <w:t>publicado el 2 de setiembre de 2010 y modificado por Decreto Legislativo 1308</w:t>
       </w:r>
     </w:p>
     <w:p>
@@ -10298,7 +10298,7 @@
           <w:sz w:val="14"/>
           <w:szCs w:val="14"/>
         </w:rPr>
-        <w:t>El órgano resolutivo puede sancionar las infracciones administrativas a que se refiere el artículo 108º con amonestación y multas de hasta cuatrocientos cincuenta (450) Unidades Impositivas Tributarias (UIT), las cuales son calificadas de la siguiente manera:</w:t>
+        <w:t>El órgano resolutivo puede sancionar las infracciones administrativas a que se refiere el artículo 108 con amonestación y multas de hasta cuatrocientos cincuenta (450) Unidades Impositivas Tributarias (UIT), las cuales son calificadas de la siguiente manera:</w:t>
       </w:r>
     </w:p>
     <w:p>
@@ -10421,7 +10421,7 @@
           <w:sz w:val="14"/>
           <w:szCs w:val="14"/>
         </w:rPr>
-        <w:t xml:space="preserve">        </w:t>
+        <w:t xml:space="preserve"> </w:t>
       </w:r>
       <w:r>
         <w:rPr>
@@ -11166,7 +11166,7 @@
           <w:sz w:val="14"/>
           <w:szCs w:val="14"/>
         </w:rPr>
-        <w:t xml:space="preserve">         </w:t>
+        <w:t xml:space="preserve"> </w:t>
       </w:r>
       <w:r>
         <w:rPr>
@@ -11202,7 +11202,7 @@
           <w:sz w:val="14"/>
           <w:szCs w:val="14"/>
         </w:rPr>
-        <w:t>publicado el 2 de setiembre de 2010 y modificado por Decreto Legislativo N° 1308</w:t>
+        <w:t>publicado el 2 de setiembre de 2010 y modificado por Decreto Legislativo 1308</w:t>
       </w:r>
     </w:p>
     <w:p>
@@ -11381,7 +11381,7 @@
           <w:szCs w:val="14"/>
         </w:rPr>
         <w:tab/>
-        <w:t>DECRETO LEGISLATIVO Nº 807, LEY SOBRE FACULTADES, NORMAS Y ORGANIZACIÓN DEL INDECOPI FACULTADES DE LAS COMISIONES Y OFICINAS DEL INDECOPI</w:t>
+        <w:t>DECRETO LEGISLATIVO 807, LEY SOBRE FACULTADES, NORMAS Y ORGANIZACIÓN DEL INDECOPI FACULTADES DE LAS COMISIONES Y OFICINAS DEL INDECOPI</w:t>
       </w:r>
     </w:p>
     <w:p>
@@ -11659,7 +11659,7 @@
                               <w:sz w:val="15"/>
                               <w:szCs w:val="15"/>
                             </w:rPr>
-                            <w:t>SECRETARÍA TÉCNICA DE LA COMISIÓN DE PROTECCIÓN AL CONSUMIDOR N° 1</w:t>
+                            <w:t>SECRETARÍA TÉCNICA DE LA Comisión de Protección al Consumidor 1</w:t>
                           </w:r>
                         </w:p>
                         <w:p>
@@ -11732,7 +11732,7 @@
                         <w:sz w:val="15"/>
                         <w:szCs w:val="15"/>
                       </w:rPr>
-                      <w:t>SECRETARÍA TÉCNICA DE LA COMISIÓN DE PROTECCIÓN AL CONSUMIDOR N° 1</w:t>
+                      <w:t>SECRETARÍA TÉCNICA DE LA Comisión de Protección al Consumidor 1</w:t>
                     </w:r>
                   </w:p>
                   <w:p>

--- a/plantillas_maestras/03_seguro_desgravamen/falta_atencion_o_demora_reclamo/2_ddos_banco_y_aseguradora/sucesion_intestada/TPL_2995_2025_SEGURO_DESGRAVAMEN_FALTA_ATENCION_O_DEMORA_RECLAMO_BANCO_SUCESION_INTESTADA_R11.docx
+++ b/plantillas_maestras/03_seguro_desgravamen/falta_atencion_o_demora_reclamo/2_ddos_banco_y_aseguradora/sucesion_intestada/TPL_2995_2025_SEGURO_DESGRAVAMEN_FALTA_ATENCION_O_DEMORA_RECLAMO_BANCO_SUCESION_INTESTADA_R11.docx
@@ -145,7 +145,7 @@
           <w:bCs/>
           <w:lang w:eastAsia="es-PE"/>
         </w:rPr>
-        <w:t>DENUNCIANTE</w:t>
+        <w:t xml:space="preserve">DENUNCIANTE:[DENUNCIANTE] ([APELLIDO] )</w:t>
       </w:r>
       <w:r>
         <w:rPr>
@@ -155,7 +155,7 @@
           <w:lang w:eastAsia="es-PE"/>
         </w:rPr>
         <w:tab/>
-        <w:t>:</w:t>
+        <w:t/>
       </w:r>
       <w:r>
         <w:rPr>
@@ -172,14 +172,14 @@
           <w:rFonts w:ascii="Arial Narrow" w:eastAsia="Arial Narrow" w:hAnsi="Arial Narrow" w:cs="Arial"/>
           <w:b/>
         </w:rPr>
-        <w:t xml:space="preserve">SUCESIÓN </w:t>
-      </w:r>
-      <w:r>
-        <w:rPr>
-          <w:rFonts w:ascii="Arial Narrow" w:eastAsia="Arial Narrow" w:hAnsi="Arial Narrow" w:cs="Arial"/>
-          <w:b/>
-        </w:rPr>
-        <w:t>INTESTADA DE CÉSAR EMILIO MIRANDA SORIA</w:t>
+        <w:t xml:space="preserve"/>
+      </w:r>
+      <w:r>
+        <w:rPr>
+          <w:rFonts w:ascii="Arial Narrow" w:eastAsia="Arial Narrow" w:hAnsi="Arial Narrow" w:cs="Arial"/>
+          <w:b/>
+        </w:rPr>
+        <w:t/>
       </w:r>
       <w:r>
         <w:rPr>
@@ -194,28 +194,28 @@
           <w:rFonts w:ascii="Arial Narrow" w:eastAsia="Arial Narrow" w:hAnsi="Arial Narrow" w:cs="Arial"/>
           <w:b/>
         </w:rPr>
-        <w:t xml:space="preserve"> </w:t>
-      </w:r>
-      <w:r>
-        <w:rPr>
-          <w:rFonts w:ascii="Arial Narrow" w:eastAsia="Arial Narrow" w:hAnsi="Arial Narrow" w:cs="Arial"/>
-          <w:b/>
-        </w:rPr>
-        <w:t>(</w:t>
-      </w:r>
-      <w:r>
-        <w:rPr>
-          <w:rFonts w:ascii="Arial Narrow" w:eastAsia="Arial Narrow" w:hAnsi="Arial Narrow" w:cs="Arial"/>
-          <w:b/>
-        </w:rPr>
-        <w:t>SUCESIÓN INTESTADA</w:t>
-      </w:r>
-      <w:r>
-        <w:rPr>
-          <w:rFonts w:ascii="Arial Narrow" w:eastAsia="Arial Narrow" w:hAnsi="Arial Narrow" w:cs="Arial"/>
-          <w:b/>
-        </w:rPr>
-        <w:t>)</w:t>
+        <w:t xml:space="preserve"/>
+      </w:r>
+      <w:r>
+        <w:rPr>
+          <w:rFonts w:ascii="Arial Narrow" w:eastAsia="Arial Narrow" w:hAnsi="Arial Narrow" w:cs="Arial"/>
+          <w:b/>
+        </w:rPr>
+        <w:t/>
+      </w:r>
+      <w:r>
+        <w:rPr>
+          <w:rFonts w:ascii="Arial Narrow" w:eastAsia="Arial Narrow" w:hAnsi="Arial Narrow" w:cs="Arial"/>
+          <w:b/>
+        </w:rPr>
+        <w:t/>
+      </w:r>
+      <w:r>
+        <w:rPr>
+          <w:rFonts w:ascii="Arial Narrow" w:eastAsia="Arial Narrow" w:hAnsi="Arial Narrow" w:cs="Arial"/>
+          <w:b/>
+        </w:rPr>
+        <w:t/>
       </w:r>
       <w:bookmarkStart w:id="2" w:name="_Hlk184983183"/>
       <w:bookmarkEnd w:id="1"/>
@@ -649,154 +649,154 @@
         <w:rPr>
           <w:rFonts w:ascii="Arial Narrow" w:hAnsi="Arial Narrow" w:cs="Arial"/>
         </w:rPr>
-        <w:t xml:space="preserve">Mediante escrito </w:t>
-      </w:r>
-      <w:r>
-        <w:rPr>
-          <w:rFonts w:ascii="Arial Narrow" w:hAnsi="Arial Narrow"/>
-        </w:rPr>
-        <w:t xml:space="preserve">del </w:t>
-      </w:r>
-      <w:r>
-        <w:rPr>
-          <w:rFonts w:ascii="Arial Narrow" w:hAnsi="Arial Narrow"/>
-        </w:rPr>
-        <w:t>15 de noviembre de 2025, subsanado mediante escrito del 16 de diciembre de 2025</w:t>
-      </w:r>
-      <w:r>
-        <w:rPr>
-          <w:rFonts w:ascii="Arial Narrow" w:hAnsi="Arial Narrow"/>
-        </w:rPr>
-        <w:t xml:space="preserve">, </w:t>
-      </w:r>
-      <w:r>
-        <w:rPr>
-          <w:rFonts w:ascii="Arial Narrow" w:hAnsi="Arial Narrow" w:cs="Arial"/>
-        </w:rPr>
-        <w:t xml:space="preserve">la </w:t>
-      </w:r>
-      <w:r>
-        <w:rPr>
-          <w:rFonts w:ascii="Arial Narrow" w:hAnsi="Arial Narrow" w:cs="Arial"/>
-        </w:rPr>
-        <w:t>Sucesión Intestada interpuso</w:t>
-      </w:r>
-      <w:r>
-        <w:rPr>
-          <w:rFonts w:ascii="Arial Narrow" w:hAnsi="Arial Narrow" w:cs="Arial"/>
-        </w:rPr>
-        <w:t xml:space="preserve"> una denuncia contra </w:t>
-      </w:r>
-      <w:r>
-        <w:rPr>
-          <w:rFonts w:ascii="Arial Narrow" w:eastAsia="Arial Narrow" w:hAnsi="Arial Narrow" w:cs="Arial"/>
-          <w:lang w:eastAsia="es-PE"/>
-        </w:rPr>
-        <w:t xml:space="preserve">Banco de Crédito, Pacífico, </w:t>
-      </w:r>
-      <w:r>
-        <w:rPr>
-          <w:rFonts w:ascii="Arial Narrow" w:eastAsia="Arial Narrow" w:hAnsi="Arial Narrow" w:cs="Arial"/>
-          <w:lang w:eastAsia="es-PE"/>
-        </w:rPr>
-        <w:t xml:space="preserve">Banco Internacional del Perú S.A.A. – </w:t>
-      </w:r>
-      <w:r>
-        <w:rPr>
-          <w:rFonts w:ascii="Arial Narrow" w:eastAsia="Arial Narrow" w:hAnsi="Arial Narrow" w:cs="Arial"/>
-          <w:lang w:eastAsia="es-PE"/>
-        </w:rPr>
-        <w:t>Interbank</w:t>
-      </w:r>
-      <w:r>
-        <w:rPr>
-          <w:rFonts w:ascii="Arial Narrow" w:eastAsia="Arial Narrow" w:hAnsi="Arial Narrow" w:cs="Arial"/>
-          <w:lang w:eastAsia="es-PE"/>
-        </w:rPr>
-        <w:t xml:space="preserve"> (en adelante, Interbank)</w:t>
-      </w:r>
-      <w:r>
-        <w:rPr>
-          <w:rFonts w:ascii="Arial Narrow" w:eastAsia="Arial Narrow" w:hAnsi="Arial Narrow" w:cs="Arial"/>
-          <w:lang w:eastAsia="es-PE"/>
-        </w:rPr>
-        <w:t>, Interseguro</w:t>
-      </w:r>
-      <w:r>
-        <w:rPr>
-          <w:rFonts w:ascii="Arial Narrow" w:eastAsia="Arial Narrow" w:hAnsi="Arial Narrow" w:cs="Arial"/>
-          <w:lang w:eastAsia="es-PE"/>
-        </w:rPr>
-        <w:t xml:space="preserve"> Compañía de Seguros S.A. (en adelante, Interseguro)</w:t>
-      </w:r>
-      <w:r>
-        <w:rPr>
-          <w:rFonts w:ascii="Arial Narrow" w:eastAsia="Arial Narrow" w:hAnsi="Arial Narrow" w:cs="Arial"/>
-          <w:lang w:eastAsia="es-PE"/>
-        </w:rPr>
-        <w:t>, Scotiabank</w:t>
-      </w:r>
-      <w:r>
-        <w:rPr>
-          <w:rFonts w:ascii="Arial Narrow" w:eastAsia="Arial Narrow" w:hAnsi="Arial Narrow" w:cs="Arial"/>
-          <w:lang w:eastAsia="es-PE"/>
-        </w:rPr>
-        <w:t xml:space="preserve"> Perú S.A.A. (en adelante, Scotiabank)</w:t>
-      </w:r>
-      <w:r>
-        <w:rPr>
-          <w:rFonts w:ascii="Arial Narrow" w:eastAsia="Arial Narrow" w:hAnsi="Arial Narrow" w:cs="Arial"/>
-          <w:lang w:eastAsia="es-PE"/>
-        </w:rPr>
-        <w:t>, BNP Paribas</w:t>
-      </w:r>
-      <w:r>
-        <w:rPr>
-          <w:rFonts w:ascii="Arial Narrow" w:eastAsia="Arial Narrow" w:hAnsi="Arial Narrow" w:cs="Arial"/>
-          <w:lang w:eastAsia="es-PE"/>
-        </w:rPr>
-        <w:t xml:space="preserve"> Cardif S.A. Compañía de Seguros y Reaseguros S.A. (BNP Paribas);</w:t>
-      </w:r>
-      <w:r>
-        <w:rPr>
-          <w:rFonts w:ascii="Arial Narrow" w:eastAsia="Arial Narrow" w:hAnsi="Arial Narrow" w:cs="Arial"/>
-          <w:lang w:eastAsia="es-PE"/>
-        </w:rPr>
-        <w:t xml:space="preserve"> y</w:t>
-      </w:r>
-      <w:r>
-        <w:rPr>
-          <w:rFonts w:ascii="Arial Narrow" w:eastAsia="Arial Narrow" w:hAnsi="Arial Narrow" w:cs="Arial"/>
-          <w:lang w:eastAsia="es-PE"/>
-        </w:rPr>
-        <w:t>,</w:t>
-      </w:r>
-      <w:r>
-        <w:rPr>
-          <w:rFonts w:ascii="Arial Narrow" w:eastAsia="Arial Narrow" w:hAnsi="Arial Narrow" w:cs="Arial"/>
-          <w:lang w:eastAsia="es-PE"/>
-        </w:rPr>
-        <w:t xml:space="preserve"> Estudio Muñiz</w:t>
-      </w:r>
-      <w:r>
-        <w:rPr>
-          <w:rFonts w:ascii="Arial Narrow" w:eastAsia="Arial Narrow" w:hAnsi="Arial Narrow" w:cs="Arial"/>
-          <w:lang w:eastAsia="es-PE"/>
-        </w:rPr>
-        <w:t xml:space="preserve"> SRL (en adelante, Estudio Muñiz),</w:t>
-      </w:r>
-      <w:r>
-        <w:rPr>
-          <w:rFonts w:ascii="Arial Narrow" w:eastAsia="Arial Narrow" w:hAnsi="Arial Narrow" w:cs="Arial"/>
-          <w:lang w:eastAsia="es-PE"/>
-        </w:rPr>
-        <w:t xml:space="preserve"> </w:t>
-      </w:r>
-      <w:r>
-        <w:rPr>
-          <w:rFonts w:ascii="Arial Narrow" w:hAnsi="Arial Narrow" w:cs="Arial"/>
-        </w:rPr>
-        <w:t>por presuntas infracciones a la Ley 29571, Código de Protección y Defensa del Consumidor (en adelante, Código)</w:t>
+        <w:t xml:space="preserve">Mediante escrito del 15 de noviembre de 2025, subsanado mediante escrito del 16 de diciembre de 2025, la [APELLIDO] interpuso una denuncia contra Banco de Crédito, Pacífico, Banco Internacional del Perú S.A.A. – Interbank (en adelante, Interbank), Interseguro Compañía de Seguros S.A. (en adelante, Interseguro), Scotiabank Perú S.A.A. (en adelante, Scotiabank), BNP Paribas Cardif S.A. Compañía de Seguros y Reaseguros S.A. (BNP Paribas); y, Estudio Muñiz SRL (en adelante, Estudio Muñiz), por presuntas infracciones a la Ley 29571, Código de Protección y Defensa del Consumidor (en adelante, Código), señalando lo siguiente: </w:t>
+      </w:r>
+      <w:r>
+        <w:rPr>
+          <w:rFonts w:ascii="Arial Narrow" w:hAnsi="Arial Narrow"/>
+        </w:rPr>
+        <w:t xml:space="preserve"/>
+      </w:r>
+      <w:r>
+        <w:rPr>
+          <w:rFonts w:ascii="Arial Narrow" w:hAnsi="Arial Narrow"/>
+        </w:rPr>
+        <w:t/>
+      </w:r>
+      <w:r>
+        <w:rPr>
+          <w:rFonts w:ascii="Arial Narrow" w:hAnsi="Arial Narrow"/>
+        </w:rPr>
+        <w:t xml:space="preserve"/>
+      </w:r>
+      <w:r>
+        <w:rPr>
+          <w:rFonts w:ascii="Arial Narrow" w:hAnsi="Arial Narrow" w:cs="Arial"/>
+        </w:rPr>
+        <w:t xml:space="preserve"/>
+      </w:r>
+      <w:r>
+        <w:rPr>
+          <w:rFonts w:ascii="Arial Narrow" w:hAnsi="Arial Narrow" w:cs="Arial"/>
+        </w:rPr>
+        <w:t/>
+      </w:r>
+      <w:r>
+        <w:rPr>
+          <w:rFonts w:ascii="Arial Narrow" w:hAnsi="Arial Narrow" w:cs="Arial"/>
+        </w:rPr>
+        <w:t xml:space="preserve"/>
+      </w:r>
+      <w:r>
+        <w:rPr>
+          <w:rFonts w:ascii="Arial Narrow" w:eastAsia="Arial Narrow" w:hAnsi="Arial Narrow" w:cs="Arial"/>
+          <w:lang w:eastAsia="es-PE"/>
+        </w:rPr>
+        <w:t xml:space="preserve"/>
+      </w:r>
+      <w:r>
+        <w:rPr>
+          <w:rFonts w:ascii="Arial Narrow" w:eastAsia="Arial Narrow" w:hAnsi="Arial Narrow" w:cs="Arial"/>
+          <w:lang w:eastAsia="es-PE"/>
+        </w:rPr>
+        <w:t xml:space="preserve"/>
+      </w:r>
+      <w:r>
+        <w:rPr>
+          <w:rFonts w:ascii="Arial Narrow" w:eastAsia="Arial Narrow" w:hAnsi="Arial Narrow" w:cs="Arial"/>
+          <w:lang w:eastAsia="es-PE"/>
+        </w:rPr>
+        <w:t/>
+      </w:r>
+      <w:r>
+        <w:rPr>
+          <w:rFonts w:ascii="Arial Narrow" w:eastAsia="Arial Narrow" w:hAnsi="Arial Narrow" w:cs="Arial"/>
+          <w:lang w:eastAsia="es-PE"/>
+        </w:rPr>
+        <w:t xml:space="preserve"/>
+      </w:r>
+      <w:r>
+        <w:rPr>
+          <w:rFonts w:ascii="Arial Narrow" w:eastAsia="Arial Narrow" w:hAnsi="Arial Narrow" w:cs="Arial"/>
+          <w:lang w:eastAsia="es-PE"/>
+        </w:rPr>
+        <w:t/>
+      </w:r>
+      <w:r>
+        <w:rPr>
+          <w:rFonts w:ascii="Arial Narrow" w:eastAsia="Arial Narrow" w:hAnsi="Arial Narrow" w:cs="Arial"/>
+          <w:lang w:eastAsia="es-PE"/>
+        </w:rPr>
+        <w:t xml:space="preserve"/>
+      </w:r>
+      <w:r>
+        <w:rPr>
+          <w:rFonts w:ascii="Arial Narrow" w:eastAsia="Arial Narrow" w:hAnsi="Arial Narrow" w:cs="Arial"/>
+          <w:lang w:eastAsia="es-PE"/>
+        </w:rPr>
+        <w:t/>
+      </w:r>
+      <w:r>
+        <w:rPr>
+          <w:rFonts w:ascii="Arial Narrow" w:eastAsia="Arial Narrow" w:hAnsi="Arial Narrow" w:cs="Arial"/>
+          <w:lang w:eastAsia="es-PE"/>
+        </w:rPr>
+        <w:t xml:space="preserve"/>
+      </w:r>
+      <w:r>
+        <w:rPr>
+          <w:rFonts w:ascii="Arial Narrow" w:eastAsia="Arial Narrow" w:hAnsi="Arial Narrow" w:cs="Arial"/>
+          <w:lang w:eastAsia="es-PE"/>
+        </w:rPr>
+        <w:t/>
+      </w:r>
+      <w:r>
+        <w:rPr>
+          <w:rFonts w:ascii="Arial Narrow" w:eastAsia="Arial Narrow" w:hAnsi="Arial Narrow" w:cs="Arial"/>
+          <w:lang w:eastAsia="es-PE"/>
+        </w:rPr>
+        <w:t xml:space="preserve"/>
+      </w:r>
+      <w:r>
+        <w:rPr>
+          <w:rFonts w:ascii="Arial Narrow" w:eastAsia="Arial Narrow" w:hAnsi="Arial Narrow" w:cs="Arial"/>
+          <w:lang w:eastAsia="es-PE"/>
+        </w:rPr>
+        <w:t xml:space="preserve"/>
+      </w:r>
+      <w:r>
+        <w:rPr>
+          <w:rFonts w:ascii="Arial Narrow" w:eastAsia="Arial Narrow" w:hAnsi="Arial Narrow" w:cs="Arial"/>
+          <w:lang w:eastAsia="es-PE"/>
+        </w:rPr>
+        <w:t/>
+      </w:r>
+      <w:r>
+        <w:rPr>
+          <w:rFonts w:ascii="Arial Narrow" w:eastAsia="Arial Narrow" w:hAnsi="Arial Narrow" w:cs="Arial"/>
+          <w:lang w:eastAsia="es-PE"/>
+        </w:rPr>
+        <w:t xml:space="preserve"/>
+      </w:r>
+      <w:r>
+        <w:rPr>
+          <w:rFonts w:ascii="Arial Narrow" w:eastAsia="Arial Narrow" w:hAnsi="Arial Narrow" w:cs="Arial"/>
+          <w:lang w:eastAsia="es-PE"/>
+        </w:rPr>
+        <w:t xml:space="preserve"/>
+      </w:r>
+      <w:r>
+        <w:rPr>
+          <w:rFonts w:ascii="Arial Narrow" w:eastAsia="Arial Narrow" w:hAnsi="Arial Narrow" w:cs="Arial"/>
+          <w:lang w:eastAsia="es-PE"/>
+        </w:rPr>
+        <w:t xml:space="preserve"/>
+      </w:r>
+      <w:r>
+        <w:rPr>
+          <w:rFonts w:ascii="Arial Narrow" w:hAnsi="Arial Narrow" w:cs="Arial"/>
+        </w:rPr>
+        <w:t/>
       </w:r>
       <w:r>
         <w:rPr>
@@ -809,7 +809,7 @@
         <w:rPr>
           <w:rFonts w:ascii="Arial Narrow" w:hAnsi="Arial Narrow" w:cs="Arial"/>
         </w:rPr>
-        <w:t>, señalando lo siguiente: </w:t>
+        <w:t/>
       </w:r>
     </w:p>
     <w:p>
@@ -841,31 +841,31 @@
         <w:rPr>
           <w:rFonts w:ascii="Arial Narrow" w:hAnsi="Arial Narrow" w:cs="Arial"/>
         </w:rPr>
-        <w:t>El</w:t>
-      </w:r>
-      <w:r>
-        <w:rPr>
-          <w:rFonts w:ascii="Arial Narrow" w:hAnsi="Arial Narrow" w:cs="Arial"/>
-        </w:rPr>
-        <w:t xml:space="preserve"> señor Cesar Emilio Miranda Soria (en adelante el señor Cesar Miranda) obtuvo un crédito bancario con el Banco de Crédito, el cual contaba con </w:t>
-      </w:r>
-      <w:r>
-        <w:rPr>
-          <w:rFonts w:ascii="Arial Narrow" w:hAnsi="Arial Narrow" w:cs="Arial"/>
-        </w:rPr>
-        <w:t>el Seguro de Desgravamen -</w:t>
-      </w:r>
-      <w:r>
-        <w:rPr>
-          <w:rFonts w:ascii="Arial Narrow" w:hAnsi="Arial Narrow" w:cs="Arial"/>
-        </w:rPr>
-        <w:t xml:space="preserve"> Póliza 24260 </w:t>
-      </w:r>
-      <w:r>
-        <w:rPr>
-          <w:rFonts w:ascii="Arial Narrow" w:hAnsi="Arial Narrow" w:cs="Arial"/>
-        </w:rPr>
-        <w:t>emitido por Pacífico.</w:t>
+        <w:t xml:space="preserve">El señor [APELLIDO] [APELLIDO] (en adelante el señor [APELLIDO] [APELLIDO]) obtuvo un crédito bancario con el Banco de Crédito, el cual contaba con el Seguro de Desgravamen - Póliza 24260 emitido por Pacífico.</w:t>
+      </w:r>
+      <w:r>
+        <w:rPr>
+          <w:rFonts w:ascii="Arial Narrow" w:hAnsi="Arial Narrow" w:cs="Arial"/>
+        </w:rPr>
+        <w:t xml:space="preserve"/>
+      </w:r>
+      <w:r>
+        <w:rPr>
+          <w:rFonts w:ascii="Arial Narrow" w:hAnsi="Arial Narrow" w:cs="Arial"/>
+        </w:rPr>
+        <w:t/>
+      </w:r>
+      <w:r>
+        <w:rPr>
+          <w:rFonts w:ascii="Arial Narrow" w:hAnsi="Arial Narrow" w:cs="Arial"/>
+        </w:rPr>
+        <w:t xml:space="preserve"/>
+      </w:r>
+      <w:r>
+        <w:rPr>
+          <w:rFonts w:ascii="Arial Narrow" w:hAnsi="Arial Narrow" w:cs="Arial"/>
+        </w:rPr>
+        <w:t/>
       </w:r>
     </w:p>
     <w:p>
@@ -897,67 +897,67 @@
         <w:rPr>
           <w:rFonts w:ascii="Arial Narrow" w:hAnsi="Arial Narrow" w:cs="Arial"/>
         </w:rPr>
-        <w:t>Con anterioridad al 26 de julio del 2024, el señor Cesar Miranda de la Sucesión Intestada obtuvo</w:t>
-      </w:r>
-      <w:r>
-        <w:rPr>
-          <w:rFonts w:ascii="Arial Narrow" w:hAnsi="Arial Narrow" w:cs="Arial"/>
-        </w:rPr>
-        <w:t xml:space="preserve"> con Interbank</w:t>
-      </w:r>
-      <w:r>
-        <w:rPr>
-          <w:rFonts w:ascii="Arial Narrow" w:hAnsi="Arial Narrow" w:cs="Arial"/>
-        </w:rPr>
-        <w:t>: (i) un crédito bancario</w:t>
-      </w:r>
-      <w:r>
-        <w:rPr>
-          <w:rFonts w:ascii="Arial Narrow" w:hAnsi="Arial Narrow" w:cs="Arial"/>
-        </w:rPr>
-        <w:t xml:space="preserve"> el </w:t>
-      </w:r>
-      <w:r>
-        <w:rPr>
-          <w:rFonts w:ascii="Arial Narrow" w:hAnsi="Arial Narrow" w:cs="Arial"/>
-        </w:rPr>
-        <w:t xml:space="preserve">cual </w:t>
-      </w:r>
-      <w:r>
-        <w:rPr>
-          <w:rFonts w:ascii="Arial Narrow" w:hAnsi="Arial Narrow" w:cs="Arial"/>
-        </w:rPr>
-        <w:t>contaba un con Seguro de Desgravamen emitido por Intersegur</w:t>
-      </w:r>
-      <w:r>
-        <w:rPr>
-          <w:rFonts w:ascii="Arial Narrow" w:hAnsi="Arial Narrow" w:cs="Arial"/>
-        </w:rPr>
-        <w:t>o</w:t>
-      </w:r>
-      <w:r>
-        <w:rPr>
-          <w:rFonts w:ascii="Arial Narrow" w:hAnsi="Arial Narrow" w:cs="Arial"/>
-        </w:rPr>
-        <w:t xml:space="preserve">, y (ii) un crédito </w:t>
-      </w:r>
-      <w:r>
-        <w:rPr>
-          <w:rFonts w:ascii="Arial Narrow" w:hAnsi="Arial Narrow" w:cs="Arial"/>
-        </w:rPr>
-        <w:t xml:space="preserve">mype 10251172 </w:t>
-      </w:r>
-      <w:r>
-        <w:rPr>
-          <w:rFonts w:ascii="Arial Narrow" w:hAnsi="Arial Narrow" w:cs="Arial"/>
-        </w:rPr>
-        <w:t xml:space="preserve">el cual contaba </w:t>
-      </w:r>
-      <w:r>
-        <w:rPr>
-          <w:rFonts w:ascii="Arial Narrow" w:hAnsi="Arial Narrow" w:cs="Arial"/>
-        </w:rPr>
-        <w:t>con Seguro de Desgravamen emitido por Interseguro.</w:t>
+        <w:t xml:space="preserve">Con anterioridad al 26 de julio del 2024, el señor [APELLIDO] [APELLIDO] obtuvo con Interbank: (i) un crédito bancario el cual contaba un con Seguro de Desgravamen emitido por Interseguro, y (ii) un crédito mype 10251172 el cual contaba con Seguro de Desgravamen emitido por Interseguro.</w:t>
+      </w:r>
+      <w:r>
+        <w:rPr>
+          <w:rFonts w:ascii="Arial Narrow" w:hAnsi="Arial Narrow" w:cs="Arial"/>
+        </w:rPr>
+        <w:t xml:space="preserve"/>
+      </w:r>
+      <w:r>
+        <w:rPr>
+          <w:rFonts w:ascii="Arial Narrow" w:hAnsi="Arial Narrow" w:cs="Arial"/>
+        </w:rPr>
+        <w:t/>
+      </w:r>
+      <w:r>
+        <w:rPr>
+          <w:rFonts w:ascii="Arial Narrow" w:hAnsi="Arial Narrow" w:cs="Arial"/>
+        </w:rPr>
+        <w:t xml:space="preserve"/>
+      </w:r>
+      <w:r>
+        <w:rPr>
+          <w:rFonts w:ascii="Arial Narrow" w:hAnsi="Arial Narrow" w:cs="Arial"/>
+        </w:rPr>
+        <w:t xml:space="preserve"/>
+      </w:r>
+      <w:r>
+        <w:rPr>
+          <w:rFonts w:ascii="Arial Narrow" w:hAnsi="Arial Narrow" w:cs="Arial"/>
+        </w:rPr>
+        <w:t/>
+      </w:r>
+      <w:r>
+        <w:rPr>
+          <w:rFonts w:ascii="Arial Narrow" w:hAnsi="Arial Narrow" w:cs="Arial"/>
+        </w:rPr>
+        <w:t/>
+      </w:r>
+      <w:r>
+        <w:rPr>
+          <w:rFonts w:ascii="Arial Narrow" w:hAnsi="Arial Narrow" w:cs="Arial"/>
+        </w:rPr>
+        <w:t xml:space="preserve"/>
+      </w:r>
+      <w:r>
+        <w:rPr>
+          <w:rFonts w:ascii="Arial Narrow" w:hAnsi="Arial Narrow" w:cs="Arial"/>
+        </w:rPr>
+        <w:t xml:space="preserve"/>
+      </w:r>
+      <w:r>
+        <w:rPr>
+          <w:rFonts w:ascii="Arial Narrow" w:hAnsi="Arial Narrow" w:cs="Arial"/>
+        </w:rPr>
+        <w:t xml:space="preserve"/>
+      </w:r>
+      <w:r>
+        <w:rPr>
+          <w:rFonts w:ascii="Arial Narrow" w:hAnsi="Arial Narrow" w:cs="Arial"/>
+        </w:rPr>
+        <w:t/>
       </w:r>
     </w:p>
     <w:p>
@@ -989,19 +989,19 @@
         <w:rPr>
           <w:rFonts w:ascii="Arial Narrow" w:hAnsi="Arial Narrow" w:cs="Arial"/>
         </w:rPr>
-        <w:t xml:space="preserve">Con anterioridad al 26 de julio del 2024, el señor Cesar Miranda </w:t>
-      </w:r>
-      <w:r>
-        <w:rPr>
-          <w:rFonts w:ascii="Arial Narrow" w:hAnsi="Arial Narrow" w:cs="Arial"/>
-        </w:rPr>
-        <w:t>obtuvo</w:t>
-      </w:r>
-      <w:r>
-        <w:rPr>
-          <w:rFonts w:ascii="Arial Narrow" w:hAnsi="Arial Narrow" w:cs="Arial"/>
-        </w:rPr>
-        <w:t xml:space="preserve"> un crédito con Scotiabank, el cual contaba con Seguro de Desgravamen emitido por BNP Paribas.</w:t>
+        <w:t xml:space="preserve">Con anterioridad al 26 de julio del 2024, el señor [APELLIDO] [APELLIDO] obtuvo un crédito con Scotiabank, el cual contaba con Seguro de Desgravamen emitido por BNP Paribas.</w:t>
+      </w:r>
+      <w:r>
+        <w:rPr>
+          <w:rFonts w:ascii="Arial Narrow" w:hAnsi="Arial Narrow" w:cs="Arial"/>
+        </w:rPr>
+        <w:t/>
+      </w:r>
+      <w:r>
+        <w:rPr>
+          <w:rFonts w:ascii="Arial Narrow" w:hAnsi="Arial Narrow" w:cs="Arial"/>
+        </w:rPr>
+        <w:t xml:space="preserve"/>
       </w:r>
     </w:p>
     <w:p>
@@ -1031,19 +1031,19 @@
         <w:rPr>
           <w:rFonts w:ascii="Arial Narrow" w:hAnsi="Arial Narrow" w:cs="Arial"/>
         </w:rPr>
-        <w:t>El 26 de julio del 2024, falleció el señor Cesar Miranda (en adelante</w:t>
-      </w:r>
-      <w:r>
-        <w:rPr>
-          <w:rFonts w:ascii="Arial Narrow" w:hAnsi="Arial Narrow" w:cs="Arial"/>
-        </w:rPr>
-        <w:t>,</w:t>
-      </w:r>
-      <w:r>
-        <w:rPr>
-          <w:rFonts w:ascii="Arial Narrow" w:hAnsi="Arial Narrow" w:cs="Arial"/>
-        </w:rPr>
-        <w:t xml:space="preserve"> el causante de la Sucesión Intestada), a consecuencia de una cirrosis hepática que no había sido detectado previamente. </w:t>
+        <w:t xml:space="preserve">El 26 de julio del 2024, falleció el señor [APELLIDO] (en adelante, el causante [APELLIDO] ), a consecuencia de una cirrosis hepática que no había sido detectado previamente. </w:t>
+      </w:r>
+      <w:r>
+        <w:rPr>
+          <w:rFonts w:ascii="Arial Narrow" w:hAnsi="Arial Narrow" w:cs="Arial"/>
+        </w:rPr>
+        <w:t/>
+      </w:r>
+      <w:r>
+        <w:rPr>
+          <w:rFonts w:ascii="Arial Narrow" w:hAnsi="Arial Narrow" w:cs="Arial"/>
+        </w:rPr>
+        <w:t xml:space="preserve"/>
       </w:r>
     </w:p>
     <w:p>
@@ -1073,85 +1073,85 @@
         <w:rPr>
           <w:rFonts w:ascii="Arial Narrow" w:hAnsi="Arial Narrow" w:cs="Arial"/>
         </w:rPr>
-        <w:t xml:space="preserve">El 5 de agosto del 2024, </w:t>
-      </w:r>
-      <w:r>
-        <w:rPr>
-          <w:rFonts w:ascii="Arial Narrow" w:hAnsi="Arial Narrow" w:cs="Arial"/>
-        </w:rPr>
-        <w:t xml:space="preserve">el </w:t>
-      </w:r>
-      <w:r>
-        <w:rPr>
-          <w:rFonts w:ascii="Arial Narrow" w:hAnsi="Arial Narrow" w:cs="Arial"/>
-        </w:rPr>
-        <w:t xml:space="preserve">Banco de Crédito requirió la entrega de información para dar inicio al trámite de </w:t>
-      </w:r>
-      <w:r>
-        <w:rPr>
-          <w:rFonts w:ascii="Arial Narrow" w:hAnsi="Arial Narrow" w:cs="Arial"/>
-        </w:rPr>
-        <w:t>solicitud de otorgamiento</w:t>
-      </w:r>
-      <w:r>
-        <w:rPr>
-          <w:rFonts w:ascii="Arial Narrow" w:hAnsi="Arial Narrow" w:cs="Arial"/>
-        </w:rPr>
-        <w:t xml:space="preserve"> de</w:t>
-      </w:r>
-      <w:r>
-        <w:rPr>
-          <w:rFonts w:ascii="Arial Narrow" w:hAnsi="Arial Narrow" w:cs="Arial"/>
-        </w:rPr>
-        <w:t xml:space="preserve"> cobertura de</w:t>
-      </w:r>
-      <w:r>
-        <w:rPr>
-          <w:rFonts w:ascii="Arial Narrow" w:hAnsi="Arial Narrow" w:cs="Arial"/>
-        </w:rPr>
-        <w:t xml:space="preserve"> </w:t>
-      </w:r>
-      <w:r>
-        <w:rPr>
-          <w:rFonts w:ascii="Arial Narrow" w:hAnsi="Arial Narrow" w:cs="Arial"/>
-        </w:rPr>
-        <w:t xml:space="preserve">Seguro </w:t>
-      </w:r>
-      <w:r>
-        <w:rPr>
-          <w:rFonts w:ascii="Arial Narrow" w:hAnsi="Arial Narrow" w:cs="Arial"/>
-        </w:rPr>
-        <w:t>d</w:t>
-      </w:r>
-      <w:r>
-        <w:rPr>
-          <w:rFonts w:ascii="Arial Narrow" w:hAnsi="Arial Narrow" w:cs="Arial"/>
-        </w:rPr>
-        <w:t>e Desgravamen</w:t>
-      </w:r>
-      <w:r>
-        <w:rPr>
-          <w:rFonts w:ascii="Arial Narrow" w:hAnsi="Arial Narrow" w:cs="Arial"/>
-        </w:rPr>
-        <w:t xml:space="preserve"> emitido por Pacífico</w:t>
-      </w:r>
-      <w:r>
-        <w:rPr>
-          <w:rFonts w:ascii="Arial Narrow" w:hAnsi="Arial Narrow" w:cs="Arial"/>
-        </w:rPr>
-        <w:t xml:space="preserve"> </w:t>
-      </w:r>
-      <w:r>
-        <w:rPr>
-          <w:rFonts w:ascii="Arial Narrow" w:hAnsi="Arial Narrow" w:cs="Arial"/>
-        </w:rPr>
-        <w:t>correspondiente al fallecimiento del causante de la Sucesión Intestada</w:t>
-      </w:r>
-      <w:r>
-        <w:rPr>
-          <w:rFonts w:ascii="Arial Narrow" w:hAnsi="Arial Narrow" w:cs="Arial"/>
-        </w:rPr>
-        <w:t>, la cual fue presentada el 7 de agosto de 2024.</w:t>
+        <w:t xml:space="preserve">El 5 de agosto del 2024, el Banco de Crédito requirió la entrega de información para dar inicio al trámite de solicitud de otorgamiento de cobertura de Seguro de Desgravamen emitido por Pacífico correspondiente al fallecimiento del causante [APELLIDO] , la cual fue presentada el 7 de agosto de 2024.</w:t>
+      </w:r>
+      <w:r>
+        <w:rPr>
+          <w:rFonts w:ascii="Arial Narrow" w:hAnsi="Arial Narrow" w:cs="Arial"/>
+        </w:rPr>
+        <w:t xml:space="preserve"/>
+      </w:r>
+      <w:r>
+        <w:rPr>
+          <w:rFonts w:ascii="Arial Narrow" w:hAnsi="Arial Narrow" w:cs="Arial"/>
+        </w:rPr>
+        <w:t xml:space="preserve"/>
+      </w:r>
+      <w:r>
+        <w:rPr>
+          <w:rFonts w:ascii="Arial Narrow" w:hAnsi="Arial Narrow" w:cs="Arial"/>
+        </w:rPr>
+        <w:t/>
+      </w:r>
+      <w:r>
+        <w:rPr>
+          <w:rFonts w:ascii="Arial Narrow" w:hAnsi="Arial Narrow" w:cs="Arial"/>
+        </w:rPr>
+        <w:t xml:space="preserve"/>
+      </w:r>
+      <w:r>
+        <w:rPr>
+          <w:rFonts w:ascii="Arial Narrow" w:hAnsi="Arial Narrow" w:cs="Arial"/>
+        </w:rPr>
+        <w:t xml:space="preserve"/>
+      </w:r>
+      <w:r>
+        <w:rPr>
+          <w:rFonts w:ascii="Arial Narrow" w:hAnsi="Arial Narrow" w:cs="Arial"/>
+        </w:rPr>
+        <w:t xml:space="preserve"/>
+      </w:r>
+      <w:r>
+        <w:rPr>
+          <w:rFonts w:ascii="Arial Narrow" w:hAnsi="Arial Narrow" w:cs="Arial"/>
+        </w:rPr>
+        <w:t xml:space="preserve"/>
+      </w:r>
+      <w:r>
+        <w:rPr>
+          <w:rFonts w:ascii="Arial Narrow" w:hAnsi="Arial Narrow" w:cs="Arial"/>
+        </w:rPr>
+        <w:t/>
+      </w:r>
+      <w:r>
+        <w:rPr>
+          <w:rFonts w:ascii="Arial Narrow" w:hAnsi="Arial Narrow" w:cs="Arial"/>
+        </w:rPr>
+        <w:t/>
+      </w:r>
+      <w:r>
+        <w:rPr>
+          <w:rFonts w:ascii="Arial Narrow" w:hAnsi="Arial Narrow" w:cs="Arial"/>
+        </w:rPr>
+        <w:t xml:space="preserve"/>
+      </w:r>
+      <w:r>
+        <w:rPr>
+          <w:rFonts w:ascii="Arial Narrow" w:hAnsi="Arial Narrow" w:cs="Arial"/>
+        </w:rPr>
+        <w:t xml:space="preserve"/>
+      </w:r>
+      <w:r>
+        <w:rPr>
+          <w:rFonts w:ascii="Arial Narrow" w:hAnsi="Arial Narrow" w:cs="Arial"/>
+        </w:rPr>
+        <w:t/>
+      </w:r>
+      <w:r>
+        <w:rPr>
+          <w:rFonts w:ascii="Arial Narrow" w:hAnsi="Arial Narrow" w:cs="Arial"/>
+        </w:rPr>
+        <w:t/>
       </w:r>
     </w:p>
     <w:p>
@@ -1587,56 +1587,56 @@
         <w:rPr>
           <w:rFonts w:ascii="Arial Narrow" w:hAnsi="Arial Narrow" w:cs="Arial"/>
         </w:rPr>
-        <w:t xml:space="preserve">El 21 de abril del 2025, </w:t>
-      </w:r>
-      <w:r>
-        <w:rPr>
-          <w:rFonts w:ascii="Arial Narrow" w:eastAsia="Arial Narrow" w:hAnsi="Arial Narrow" w:cs="Arial"/>
-          <w:lang w:eastAsia="es-PE"/>
-        </w:rPr>
-        <w:t>Interseguro</w:t>
-      </w:r>
-      <w:r>
-        <w:rPr>
-          <w:rFonts w:ascii="Arial Narrow" w:hAnsi="Arial Narrow" w:cs="Arial"/>
-        </w:rPr>
-        <w:t xml:space="preserve"> </w:t>
-      </w:r>
-      <w:r>
-        <w:rPr>
-          <w:rFonts w:ascii="Arial Narrow" w:hAnsi="Arial Narrow" w:cs="Arial"/>
-        </w:rPr>
-        <w:t>se comunicó vía correo electrónico con un familiar</w:t>
-      </w:r>
-      <w:r>
-        <w:rPr>
-          <w:rFonts w:ascii="Arial Narrow" w:hAnsi="Arial Narrow" w:cs="Arial"/>
-        </w:rPr>
-        <w:t xml:space="preserve"> del causante de la Sucesión Intestada</w:t>
-      </w:r>
-      <w:r>
-        <w:rPr>
-          <w:rFonts w:ascii="Arial Narrow" w:hAnsi="Arial Narrow" w:cs="Arial"/>
-        </w:rPr>
-        <w:t xml:space="preserve">, brindando una respuesta asociada a una solicitud </w:t>
-      </w:r>
-      <w:r>
-        <w:rPr>
-          <w:rFonts w:ascii="Arial Narrow" w:hAnsi="Arial Narrow" w:cs="Arial"/>
-        </w:rPr>
-        <w:t>de fecha</w:t>
-      </w:r>
-      <w:r>
-        <w:rPr>
-          <w:rFonts w:ascii="Arial Narrow" w:hAnsi="Arial Narrow" w:cs="Arial"/>
-        </w:rPr>
-        <w:t xml:space="preserve"> 15 de abril del 2025, conteniendo datos que no correspondían al causante de la Sucesión Intestada.</w:t>
-      </w:r>
-      <w:r>
-        <w:rPr>
-          <w:rFonts w:ascii="Arial Narrow" w:hAnsi="Arial Narrow" w:cs="Arial"/>
-        </w:rPr>
-        <w:t xml:space="preserve"> </w:t>
+        <w:t xml:space="preserve">El 21 de abril del 2025, Interseguro se comunicó vía correo electrónico con un familiar del causante [APELLIDO] , brindando una respuesta asociada a una solicitud de fecha 15 de abril del 2025, conteniendo datos que no correspondían al causante [APELLIDO] . </w:t>
+      </w:r>
+      <w:r>
+        <w:rPr>
+          <w:rFonts w:ascii="Arial Narrow" w:eastAsia="Arial Narrow" w:hAnsi="Arial Narrow" w:cs="Arial"/>
+          <w:lang w:eastAsia="es-PE"/>
+        </w:rPr>
+        <w:t/>
+      </w:r>
+      <w:r>
+        <w:rPr>
+          <w:rFonts w:ascii="Arial Narrow" w:hAnsi="Arial Narrow" w:cs="Arial"/>
+        </w:rPr>
+        <w:t xml:space="preserve"/>
+      </w:r>
+      <w:r>
+        <w:rPr>
+          <w:rFonts w:ascii="Arial Narrow" w:hAnsi="Arial Narrow" w:cs="Arial"/>
+        </w:rPr>
+        <w:t/>
+      </w:r>
+      <w:r>
+        <w:rPr>
+          <w:rFonts w:ascii="Arial Narrow" w:hAnsi="Arial Narrow" w:cs="Arial"/>
+        </w:rPr>
+        <w:t xml:space="preserve"/>
+      </w:r>
+      <w:r>
+        <w:rPr>
+          <w:rFonts w:ascii="Arial Narrow" w:hAnsi="Arial Narrow" w:cs="Arial"/>
+        </w:rPr>
+        <w:t xml:space="preserve"/>
+      </w:r>
+      <w:r>
+        <w:rPr>
+          <w:rFonts w:ascii="Arial Narrow" w:hAnsi="Arial Narrow" w:cs="Arial"/>
+        </w:rPr>
+        <w:t/>
+      </w:r>
+      <w:r>
+        <w:rPr>
+          <w:rFonts w:ascii="Arial Narrow" w:hAnsi="Arial Narrow" w:cs="Arial"/>
+        </w:rPr>
+        <w:t xml:space="preserve"/>
+      </w:r>
+      <w:r>
+        <w:rPr>
+          <w:rFonts w:ascii="Arial Narrow" w:hAnsi="Arial Narrow" w:cs="Arial"/>
+        </w:rPr>
+        <w:t xml:space="preserve"/>
       </w:r>
     </w:p>
     <w:p>
@@ -1784,44 +1784,44 @@
         <w:rPr>
           <w:rFonts w:ascii="Arial Narrow" w:hAnsi="Arial Narrow" w:cs="Arial"/>
         </w:rPr>
-        <w:t xml:space="preserve">Desde el 21 de agosto del 2025, </w:t>
-      </w:r>
-      <w:r>
-        <w:rPr>
-          <w:rFonts w:ascii="Arial Narrow" w:hAnsi="Arial Narrow" w:cs="Arial"/>
-        </w:rPr>
-        <w:t xml:space="preserve">el </w:t>
-      </w:r>
-      <w:r>
-        <w:rPr>
-          <w:rFonts w:ascii="Arial Narrow" w:eastAsia="Arial Narrow" w:hAnsi="Arial Narrow" w:cs="Arial"/>
-          <w:lang w:eastAsia="es-PE"/>
-        </w:rPr>
-        <w:t>Estudio Muñiz remitió</w:t>
-      </w:r>
-      <w:r>
-        <w:rPr>
-          <w:rFonts w:ascii="Arial Narrow" w:hAnsi="Arial Narrow" w:cs="Arial"/>
-        </w:rPr>
-        <w:t xml:space="preserve"> mensajes a Fredy Eden Miranda Soria, hermano del causante de la Sucesión Intestada, persona ajena a la relación crediticia</w:t>
-      </w:r>
-      <w:r>
-        <w:rPr>
-          <w:rFonts w:ascii="Arial Narrow" w:hAnsi="Arial Narrow" w:cs="Arial"/>
-        </w:rPr>
-        <w:t>, en relación con la existencia de la deuda vinculada al crédito otorgado por Scotiabank</w:t>
-      </w:r>
-      <w:r>
-        <w:rPr>
-          <w:rFonts w:ascii="Arial Narrow" w:hAnsi="Arial Narrow" w:cs="Arial"/>
-        </w:rPr>
-        <w:t>.</w:t>
-      </w:r>
-      <w:r>
-        <w:rPr>
-          <w:rFonts w:ascii="Arial Narrow" w:hAnsi="Arial Narrow" w:cs="Arial"/>
-        </w:rPr>
-        <w:t xml:space="preserve"> </w:t>
+        <w:t xml:space="preserve">Desde el 21 de agosto del 2025, el Estudio Muñiz remitió mensajes a Fredy Eden [APELLIDO] , hermano del causante [APELLIDO] , persona ajena a la relación crediticia, en relación con la existencia de la deuda vinculada al crédito otorgado por Scotiabank. </w:t>
+      </w:r>
+      <w:r>
+        <w:rPr>
+          <w:rFonts w:ascii="Arial Narrow" w:hAnsi="Arial Narrow" w:cs="Arial"/>
+        </w:rPr>
+        <w:t xml:space="preserve"/>
+      </w:r>
+      <w:r>
+        <w:rPr>
+          <w:rFonts w:ascii="Arial Narrow" w:eastAsia="Arial Narrow" w:hAnsi="Arial Narrow" w:cs="Arial"/>
+          <w:lang w:eastAsia="es-PE"/>
+        </w:rPr>
+        <w:t/>
+      </w:r>
+      <w:r>
+        <w:rPr>
+          <w:rFonts w:ascii="Arial Narrow" w:hAnsi="Arial Narrow" w:cs="Arial"/>
+        </w:rPr>
+        <w:t xml:space="preserve"/>
+      </w:r>
+      <w:r>
+        <w:rPr>
+          <w:rFonts w:ascii="Arial Narrow" w:hAnsi="Arial Narrow" w:cs="Arial"/>
+        </w:rPr>
+        <w:t/>
+      </w:r>
+      <w:r>
+        <w:rPr>
+          <w:rFonts w:ascii="Arial Narrow" w:hAnsi="Arial Narrow" w:cs="Arial"/>
+        </w:rPr>
+        <w:t/>
+      </w:r>
+      <w:r>
+        <w:rPr>
+          <w:rFonts w:ascii="Arial Narrow" w:hAnsi="Arial Narrow" w:cs="Arial"/>
+        </w:rPr>
+        <w:t xml:space="preserve"/>
       </w:r>
     </w:p>
     <w:p>
@@ -2173,98 +2173,98 @@
         <w:rPr>
           <w:rFonts w:ascii="Arial Narrow" w:hAnsi="Arial Narrow" w:cs="Arial"/>
         </w:rPr>
-        <w:t>E</w:t>
-      </w:r>
-      <w:r>
-        <w:rPr>
-          <w:rFonts w:ascii="Arial Narrow" w:hAnsi="Arial Narrow" w:cs="Arial"/>
-        </w:rPr>
-        <w:t>n octubre de 2025 y el</w:t>
-      </w:r>
-      <w:r>
-        <w:rPr>
-          <w:rFonts w:ascii="Arial Narrow" w:hAnsi="Arial Narrow" w:cs="Arial"/>
-        </w:rPr>
-        <w:t xml:space="preserve"> 5 de noviembre del 2025, </w:t>
-      </w:r>
-      <w:r>
-        <w:rPr>
-          <w:rFonts w:ascii="Arial Narrow" w:hAnsi="Arial Narrow" w:cs="Arial"/>
-        </w:rPr>
-        <w:t xml:space="preserve">el </w:t>
-      </w:r>
-      <w:r>
-        <w:rPr>
-          <w:rFonts w:ascii="Arial Narrow" w:eastAsia="Arial Narrow" w:hAnsi="Arial Narrow" w:cs="Arial"/>
-          <w:lang w:eastAsia="es-PE"/>
-        </w:rPr>
-        <w:t>Estudio Muñiz</w:t>
-      </w:r>
-      <w:r>
-        <w:rPr>
-          <w:rFonts w:ascii="Arial Narrow" w:hAnsi="Arial Narrow" w:cs="Arial"/>
-        </w:rPr>
-        <w:t xml:space="preserve"> </w:t>
-      </w:r>
-      <w:r>
-        <w:rPr>
-          <w:rFonts w:ascii="Arial Narrow" w:hAnsi="Arial Narrow" w:cs="Arial"/>
-        </w:rPr>
-        <w:t>remitió</w:t>
-      </w:r>
-      <w:r>
-        <w:rPr>
-          <w:rFonts w:ascii="Arial Narrow" w:hAnsi="Arial Narrow" w:cs="Arial"/>
-        </w:rPr>
-        <w:t xml:space="preserve"> </w:t>
-      </w:r>
-      <w:r>
-        <w:rPr>
-          <w:rFonts w:ascii="Arial Narrow" w:hAnsi="Arial Narrow" w:cs="Arial"/>
-        </w:rPr>
-        <w:t>una comunicación</w:t>
-      </w:r>
-      <w:r>
-        <w:rPr>
-          <w:rFonts w:ascii="Arial Narrow" w:hAnsi="Arial Narrow" w:cs="Arial"/>
-        </w:rPr>
-        <w:t xml:space="preserve"> aludiendo a un proceso judicial archivado, dirigiéndose a familiares del causante de la Sucesión Intestada e informando a terceros</w:t>
-      </w:r>
-      <w:r>
-        <w:rPr>
-          <w:rFonts w:ascii="Arial Narrow" w:hAnsi="Arial Narrow" w:cs="Arial"/>
-        </w:rPr>
-        <w:t xml:space="preserve">, </w:t>
-      </w:r>
-      <w:r>
-        <w:rPr>
-          <w:rFonts w:ascii="Arial Narrow" w:hAnsi="Arial Narrow" w:cs="Arial"/>
-        </w:rPr>
-        <w:t>en relación con</w:t>
-      </w:r>
-      <w:r>
-        <w:rPr>
-          <w:rFonts w:ascii="Arial Narrow" w:hAnsi="Arial Narrow" w:cs="Arial"/>
-        </w:rPr>
-        <w:t xml:space="preserve"> </w:t>
-      </w:r>
-      <w:r>
-        <w:rPr>
-          <w:rFonts w:ascii="Arial Narrow" w:hAnsi="Arial Narrow" w:cs="Arial"/>
-        </w:rPr>
-        <w:t>la existencia de la deuda</w:t>
-      </w:r>
-      <w:r>
-        <w:rPr>
-          <w:rFonts w:ascii="Arial Narrow" w:hAnsi="Arial Narrow" w:cs="Arial"/>
-        </w:rPr>
-        <w:t xml:space="preserve"> vinculada al crédito otorgado por Scotiabank</w:t>
-      </w:r>
-      <w:r>
-        <w:rPr>
-          <w:rFonts w:ascii="Arial Narrow" w:hAnsi="Arial Narrow" w:cs="Arial"/>
-        </w:rPr>
-        <w:t>.</w:t>
+        <w:t xml:space="preserve">En octubre de 2025 y el 5 de noviembre del 2025, el Estudio Muñiz remitió una comunicación aludiendo a un proceso judicial archivado, dirigiéndose a familiares del causante [APELLIDO] e informando a terceros, en relación con la existencia de la deuda vinculada al crédito otorgado por Scotiabank.</w:t>
+      </w:r>
+      <w:r>
+        <w:rPr>
+          <w:rFonts w:ascii="Arial Narrow" w:hAnsi="Arial Narrow" w:cs="Arial"/>
+        </w:rPr>
+        <w:t/>
+      </w:r>
+      <w:r>
+        <w:rPr>
+          <w:rFonts w:ascii="Arial Narrow" w:hAnsi="Arial Narrow" w:cs="Arial"/>
+        </w:rPr>
+        <w:t xml:space="preserve"/>
+      </w:r>
+      <w:r>
+        <w:rPr>
+          <w:rFonts w:ascii="Arial Narrow" w:hAnsi="Arial Narrow" w:cs="Arial"/>
+        </w:rPr>
+        <w:t xml:space="preserve"/>
+      </w:r>
+      <w:r>
+        <w:rPr>
+          <w:rFonts w:ascii="Arial Narrow" w:eastAsia="Arial Narrow" w:hAnsi="Arial Narrow" w:cs="Arial"/>
+          <w:lang w:eastAsia="es-PE"/>
+        </w:rPr>
+        <w:t/>
+      </w:r>
+      <w:r>
+        <w:rPr>
+          <w:rFonts w:ascii="Arial Narrow" w:hAnsi="Arial Narrow" w:cs="Arial"/>
+        </w:rPr>
+        <w:t xml:space="preserve"/>
+      </w:r>
+      <w:r>
+        <w:rPr>
+          <w:rFonts w:ascii="Arial Narrow" w:hAnsi="Arial Narrow" w:cs="Arial"/>
+        </w:rPr>
+        <w:t/>
+      </w:r>
+      <w:r>
+        <w:rPr>
+          <w:rFonts w:ascii="Arial Narrow" w:hAnsi="Arial Narrow" w:cs="Arial"/>
+        </w:rPr>
+        <w:t xml:space="preserve"/>
+      </w:r>
+      <w:r>
+        <w:rPr>
+          <w:rFonts w:ascii="Arial Narrow" w:hAnsi="Arial Narrow" w:cs="Arial"/>
+        </w:rPr>
+        <w:t/>
+      </w:r>
+      <w:r>
+        <w:rPr>
+          <w:rFonts w:ascii="Arial Narrow" w:hAnsi="Arial Narrow" w:cs="Arial"/>
+        </w:rPr>
+        <w:t xml:space="preserve"/>
+      </w:r>
+      <w:r>
+        <w:rPr>
+          <w:rFonts w:ascii="Arial Narrow" w:hAnsi="Arial Narrow" w:cs="Arial"/>
+        </w:rPr>
+        <w:t xml:space="preserve"/>
+      </w:r>
+      <w:r>
+        <w:rPr>
+          <w:rFonts w:ascii="Arial Narrow" w:hAnsi="Arial Narrow" w:cs="Arial"/>
+        </w:rPr>
+        <w:t/>
+      </w:r>
+      <w:r>
+        <w:rPr>
+          <w:rFonts w:ascii="Arial Narrow" w:hAnsi="Arial Narrow" w:cs="Arial"/>
+        </w:rPr>
+        <w:t xml:space="preserve"/>
+      </w:r>
+      <w:r>
+        <w:rPr>
+          <w:rFonts w:ascii="Arial Narrow" w:hAnsi="Arial Narrow" w:cs="Arial"/>
+        </w:rPr>
+        <w:t/>
+      </w:r>
+      <w:r>
+        <w:rPr>
+          <w:rFonts w:ascii="Arial Narrow" w:hAnsi="Arial Narrow" w:cs="Arial"/>
+        </w:rPr>
+        <w:t xml:space="preserve"/>
+      </w:r>
+      <w:r>
+        <w:rPr>
+          <w:rFonts w:ascii="Arial Narrow" w:hAnsi="Arial Narrow" w:cs="Arial"/>
+        </w:rPr>
+        <w:t/>
       </w:r>
     </w:p>
     <w:p>
@@ -2297,238 +2297,238 @@
         <w:rPr>
           <w:rFonts w:ascii="Arial Narrow" w:hAnsi="Arial Narrow" w:cs="Arial"/>
         </w:rPr>
-        <w:t xml:space="preserve">La Sucesión Intestada </w:t>
-      </w:r>
-      <w:r>
-        <w:rPr>
-          <w:rFonts w:ascii="Arial Narrow" w:hAnsi="Arial Narrow" w:cs="Arial"/>
-        </w:rPr>
-        <w:t>solicitó</w:t>
-      </w:r>
-      <w:r>
-        <w:rPr>
-          <w:rFonts w:ascii="Arial Narrow" w:hAnsi="Arial Narrow" w:cs="Arial"/>
-        </w:rPr>
-        <w:t xml:space="preserve">, en calidad de medida correctiva, que: (i) </w:t>
-      </w:r>
-      <w:r>
-        <w:rPr>
-          <w:rFonts w:ascii="Arial Narrow" w:hAnsi="Arial Narrow" w:cs="Arial"/>
-        </w:rPr>
-        <w:t xml:space="preserve">el Banco de Crédito y Pacífico, Interbank e Interseguro, Scotiabank y BNP Paribas, otorguen las coberturas correspondientes de cada uno de los seguros de desgravamen </w:t>
-      </w:r>
-      <w:r>
-        <w:rPr>
-          <w:rFonts w:ascii="Arial Narrow" w:hAnsi="Arial Narrow" w:cs="Arial"/>
-        </w:rPr>
-        <w:t>vinculadas a cada</w:t>
-      </w:r>
-      <w:r>
-        <w:rPr>
-          <w:rFonts w:ascii="Arial Narrow" w:hAnsi="Arial Narrow" w:cs="Arial"/>
-        </w:rPr>
-        <w:t xml:space="preserve"> una de las deudas </w:t>
-      </w:r>
-      <w:r>
-        <w:rPr>
-          <w:rFonts w:ascii="Arial Narrow" w:hAnsi="Arial Narrow" w:cs="Arial"/>
-        </w:rPr>
-        <w:t>del causante de la Sucesión Intestada; (ii)</w:t>
+        <w:t xml:space="preserve">La [APELLIDO] solicitó, en calidad de medida correctiva, que: (i) el Banco de Crédito y Pacífico, Interbank e Interseguro, Scotiabank y BNP Paribas, otorguen las coberturas correspondientes de cada uno de los seguros de desgravamen vinculadas a cada una de las deudas del causante [APELLIDO] ; (ii) el Banco de Crédito, Interbank, Scotiabank y Estudio Muñiz realicen desistimiento de todas las acciones legales de cobranza que hubiesen iniciado; y, Estudio Muñiz realice el cese del empleo de métodos abusivos en el cobro y, en consecuencia, cese el acoso telefónico efectuado hasta la fecha informando a terceros de las deudas del causante [APELLIDO] . Asimismo, se solicitó el pago de las costas y costos del procedimiento,</w:t>
+      </w:r>
+      <w:r>
+        <w:rPr>
+          <w:rFonts w:ascii="Arial Narrow" w:hAnsi="Arial Narrow" w:cs="Arial"/>
+        </w:rPr>
+        <w:t/>
+      </w:r>
+      <w:r>
+        <w:rPr>
+          <w:rFonts w:ascii="Arial Narrow" w:hAnsi="Arial Narrow" w:cs="Arial"/>
+        </w:rPr>
+        <w:t xml:space="preserve"/>
+      </w:r>
+      <w:r>
+        <w:rPr>
+          <w:rFonts w:ascii="Arial Narrow" w:hAnsi="Arial Narrow" w:cs="Arial"/>
+        </w:rPr>
+        <w:t xml:space="preserve"/>
+      </w:r>
+      <w:r>
+        <w:rPr>
+          <w:rFonts w:ascii="Arial Narrow" w:hAnsi="Arial Narrow" w:cs="Arial"/>
+        </w:rPr>
+        <w:t/>
+      </w:r>
+      <w:r>
+        <w:rPr>
+          <w:rFonts w:ascii="Arial Narrow" w:hAnsi="Arial Narrow" w:cs="Arial"/>
+        </w:rPr>
+        <w:t xml:space="preserve"/>
+      </w:r>
+      <w:r>
+        <w:rPr>
+          <w:rFonts w:ascii="Arial Narrow" w:hAnsi="Arial Narrow" w:cs="Arial"/>
+        </w:rPr>
+        <w:t/>
       </w:r>
       <w:r>
         <w:rPr>
           <w:rFonts w:ascii="Segoe UI Symbol" w:hAnsi="Segoe UI Symbol" w:cs="Segoe UI Symbol"/>
         </w:rPr>
-        <w:t xml:space="preserve"> el</w:t>
-      </w:r>
-      <w:r>
-        <w:rPr>
-          <w:rFonts w:ascii="Arial Narrow" w:hAnsi="Arial Narrow" w:cs="Arial"/>
-        </w:rPr>
-        <w:t xml:space="preserve"> </w:t>
-      </w:r>
-      <w:r>
-        <w:rPr>
-          <w:rFonts w:ascii="Arial Narrow" w:hAnsi="Arial Narrow" w:cs="Arial"/>
-        </w:rPr>
-        <w:t>Banco de Crédito</w:t>
-      </w:r>
-      <w:r>
-        <w:rPr>
-          <w:rFonts w:ascii="Arial Narrow" w:hAnsi="Arial Narrow" w:cs="Arial"/>
-        </w:rPr>
-        <w:t xml:space="preserve">, </w:t>
-      </w:r>
-      <w:r>
-        <w:rPr>
-          <w:rFonts w:ascii="Arial Narrow" w:hAnsi="Arial Narrow" w:cs="Arial"/>
-        </w:rPr>
-        <w:t>Interbank</w:t>
-      </w:r>
-      <w:r>
-        <w:rPr>
-          <w:rFonts w:ascii="Arial Narrow" w:hAnsi="Arial Narrow" w:cs="Arial"/>
-        </w:rPr>
-        <w:t xml:space="preserve">, </w:t>
-      </w:r>
-      <w:r>
-        <w:rPr>
-          <w:rFonts w:ascii="Arial Narrow" w:hAnsi="Arial Narrow" w:cs="Arial"/>
-        </w:rPr>
-        <w:t>Scotiabank</w:t>
-      </w:r>
-      <w:r>
-        <w:rPr>
-          <w:rFonts w:ascii="Arial Narrow" w:hAnsi="Arial Narrow" w:cs="Arial"/>
-        </w:rPr>
-        <w:t xml:space="preserve"> y </w:t>
-      </w:r>
-      <w:r>
-        <w:rPr>
-          <w:rFonts w:ascii="Arial Narrow" w:eastAsia="Arial Narrow" w:hAnsi="Arial Narrow" w:cs="Arial"/>
-          <w:lang w:eastAsia="es-PE"/>
-        </w:rPr>
-        <w:t xml:space="preserve">Estudio Muñiz </w:t>
-      </w:r>
-      <w:r>
-        <w:rPr>
-          <w:rFonts w:ascii="Arial Narrow" w:eastAsia="Arial Narrow" w:hAnsi="Arial Narrow" w:cs="Arial"/>
-          <w:lang w:eastAsia="es-PE"/>
-        </w:rPr>
-        <w:t xml:space="preserve">realicen </w:t>
-      </w:r>
-      <w:r>
-        <w:rPr>
-          <w:rFonts w:ascii="Arial Narrow" w:hAnsi="Arial Narrow" w:cs="Arial"/>
-        </w:rPr>
-        <w:t>desistimiento de</w:t>
-      </w:r>
-      <w:r>
-        <w:rPr>
-          <w:rFonts w:ascii="Arial Narrow" w:hAnsi="Arial Narrow" w:cs="Arial"/>
-        </w:rPr>
-        <w:t xml:space="preserve"> </w:t>
-      </w:r>
-      <w:r>
-        <w:rPr>
-          <w:rFonts w:ascii="Arial Narrow" w:hAnsi="Arial Narrow" w:cs="Arial"/>
-        </w:rPr>
-        <w:t>todas las acciones legales de cobranza que hubiesen iniciado</w:t>
-      </w:r>
-      <w:r>
-        <w:rPr>
-          <w:rFonts w:ascii="Arial Narrow" w:hAnsi="Arial Narrow" w:cs="Arial"/>
-        </w:rPr>
-        <w:t>; y,</w:t>
-      </w:r>
-      <w:r>
-        <w:rPr>
-          <w:rFonts w:ascii="Arial Narrow" w:hAnsi="Arial Narrow" w:cs="Arial"/>
-        </w:rPr>
-        <w:t xml:space="preserve"> </w:t>
-      </w:r>
-      <w:r>
-        <w:rPr>
-          <w:rFonts w:ascii="Arial Narrow" w:eastAsia="Arial Narrow" w:hAnsi="Arial Narrow" w:cs="Arial"/>
-          <w:lang w:eastAsia="es-PE"/>
-        </w:rPr>
-        <w:t>Estudio Muñiz</w:t>
-      </w:r>
-      <w:r>
-        <w:rPr>
-          <w:rFonts w:ascii="Arial Narrow" w:hAnsi="Arial Narrow" w:cs="Arial"/>
-        </w:rPr>
-        <w:t xml:space="preserve"> </w:t>
-      </w:r>
-      <w:r>
-        <w:rPr>
-          <w:rFonts w:ascii="Arial Narrow" w:hAnsi="Arial Narrow" w:cs="Arial"/>
-        </w:rPr>
-        <w:t xml:space="preserve">realice el cese del empleo de </w:t>
-      </w:r>
-      <w:r>
-        <w:rPr>
-          <w:rFonts w:ascii="Arial Narrow" w:hAnsi="Arial Narrow" w:cs="Arial"/>
-        </w:rPr>
-        <w:t>m</w:t>
+        <w:t xml:space="preserve"/>
+      </w:r>
+      <w:r>
+        <w:rPr>
+          <w:rFonts w:ascii="Arial Narrow" w:hAnsi="Arial Narrow" w:cs="Arial"/>
+        </w:rPr>
+        <w:t xml:space="preserve"/>
+      </w:r>
+      <w:r>
+        <w:rPr>
+          <w:rFonts w:ascii="Arial Narrow" w:hAnsi="Arial Narrow" w:cs="Arial"/>
+        </w:rPr>
+        <w:t/>
+      </w:r>
+      <w:r>
+        <w:rPr>
+          <w:rFonts w:ascii="Arial Narrow" w:hAnsi="Arial Narrow" w:cs="Arial"/>
+        </w:rPr>
+        <w:t xml:space="preserve"/>
+      </w:r>
+      <w:r>
+        <w:rPr>
+          <w:rFonts w:ascii="Arial Narrow" w:hAnsi="Arial Narrow" w:cs="Arial"/>
+        </w:rPr>
+        <w:t/>
+      </w:r>
+      <w:r>
+        <w:rPr>
+          <w:rFonts w:ascii="Arial Narrow" w:hAnsi="Arial Narrow" w:cs="Arial"/>
+        </w:rPr>
+        <w:t xml:space="preserve"/>
+      </w:r>
+      <w:r>
+        <w:rPr>
+          <w:rFonts w:ascii="Arial Narrow" w:hAnsi="Arial Narrow" w:cs="Arial"/>
+        </w:rPr>
+        <w:t/>
+      </w:r>
+      <w:r>
+        <w:rPr>
+          <w:rFonts w:ascii="Arial Narrow" w:hAnsi="Arial Narrow" w:cs="Arial"/>
+        </w:rPr>
+        <w:t xml:space="preserve"/>
+      </w:r>
+      <w:r>
+        <w:rPr>
+          <w:rFonts w:ascii="Arial Narrow" w:eastAsia="Arial Narrow" w:hAnsi="Arial Narrow" w:cs="Arial"/>
+          <w:lang w:eastAsia="es-PE"/>
+        </w:rPr>
+        <w:t xml:space="preserve"/>
+      </w:r>
+      <w:r>
+        <w:rPr>
+          <w:rFonts w:ascii="Arial Narrow" w:eastAsia="Arial Narrow" w:hAnsi="Arial Narrow" w:cs="Arial"/>
+          <w:lang w:eastAsia="es-PE"/>
+        </w:rPr>
+        <w:t xml:space="preserve"/>
+      </w:r>
+      <w:r>
+        <w:rPr>
+          <w:rFonts w:ascii="Arial Narrow" w:hAnsi="Arial Narrow" w:cs="Arial"/>
+        </w:rPr>
+        <w:t/>
+      </w:r>
+      <w:r>
+        <w:rPr>
+          <w:rFonts w:ascii="Arial Narrow" w:hAnsi="Arial Narrow" w:cs="Arial"/>
+        </w:rPr>
+        <w:t xml:space="preserve"/>
+      </w:r>
+      <w:r>
+        <w:rPr>
+          <w:rFonts w:ascii="Arial Narrow" w:hAnsi="Arial Narrow" w:cs="Arial"/>
+        </w:rPr>
+        <w:t/>
+      </w:r>
+      <w:r>
+        <w:rPr>
+          <w:rFonts w:ascii="Arial Narrow" w:hAnsi="Arial Narrow" w:cs="Arial"/>
+        </w:rPr>
+        <w:t/>
+      </w:r>
+      <w:r>
+        <w:rPr>
+          <w:rFonts w:ascii="Arial Narrow" w:hAnsi="Arial Narrow" w:cs="Arial"/>
+        </w:rPr>
+        <w:t xml:space="preserve"/>
+      </w:r>
+      <w:r>
+        <w:rPr>
+          <w:rFonts w:ascii="Arial Narrow" w:eastAsia="Arial Narrow" w:hAnsi="Arial Narrow" w:cs="Arial"/>
+          <w:lang w:eastAsia="es-PE"/>
+        </w:rPr>
+        <w:t/>
+      </w:r>
+      <w:r>
+        <w:rPr>
+          <w:rFonts w:ascii="Arial Narrow" w:hAnsi="Arial Narrow" w:cs="Arial"/>
+        </w:rPr>
+        <w:t xml:space="preserve"/>
+      </w:r>
+      <w:r>
+        <w:rPr>
+          <w:rFonts w:ascii="Arial Narrow" w:hAnsi="Arial Narrow" w:cs="Arial"/>
+        </w:rPr>
+        <w:t xml:space="preserve"/>
+      </w:r>
+      <w:r>
+        <w:rPr>
+          <w:rFonts w:ascii="Arial Narrow" w:hAnsi="Arial Narrow" w:cs="Arial"/>
+        </w:rPr>
+        <w:t/>
       </w:r>
       <w:r>
         <w:rPr>
           <w:rFonts w:ascii="Arial Narrow" w:hAnsi="Arial Narrow" w:cs="Arial Narrow"/>
         </w:rPr>
-        <w:t>é</w:t>
-      </w:r>
-      <w:r>
-        <w:rPr>
-          <w:rFonts w:ascii="Arial Narrow" w:hAnsi="Arial Narrow" w:cs="Arial"/>
-        </w:rPr>
-        <w:t>todos abusivos en el cobro y, en consecuencia,</w:t>
-      </w:r>
-      <w:r>
-        <w:rPr>
-          <w:rFonts w:ascii="Arial Narrow" w:hAnsi="Arial Narrow" w:cs="Arial"/>
-        </w:rPr>
-        <w:t xml:space="preserve"> </w:t>
-      </w:r>
-      <w:r>
-        <w:rPr>
-          <w:rFonts w:ascii="Arial Narrow" w:hAnsi="Arial Narrow" w:cs="Arial"/>
-        </w:rPr>
-        <w:t>cese el acoso telef</w:t>
+        <w:t/>
+      </w:r>
+      <w:r>
+        <w:rPr>
+          <w:rFonts w:ascii="Arial Narrow" w:hAnsi="Arial Narrow" w:cs="Arial"/>
+        </w:rPr>
+        <w:t/>
+      </w:r>
+      <w:r>
+        <w:rPr>
+          <w:rFonts w:ascii="Arial Narrow" w:hAnsi="Arial Narrow" w:cs="Arial"/>
+        </w:rPr>
+        <w:t xml:space="preserve"/>
+      </w:r>
+      <w:r>
+        <w:rPr>
+          <w:rFonts w:ascii="Arial Narrow" w:hAnsi="Arial Narrow" w:cs="Arial"/>
+        </w:rPr>
+        <w:t/>
       </w:r>
       <w:r>
         <w:rPr>
           <w:rFonts w:ascii="Arial Narrow" w:hAnsi="Arial Narrow" w:cs="Arial Narrow"/>
         </w:rPr>
-        <w:t>ó</w:t>
-      </w:r>
-      <w:r>
-        <w:rPr>
-          <w:rFonts w:ascii="Arial Narrow" w:hAnsi="Arial Narrow" w:cs="Arial"/>
-        </w:rPr>
-        <w:t>nico efectuado hasta la fecha informando a terceros de las deudas</w:t>
-      </w:r>
-      <w:r>
-        <w:rPr>
-          <w:rFonts w:ascii="Arial Narrow" w:hAnsi="Arial Narrow" w:cs="Arial"/>
-        </w:rPr>
-        <w:t xml:space="preserve"> </w:t>
-      </w:r>
-      <w:r>
-        <w:rPr>
-          <w:rFonts w:ascii="Arial Narrow" w:hAnsi="Arial Narrow" w:cs="Arial"/>
-        </w:rPr>
-        <w:t>del causante de la Sucesión Intestada</w:t>
-      </w:r>
-      <w:r>
-        <w:rPr>
-          <w:rFonts w:ascii="Arial Narrow" w:hAnsi="Arial Narrow" w:cs="Arial"/>
-        </w:rPr>
-        <w:t xml:space="preserve">. </w:t>
-      </w:r>
-      <w:r>
-        <w:rPr>
-          <w:rFonts w:ascii="Arial Narrow" w:hAnsi="Arial Narrow" w:cs="Arial"/>
-        </w:rPr>
-        <w:t>Asimismo</w:t>
-      </w:r>
-      <w:r>
-        <w:rPr>
-          <w:rFonts w:ascii="Arial Narrow" w:hAnsi="Arial Narrow" w:cs="Arial"/>
-        </w:rPr>
-        <w:t xml:space="preserve">, </w:t>
-      </w:r>
-      <w:r>
-        <w:rPr>
-          <w:rFonts w:ascii="Arial Narrow" w:hAnsi="Arial Narrow" w:cs="Arial"/>
-        </w:rPr>
-        <w:t>se solicitó</w:t>
-      </w:r>
-      <w:r>
-        <w:rPr>
-          <w:rFonts w:ascii="Arial Narrow" w:hAnsi="Arial Narrow" w:cs="Arial"/>
-        </w:rPr>
-        <w:t xml:space="preserve"> el pago de las costas y costos del procedimiento,</w:t>
+        <w:t/>
+      </w:r>
+      <w:r>
+        <w:rPr>
+          <w:rFonts w:ascii="Arial Narrow" w:hAnsi="Arial Narrow" w:cs="Arial"/>
+        </w:rPr>
+        <w:t/>
+      </w:r>
+      <w:r>
+        <w:rPr>
+          <w:rFonts w:ascii="Arial Narrow" w:hAnsi="Arial Narrow" w:cs="Arial"/>
+        </w:rPr>
+        <w:t xml:space="preserve"/>
+      </w:r>
+      <w:r>
+        <w:rPr>
+          <w:rFonts w:ascii="Arial Narrow" w:hAnsi="Arial Narrow" w:cs="Arial"/>
+        </w:rPr>
+        <w:t/>
+      </w:r>
+      <w:r>
+        <w:rPr>
+          <w:rFonts w:ascii="Arial Narrow" w:hAnsi="Arial Narrow" w:cs="Arial"/>
+        </w:rPr>
+        <w:t xml:space="preserve"/>
+      </w:r>
+      <w:r>
+        <w:rPr>
+          <w:rFonts w:ascii="Arial Narrow" w:hAnsi="Arial Narrow" w:cs="Arial"/>
+        </w:rPr>
+        <w:t/>
+      </w:r>
+      <w:r>
+        <w:rPr>
+          <w:rFonts w:ascii="Arial Narrow" w:hAnsi="Arial Narrow" w:cs="Arial"/>
+        </w:rPr>
+        <w:t xml:space="preserve"/>
+      </w:r>
+      <w:r>
+        <w:rPr>
+          <w:rFonts w:ascii="Arial Narrow" w:hAnsi="Arial Narrow" w:cs="Arial"/>
+        </w:rPr>
+        <w:t/>
+      </w:r>
+      <w:r>
+        <w:rPr>
+          <w:rFonts w:ascii="Arial Narrow" w:hAnsi="Arial Narrow" w:cs="Arial"/>
+        </w:rPr>
+        <w:t xml:space="preserve"/>
       </w:r>
     </w:p>
     <w:bookmarkEnd w:id="4"/>
@@ -3178,91 +3178,91 @@
         <w:rPr>
           <w:rFonts w:ascii="Arial Narrow" w:hAnsi="Arial Narrow"/>
         </w:rPr>
-        <w:t>Por tanto,</w:t>
-      </w:r>
-      <w:r>
-        <w:rPr>
-          <w:rFonts w:ascii="Arial Narrow" w:hAnsi="Arial Narrow"/>
-        </w:rPr>
-        <w:t xml:space="preserve"> si bien se debe de tener en cuenta </w:t>
-      </w:r>
-      <w:r>
-        <w:rPr>
-          <w:rFonts w:ascii="Arial Narrow" w:hAnsi="Arial Narrow"/>
-        </w:rPr>
-        <w:t>que se trataría de un</w:t>
-      </w:r>
-      <w:r>
-        <w:rPr>
-          <w:rFonts w:ascii="Arial Narrow" w:hAnsi="Arial Narrow"/>
-        </w:rPr>
-        <w:t xml:space="preserve"> solo siniestro ocurrido el</w:t>
-      </w:r>
-      <w:r>
-        <w:rPr>
-          <w:rFonts w:ascii="Arial Narrow" w:hAnsi="Arial Narrow"/>
-        </w:rPr>
-        <w:t xml:space="preserve"> </w:t>
-      </w:r>
-      <w:r>
-        <w:rPr>
-          <w:rFonts w:ascii="Arial Narrow" w:hAnsi="Arial Narrow"/>
-        </w:rPr>
-        <w:t>26 de julio del 2024 con el fallecimiento del causante de la Sucesión Intestada, a consecuencia de una cirrosis hepática que no había sido detectado previamente</w:t>
-      </w:r>
-      <w:r>
-        <w:rPr>
-          <w:rFonts w:ascii="Arial Narrow" w:hAnsi="Arial Narrow"/>
-        </w:rPr>
-        <w:t xml:space="preserve">, lo cierto es </w:t>
-      </w:r>
-      <w:r>
-        <w:rPr>
-          <w:rFonts w:ascii="Arial Narrow" w:hAnsi="Arial Narrow"/>
-        </w:rPr>
-        <w:t xml:space="preserve">que </w:t>
-      </w:r>
-      <w:r>
-        <w:rPr>
-          <w:rFonts w:ascii="Arial Narrow" w:hAnsi="Arial Narrow"/>
-        </w:rPr>
-        <w:t xml:space="preserve">se estaría </w:t>
-      </w:r>
-      <w:r>
-        <w:rPr>
-          <w:rFonts w:ascii="Arial Narrow" w:hAnsi="Arial Narrow"/>
-        </w:rPr>
-        <w:t>denunciando</w:t>
-      </w:r>
-      <w:r>
-        <w:rPr>
-          <w:rFonts w:ascii="Arial Narrow" w:hAnsi="Arial Narrow"/>
-        </w:rPr>
-        <w:t xml:space="preserve"> </w:t>
-      </w:r>
-      <w:r>
-        <w:rPr>
-          <w:rFonts w:ascii="Arial Narrow" w:hAnsi="Arial Narrow"/>
-        </w:rPr>
-        <w:t>por tres (3) seguros de</w:t>
-      </w:r>
-      <w:r>
-        <w:rPr>
-          <w:rFonts w:ascii="Arial Narrow" w:hAnsi="Arial Narrow"/>
-        </w:rPr>
-        <w:t xml:space="preserve"> desgravamen emitido por compañías aseguradoras</w:t>
-      </w:r>
-      <w:r>
-        <w:rPr>
-          <w:rFonts w:ascii="Arial Narrow" w:hAnsi="Arial Narrow"/>
-        </w:rPr>
-        <w:t xml:space="preserve"> distintas</w:t>
-      </w:r>
-      <w:r>
-        <w:rPr>
-          <w:rFonts w:ascii="Arial Narrow" w:hAnsi="Arial Narrow"/>
-        </w:rPr>
-        <w:t xml:space="preserve">. </w:t>
+        <w:t xml:space="preserve">Por tanto, si bien se debe de tener en cuenta que se trataría de un solo siniestro ocurrido el 26 de julio del 2024 con el fallecimiento del causante [APELLIDO] , a consecuencia de una cirrosis hepática que no había sido detectado previamente, lo cierto es que se estaría denunciando por tres (3) seguros de desgravamen emitido por compañías aseguradoras distintas. </w:t>
+      </w:r>
+      <w:r>
+        <w:rPr>
+          <w:rFonts w:ascii="Arial Narrow" w:hAnsi="Arial Narrow"/>
+        </w:rPr>
+        <w:t xml:space="preserve"/>
+      </w:r>
+      <w:r>
+        <w:rPr>
+          <w:rFonts w:ascii="Arial Narrow" w:hAnsi="Arial Narrow"/>
+        </w:rPr>
+        <w:t/>
+      </w:r>
+      <w:r>
+        <w:rPr>
+          <w:rFonts w:ascii="Arial Narrow" w:hAnsi="Arial Narrow"/>
+        </w:rPr>
+        <w:t xml:space="preserve"/>
+      </w:r>
+      <w:r>
+        <w:rPr>
+          <w:rFonts w:ascii="Arial Narrow" w:hAnsi="Arial Narrow"/>
+        </w:rPr>
+        <w:t xml:space="preserve"/>
+      </w:r>
+      <w:r>
+        <w:rPr>
+          <w:rFonts w:ascii="Arial Narrow" w:hAnsi="Arial Narrow"/>
+        </w:rPr>
+        <w:t/>
+      </w:r>
+      <w:r>
+        <w:rPr>
+          <w:rFonts w:ascii="Arial Narrow" w:hAnsi="Arial Narrow"/>
+        </w:rPr>
+        <w:t xml:space="preserve"/>
+      </w:r>
+      <w:r>
+        <w:rPr>
+          <w:rFonts w:ascii="Arial Narrow" w:hAnsi="Arial Narrow"/>
+        </w:rPr>
+        <w:t xml:space="preserve"/>
+      </w:r>
+      <w:r>
+        <w:rPr>
+          <w:rFonts w:ascii="Arial Narrow" w:hAnsi="Arial Narrow"/>
+        </w:rPr>
+        <w:t xml:space="preserve"/>
+      </w:r>
+      <w:r>
+        <w:rPr>
+          <w:rFonts w:ascii="Arial Narrow" w:hAnsi="Arial Narrow"/>
+        </w:rPr>
+        <w:t/>
+      </w:r>
+      <w:r>
+        <w:rPr>
+          <w:rFonts w:ascii="Arial Narrow" w:hAnsi="Arial Narrow"/>
+        </w:rPr>
+        <w:t xml:space="preserve"/>
+      </w:r>
+      <w:r>
+        <w:rPr>
+          <w:rFonts w:ascii="Arial Narrow" w:hAnsi="Arial Narrow"/>
+        </w:rPr>
+        <w:t/>
+      </w:r>
+      <w:r>
+        <w:rPr>
+          <w:rFonts w:ascii="Arial Narrow" w:hAnsi="Arial Narrow"/>
+        </w:rPr>
+        <w:t xml:space="preserve"/>
+      </w:r>
+      <w:r>
+        <w:rPr>
+          <w:rFonts w:ascii="Arial Narrow" w:hAnsi="Arial Narrow"/>
+        </w:rPr>
+        <w:t xml:space="preserve"/>
+      </w:r>
+      <w:r>
+        <w:rPr>
+          <w:rFonts w:ascii="Arial Narrow" w:hAnsi="Arial Narrow"/>
+        </w:rPr>
+        <w:t xml:space="preserve"/>
       </w:r>
     </w:p>
     <w:p>
@@ -3364,49 +3364,49 @@
         <w:rPr>
           <w:rFonts w:ascii="Arial Narrow" w:hAnsi="Arial Narrow"/>
         </w:rPr>
-        <w:t xml:space="preserve">En consecuencia, en tanto no se ha verificado la existencia de conexidad entre los </w:t>
-      </w:r>
-      <w:r>
-        <w:rPr>
-          <w:rFonts w:ascii="Arial Narrow" w:hAnsi="Arial Narrow"/>
-        </w:rPr>
-        <w:t xml:space="preserve">proveedores denunciados conforme a los </w:t>
-      </w:r>
-      <w:r>
-        <w:rPr>
-          <w:rFonts w:ascii="Arial Narrow" w:hAnsi="Arial Narrow"/>
-        </w:rPr>
-        <w:t xml:space="preserve">hechos materia de denuncia, corresponde desacumular las pretensiones planteadas de manera conjunta en el Expediente </w:t>
-      </w:r>
-      <w:r>
-        <w:rPr>
-          <w:rFonts w:ascii="Arial Narrow" w:hAnsi="Arial Narrow"/>
-        </w:rPr>
-        <w:t>2995-2025</w:t>
-      </w:r>
-      <w:r>
-        <w:rPr>
-          <w:rFonts w:ascii="Arial Narrow" w:hAnsi="Arial Narrow"/>
-        </w:rPr>
-        <w:t>/CC1</w:t>
-      </w:r>
-      <w:r>
-        <w:rPr>
-          <w:rFonts w:ascii="Arial Narrow" w:hAnsi="Arial Narrow"/>
-        </w:rPr>
-        <w:t xml:space="preserve">, </w:t>
-      </w:r>
-      <w:r>
-        <w:rPr>
-          <w:rFonts w:ascii="Arial Narrow" w:hAnsi="Arial Narrow"/>
-        </w:rPr>
-        <w:t xml:space="preserve">informando que el presente </w:t>
-      </w:r>
-      <w:r>
-        <w:rPr>
-          <w:rFonts w:ascii="Arial Narrow" w:hAnsi="Arial Narrow"/>
-        </w:rPr>
-        <w:t>procedimiento administrativo sancionador continuará la tramitación de la denuncia interpuesta por la Sucesión Intestada contra el Banco de Crédito y Pacífico.</w:t>
+        <w:t xml:space="preserve">En consecuencia, en tanto no se ha verificado la existencia de conexidad entre los proveedores denunciados conforme a los hechos materia de denuncia, corresponde desacumular las pretensiones planteadas de manera conjunta en el Expediente 2995-2025/CC1, informando que el presente procedimiento administrativo sancionador continuará la tramitación de la denuncia interpuesta por la [APELLIDO] contra el Banco de Crédito y Pacífico.</w:t>
+      </w:r>
+      <w:r>
+        <w:rPr>
+          <w:rFonts w:ascii="Arial Narrow" w:hAnsi="Arial Narrow"/>
+        </w:rPr>
+        <w:t xml:space="preserve"/>
+      </w:r>
+      <w:r>
+        <w:rPr>
+          <w:rFonts w:ascii="Arial Narrow" w:hAnsi="Arial Narrow"/>
+        </w:rPr>
+        <w:t xml:space="preserve"/>
+      </w:r>
+      <w:r>
+        <w:rPr>
+          <w:rFonts w:ascii="Arial Narrow" w:hAnsi="Arial Narrow"/>
+        </w:rPr>
+        <w:t/>
+      </w:r>
+      <w:r>
+        <w:rPr>
+          <w:rFonts w:ascii="Arial Narrow" w:hAnsi="Arial Narrow"/>
+        </w:rPr>
+        <w:t/>
+      </w:r>
+      <w:r>
+        <w:rPr>
+          <w:rFonts w:ascii="Arial Narrow" w:hAnsi="Arial Narrow"/>
+        </w:rPr>
+        <w:t xml:space="preserve"/>
+      </w:r>
+      <w:r>
+        <w:rPr>
+          <w:rFonts w:ascii="Arial Narrow" w:hAnsi="Arial Narrow"/>
+        </w:rPr>
+        <w:t xml:space="preserve"/>
+      </w:r>
+      <w:r>
+        <w:rPr>
+          <w:rFonts w:ascii="Arial Narrow" w:hAnsi="Arial Narrow"/>
+        </w:rPr>
+        <w:t/>
       </w:r>
     </w:p>
     <w:p>
@@ -3488,7 +3488,7 @@
           <w:color w:val="000000"/>
           <w:lang w:eastAsia="es-PE"/>
         </w:rPr>
-        <w:t>La Secretaría Técnica de la Comisión de Protección al Consumidor 1 (en adelante, la Secretaría Técnica), en ejercicio de sus facultades</w:t>
+        <w:t xml:space="preserve">La Secretaría Técnica de la Comisión de Protección al Consumidor 1 (en adelante, la Secretaría Técnica), en ejercicio de sus facultades, considera que el hecho denunciado, consistente en que el Banco de Crédito del Perú S.A. no habría enviado a la parte denunciante el número del trámite o código ante la solicitud de cobertura del Seguro de Desgravamen por el fallecimiento del señor [APELLIDO] , con la finalidad de que puedan hacer seguimiento ante la compañía aseguradora; involucraría una presunta afectación a sus expectativas, quien no habría encontrado una correspondencia entre lo que esperaba recibir de parte del proveedor y lo que realmente recibió. Por consiguiente, corresponde calificar el hecho materia de denuncia como una presunta infracción al deber de idoneidad, tipificado en los artículos 18 y 19 del Código.</w:t>
       </w:r>
       <w:bookmarkEnd w:id="8"/>
       <w:bookmarkEnd w:id="9"/>
@@ -3506,20 +3506,20 @@
           <w:color w:val="000000"/>
           <w:lang w:eastAsia="es-PE"/>
         </w:rPr>
-        <w:t xml:space="preserve">, considera </w:t>
+        <w:t xml:space="preserve"/>
       </w:r>
       <w:r>
         <w:rPr>
           <w:rFonts w:ascii="Arial Narrow" w:eastAsia="Arial Narrow" w:hAnsi="Arial Narrow" w:cs="Arial Narrow"/>
         </w:rPr>
-        <w:t xml:space="preserve">que el hecho denunciado, </w:t>
+        <w:t xml:space="preserve"/>
       </w:r>
       <w:bookmarkStart w:id="11" w:name="_Hlk211591623"/>
       <w:r>
         <w:rPr>
           <w:rFonts w:ascii="Arial Narrow" w:eastAsia="Arial Narrow" w:hAnsi="Arial Narrow" w:cs="Arial Narrow"/>
         </w:rPr>
-        <w:t xml:space="preserve">consistente en que </w:t>
+        <w:t xml:space="preserve"/>
       </w:r>
       <w:bookmarkStart w:id="12" w:name="_Hlk213160885"/>
       <w:bookmarkStart w:id="13" w:name="_Hlk213151898"/>
@@ -3531,7 +3531,7 @@
           <w:shd w:val="clear" w:color="auto" w:fill="FFFFFF"/>
           <w:lang w:eastAsia="es-PE"/>
         </w:rPr>
-        <w:t xml:space="preserve">el </w:t>
+        <w:t xml:space="preserve"/>
       </w:r>
       <w:r>
         <w:rPr>
@@ -3541,13 +3541,13 @@
           <w:lang w:eastAsia="es-PE"/>
         </w:rPr>
         <w:lastRenderedPageBreak/>
-        <w:t>Banco de Crédito del Perú S.A. no habría enviado a la parte denunciante el número del trámite o código ante la solicitud de cobertura del Seguro de Desgravamen por el fallecimiento del señor César Emilio Miranda Soria, con la finalidad de que puedan hacer seguimiento ante la compañía aseguradora</w:t>
+        <w:t/>
       </w:r>
       <w:r>
         <w:rPr>
           <w:rFonts w:ascii="Arial Narrow" w:eastAsia="Arial Narrow" w:hAnsi="Arial Narrow" w:cs="Arial Narrow"/>
         </w:rPr>
-        <w:t>; involucraría una presunta afectación a sus expectativas, quien no habría encontrado una correspondencia entre lo que esperaba recibir de parte del proveedor y lo que realmente recibió. Por consiguiente, corresponde calificar el hecho materia de denuncia como una presunta infracción al deber de idoneidad, tipificado en los artículos 18</w:t>
+        <w:t/>
       </w:r>
       <w:r>
         <w:rPr>
@@ -3561,7 +3561,7 @@
         <w:rPr>
           <w:rFonts w:ascii="Arial Narrow" w:eastAsia="Arial Narrow" w:hAnsi="Arial Narrow" w:cs="Arial Narrow"/>
         </w:rPr>
-        <w:t xml:space="preserve"> y 19</w:t>
+        <w:t xml:space="preserve"/>
       </w:r>
       <w:r>
         <w:rPr>
@@ -3575,7 +3575,7 @@
         <w:rPr>
           <w:rFonts w:ascii="Arial Narrow" w:eastAsia="Arial Narrow" w:hAnsi="Arial Narrow" w:cs="Arial Narrow"/>
         </w:rPr>
-        <w:t xml:space="preserve"> del Código</w:t>
+        <w:t xml:space="preserve"/>
       </w:r>
       <w:bookmarkStart w:id="15" w:name="_Hlk213160896"/>
       <w:bookmarkEnd w:id="12"/>
@@ -3591,7 +3591,7 @@
         <w:rPr>
           <w:rFonts w:ascii="Arial Narrow" w:eastAsia="Arial Narrow" w:hAnsi="Arial Narrow" w:cs="Arial Narrow"/>
         </w:rPr>
-        <w:t>.</w:t>
+        <w:t/>
       </w:r>
       <w:bookmarkEnd w:id="13"/>
     </w:p>
@@ -3625,7 +3625,7 @@
         <w:rPr>
           <w:rFonts w:ascii="Arial Narrow" w:eastAsia="Arial Narrow" w:hAnsi="Arial Narrow" w:cs="Arial Narrow"/>
         </w:rPr>
-        <w:t xml:space="preserve">Así también, la Secretaría Técnica, en ejercicio de sus facultades, </w:t>
+        <w:t xml:space="preserve">Así también, la Secretaría Técnica, en ejercicio de sus facultades, considera que el hecho denunciado, consistente en que Pacífico Compañía de Seguros y Reaseguros S.A. no habría brindado una respuesta a la parte denunciante ante la solicitud de cobertura de la Póliza 24260 por el fallecimiento del señor [APELLIDO] , pese a haber remitido la documentación pertinente el 20 de agosto de 2024; involucraría una presunta afectación a sus expectativas, quien no habría encontrado una correspondencia entre lo que esperaba recibir de parte del proveedor y lo que realmente recibió. Por consiguiente, corresponde calificar el hecho materia de denuncia como una presunta infracción al deber de idoneidad, tipificado en los artículos 18 y 19 del Código.   </w:t>
       </w:r>
       <w:r>
         <w:rPr>
@@ -3633,13 +3633,13 @@
           <w:color w:val="000000"/>
           <w:lang w:eastAsia="es-PE"/>
         </w:rPr>
-        <w:t xml:space="preserve">considera </w:t>
+        <w:t xml:space="preserve"/>
       </w:r>
       <w:r>
         <w:rPr>
           <w:rFonts w:ascii="Arial Narrow" w:eastAsia="Arial Narrow" w:hAnsi="Arial Narrow" w:cs="Arial Narrow"/>
         </w:rPr>
-        <w:t xml:space="preserve">que el hecho denunciado, consistente en que </w:t>
+        <w:t xml:space="preserve"/>
       </w:r>
       <w:bookmarkEnd w:id="16"/>
       <w:r>
@@ -3648,13 +3648,13 @@
           <w:shd w:val="clear" w:color="auto" w:fill="FFFFFF"/>
           <w:lang w:eastAsia="es-PE"/>
         </w:rPr>
-        <w:t>Pacífico Compañía de Seguros y Reaseguros S.A. no habría brindado una respuesta a la parte denunciante ante la solicitud de cobertura de la Póliza 24260 por el fallecimiento del señor César Emilio Miranda Soria, pese a haber remitido la documentación pertinente el 20 de agosto de 2024</w:t>
+        <w:t/>
       </w:r>
       <w:r>
         <w:rPr>
           <w:rFonts w:ascii="Arial Narrow" w:eastAsia="Arial Narrow" w:hAnsi="Arial Narrow" w:cs="Arial Narrow"/>
         </w:rPr>
-        <w:t>; involucraría una presunta afectación a sus expectativas, quien no habría encontrado una correspondencia entre lo que esperaba recibir de parte del proveedor y lo que realmente recibió. Por consiguiente, corresponde calificar el hecho materia de denuncia como una presunta infracción al deber de idoneidad, tipificado en los artículos 18</w:t>
+        <w:t/>
       </w:r>
       <w:r>
         <w:rPr>
@@ -3668,7 +3668,7 @@
         <w:rPr>
           <w:rFonts w:ascii="Arial Narrow" w:eastAsia="Arial Narrow" w:hAnsi="Arial Narrow" w:cs="Arial Narrow"/>
         </w:rPr>
-        <w:t xml:space="preserve"> y 19</w:t>
+        <w:t xml:space="preserve"/>
       </w:r>
       <w:r>
         <w:rPr>
@@ -3682,7 +3682,7 @@
         <w:rPr>
           <w:rFonts w:ascii="Arial Narrow" w:eastAsia="Arial Narrow" w:hAnsi="Arial Narrow" w:cs="Arial Narrow"/>
         </w:rPr>
-        <w:t xml:space="preserve"> del Código</w:t>
+        <w:t xml:space="preserve"/>
       </w:r>
       <w:r>
         <w:rPr>
@@ -3691,7 +3691,7 @@
           <w:color w:val="000000"/>
           <w:lang w:eastAsia="es-PE"/>
         </w:rPr>
-        <w:t xml:space="preserve">. </w:t>
+        <w:t xml:space="preserve"/>
       </w:r>
       <w:r>
         <w:rPr>
@@ -3700,7 +3700,7 @@
           <w:color w:val="000000"/>
           <w:lang w:eastAsia="es-PE"/>
         </w:rPr>
-        <w:t xml:space="preserve"> </w:t>
+        <w:t xml:space="preserve"/>
       </w:r>
       <w:r>
         <w:rPr>
@@ -3709,7 +3709,7 @@
           <w:color w:val="000000"/>
           <w:lang w:eastAsia="es-PE"/>
         </w:rPr>
-        <w:t xml:space="preserve"> </w:t>
+        <w:t xml:space="preserve"/>
       </w:r>
     </w:p>
     <w:bookmarkEnd w:id="7"/>
@@ -3955,7 +3955,7 @@
         <w:rPr>
           <w:rFonts w:ascii="Arial Narrow" w:eastAsia="Arial Narrow" w:hAnsi="Arial Narrow" w:cs="Arial Narrow"/>
         </w:rPr>
-        <w:t xml:space="preserve">Asimismo, </w:t>
+        <w:t xml:space="preserve">Asimismo, la Secretaría Técnica, en ejercicio de sus facultades, considera que el hecho denunciado, consistente en que Banco de Crédito del Perú S.A. habría continuado cobrando intereses moratorios y compensatorios al causante de la [DENUNCIANTE] respecto de la deuda del crédito asociado a la Póliza 24260 del Seguro de Desgravamen, pese a la falta de atención de la solicitud de cobertura; involucraría una presunta afectación a sus expectativas, quien no habría encontrado una correspondencia entre lo que esperaba recibir de parte del proveedor y lo que realmente recibió. Por consiguiente, corresponde calificar el hecho materia de denuncia como una presunta infracción al deber de idoneidad, tipificado en los artículos 18 y 19 del Código.</w:t>
       </w:r>
       <w:r>
         <w:rPr>
@@ -3963,25 +3963,25 @@
           <w:color w:val="000000"/>
           <w:lang w:eastAsia="es-PE"/>
         </w:rPr>
-        <w:t xml:space="preserve">la Secretaría Técnica, en ejercicio de sus facultades, considera </w:t>
-      </w:r>
-      <w:r>
-        <w:rPr>
-          <w:rFonts w:ascii="Arial Narrow" w:eastAsia="Arial Narrow" w:hAnsi="Arial Narrow" w:cs="Arial"/>
-        </w:rPr>
-        <w:t xml:space="preserve">que el hecho denunciado, consistente en que </w:t>
+        <w:t xml:space="preserve"/>
+      </w:r>
+      <w:r>
+        <w:rPr>
+          <w:rFonts w:ascii="Arial Narrow" w:eastAsia="Arial Narrow" w:hAnsi="Arial Narrow" w:cs="Arial"/>
+        </w:rPr>
+        <w:t xml:space="preserve"/>
       </w:r>
       <w:r>
         <w:rPr>
           <w:rFonts w:ascii="Arial Narrow" w:eastAsia="Arial Narrow" w:hAnsi="Arial Narrow" w:cs="Arial Narrow"/>
         </w:rPr>
-        <w:t>Banco de Crédito del Perú S.A. habría continuado cobrando intereses moratorios y compensatorios al causante de la Sucesión Intestada de César Emilio Miranda Soria respecto de la deuda del crédito asociado a la Póliza 24260 del Seguro de Desgravamen, pese a la falta de atención de la solicitud de cobertura</w:t>
+        <w:t/>
       </w:r>
       <w:r>
         <w:rPr>
           <w:rFonts w:ascii="Arial Narrow" w:eastAsia="Arial Narrow" w:hAnsi="Arial Narrow" w:cs="Arial Narrow"/>
         </w:rPr>
-        <w:t>; involucraría una presunta afectación a sus expectativas, quien no habría encontrado una correspondencia entre lo que esperaba recibir de parte del proveedor y lo que realmente recibió. Por consiguiente, corresponde calificar el hecho materia de denuncia como una presunta infracción al deber de idoneidad, tipificado en los artículos 18</w:t>
+        <w:t/>
       </w:r>
       <w:r>
         <w:rPr>
@@ -3995,7 +3995,7 @@
         <w:rPr>
           <w:rFonts w:ascii="Arial Narrow" w:eastAsia="Arial Narrow" w:hAnsi="Arial Narrow" w:cs="Arial Narrow"/>
         </w:rPr>
-        <w:t xml:space="preserve"> y 19</w:t>
+        <w:t xml:space="preserve"/>
       </w:r>
       <w:r>
         <w:rPr>
@@ -4009,13 +4009,13 @@
         <w:rPr>
           <w:rFonts w:ascii="Arial Narrow" w:eastAsia="Arial Narrow" w:hAnsi="Arial Narrow" w:cs="Arial Narrow"/>
         </w:rPr>
-        <w:t xml:space="preserve"> del Código</w:t>
-      </w:r>
-      <w:r>
-        <w:rPr>
-          <w:rFonts w:ascii="Arial Narrow" w:eastAsia="Arial Narrow" w:hAnsi="Arial Narrow" w:cs="Arial"/>
-        </w:rPr>
-        <w:t>.</w:t>
+        <w:t xml:space="preserve"/>
+      </w:r>
+      <w:r>
+        <w:rPr>
+          <w:rFonts w:ascii="Arial Narrow" w:eastAsia="Arial Narrow" w:hAnsi="Arial Narrow" w:cs="Arial"/>
+        </w:rPr>
+        <w:t/>
       </w:r>
     </w:p>
     <w:p>
@@ -4046,7 +4046,7 @@
         <w:rPr>
           <w:rFonts w:ascii="Arial Narrow" w:eastAsia="Arial Narrow" w:hAnsi="Arial Narrow" w:cs="Arial Narrow"/>
         </w:rPr>
-        <w:t xml:space="preserve">Asimismo, </w:t>
+        <w:t xml:space="preserve">Asimismo, la Secretaría Técnica, en ejercicio de sus facultades, considera que el hecho denunciado, consistente en que Banco de Crédito del Perú S.A. habría perjudicado la calificación crediticia del causante de la [DENUNCIANTE] por moroso, pese a su deceso; involucraría una presunta afectación a sus expectativas, quien no habría encontrado una correspondencia entre lo que esperaba recibir de parte del proveedor y lo que realmente recibió. Por consiguiente, corresponde calificar el hecho materia de denuncia como una presunta infracción al deber de idoneidad, tipificado en los artículos 18 y 19 del Código.</w:t>
       </w:r>
       <w:r>
         <w:rPr>
@@ -4054,25 +4054,25 @@
           <w:color w:val="000000"/>
           <w:lang w:eastAsia="es-PE"/>
         </w:rPr>
-        <w:t xml:space="preserve">la Secretaría Técnica, en ejercicio de sus facultades, considera </w:t>
-      </w:r>
-      <w:r>
-        <w:rPr>
-          <w:rFonts w:ascii="Arial Narrow" w:eastAsia="Arial Narrow" w:hAnsi="Arial Narrow" w:cs="Arial"/>
-        </w:rPr>
-        <w:t xml:space="preserve">que el hecho denunciado, consistente en que </w:t>
+        <w:t xml:space="preserve"/>
+      </w:r>
+      <w:r>
+        <w:rPr>
+          <w:rFonts w:ascii="Arial Narrow" w:eastAsia="Arial Narrow" w:hAnsi="Arial Narrow" w:cs="Arial"/>
+        </w:rPr>
+        <w:t xml:space="preserve"/>
       </w:r>
       <w:r>
         <w:rPr>
           <w:rFonts w:ascii="Arial Narrow" w:eastAsia="Arial Narrow" w:hAnsi="Arial Narrow" w:cs="Arial Narrow"/>
         </w:rPr>
-        <w:t>Banco de Crédito del Perú S.A. habría perjudicado la calificación crediticia del causante de la Sucesión Intestada de César Emilio Miranda Soria por moroso, pese a su deceso</w:t>
+        <w:t/>
       </w:r>
       <w:r>
         <w:rPr>
           <w:rFonts w:ascii="Arial Narrow" w:eastAsia="Arial Narrow" w:hAnsi="Arial Narrow" w:cs="Arial Narrow"/>
         </w:rPr>
-        <w:t>; involucraría una presunta afectación a sus expectativas, quien no habría encontrado una correspondencia entre lo que esperaba recibir de parte del proveedor y lo que realmente recibió. Por consiguiente, corresponde calificar el hecho materia de denuncia como una presunta infracción al deber de idoneidad, tipificado en los artículos 18</w:t>
+        <w:t/>
       </w:r>
       <w:r>
         <w:rPr>
@@ -4086,7 +4086,7 @@
         <w:rPr>
           <w:rFonts w:ascii="Arial Narrow" w:eastAsia="Arial Narrow" w:hAnsi="Arial Narrow" w:cs="Arial Narrow"/>
         </w:rPr>
-        <w:t xml:space="preserve"> y 19</w:t>
+        <w:t xml:space="preserve"/>
       </w:r>
       <w:r>
         <w:rPr>
@@ -4100,13 +4100,13 @@
         <w:rPr>
           <w:rFonts w:ascii="Arial Narrow" w:eastAsia="Arial Narrow" w:hAnsi="Arial Narrow" w:cs="Arial Narrow"/>
         </w:rPr>
-        <w:t xml:space="preserve"> del Código</w:t>
-      </w:r>
-      <w:r>
-        <w:rPr>
-          <w:rFonts w:ascii="Arial Narrow" w:eastAsia="Arial Narrow" w:hAnsi="Arial Narrow" w:cs="Arial"/>
-        </w:rPr>
-        <w:t>.</w:t>
+        <w:t xml:space="preserve"/>
+      </w:r>
+      <w:r>
+        <w:rPr>
+          <w:rFonts w:ascii="Arial Narrow" w:eastAsia="Arial Narrow" w:hAnsi="Arial Narrow" w:cs="Arial"/>
+        </w:rPr>
+        <w:t/>
       </w:r>
     </w:p>
     <w:p>
@@ -4481,81 +4481,81 @@
           <w:b/>
           <w:bCs/>
         </w:rPr>
-        <w:t>PRIMERO</w:t>
-      </w:r>
-      <w:r>
-        <w:rPr>
-          <w:rFonts w:ascii="Arial Narrow" w:hAnsi="Arial Narrow"/>
-        </w:rPr>
-        <w:t xml:space="preserve">: desacumular las pretensiones planteadas de manera conjunta en </w:t>
-      </w:r>
-      <w:r>
-        <w:rPr>
-          <w:rFonts w:ascii="Arial Narrow" w:hAnsi="Arial Narrow"/>
-        </w:rPr>
-        <w:t xml:space="preserve">el Expediente </w:t>
-      </w:r>
-      <w:r>
-        <w:rPr>
-          <w:rFonts w:ascii="Arial Narrow" w:hAnsi="Arial Narrow"/>
-        </w:rPr>
-        <w:t>2995-2025</w:t>
-      </w:r>
-      <w:r>
-        <w:rPr>
-          <w:rFonts w:ascii="Arial Narrow" w:hAnsi="Arial Narrow"/>
-        </w:rPr>
-        <w:t xml:space="preserve">/CC1, </w:t>
+        <w:t xml:space="preserve">PRIMERO: desacumular las pretensiones planteadas de manera conjunta en el Expediente 2995-2025/CC1, en la medida que no existe conexidad entre los productos denunciados con todos los proveedores denunciados; siendo que el presente procedimiento administrativo sancionador continuará la tramitación de la denuncia interpuesta por la [DENUNCIANTE] contra el Banco de Crédito de Perú S.A. y Pacífico Compañía de Seguros y Reaseguros S.A..</w:t>
+      </w:r>
+      <w:r>
+        <w:rPr>
+          <w:rFonts w:ascii="Arial Narrow" w:hAnsi="Arial Narrow"/>
+        </w:rPr>
+        <w:t xml:space="preserve"/>
+      </w:r>
+      <w:r>
+        <w:rPr>
+          <w:rFonts w:ascii="Arial Narrow" w:hAnsi="Arial Narrow"/>
+        </w:rPr>
+        <w:t xml:space="preserve"/>
+      </w:r>
+      <w:r>
+        <w:rPr>
+          <w:rFonts w:ascii="Arial Narrow" w:hAnsi="Arial Narrow"/>
+        </w:rPr>
+        <w:t/>
+      </w:r>
+      <w:r>
+        <w:rPr>
+          <w:rFonts w:ascii="Arial Narrow" w:hAnsi="Arial Narrow"/>
+        </w:rPr>
+        <w:t xml:space="preserve"/>
       </w:r>
       <w:bookmarkStart w:id="18" w:name="_Hlk184979605"/>
       <w:r>
         <w:rPr>
           <w:rFonts w:ascii="Arial Narrow" w:hAnsi="Arial Narrow"/>
         </w:rPr>
-        <w:t xml:space="preserve">en la medida que no existe conexidad entre </w:t>
+        <w:t xml:space="preserve"/>
       </w:r>
       <w:bookmarkEnd w:id="18"/>
       <w:r>
         <w:rPr>
           <w:rFonts w:ascii="Arial Narrow" w:hAnsi="Arial Narrow"/>
         </w:rPr>
-        <w:t>los productos denunciados con todos los proveedores denunciados</w:t>
-      </w:r>
-      <w:r>
-        <w:rPr>
-          <w:rFonts w:ascii="Arial Narrow" w:hAnsi="Arial Narrow"/>
-        </w:rPr>
-        <w:t xml:space="preserve">; siendo que el presente procedimiento administrativo sancionador continuará la tramitación de la denuncia interpuesta </w:t>
-      </w:r>
-      <w:r>
-        <w:rPr>
-          <w:rFonts w:ascii="Arial Narrow" w:hAnsi="Arial Narrow"/>
-        </w:rPr>
-        <w:t xml:space="preserve">por la </w:t>
-      </w:r>
-      <w:r>
-        <w:rPr>
-          <w:rFonts w:ascii="Arial Narrow" w:hAnsi="Arial Narrow"/>
-        </w:rPr>
-        <w:t xml:space="preserve">Sucesión Intestada de César Emilio Miranda Soria </w:t>
-      </w:r>
-      <w:r>
-        <w:rPr>
-          <w:rFonts w:ascii="Arial Narrow" w:hAnsi="Arial Narrow"/>
-        </w:rPr>
-        <w:t xml:space="preserve">contra </w:t>
-      </w:r>
-      <w:r>
-        <w:rPr>
-          <w:rFonts w:ascii="Arial Narrow" w:hAnsi="Arial Narrow"/>
-        </w:rPr>
-        <w:t>el Banco de Crédito de Perú S.A. y Pacífico Compañía de Seguros y Reaseguros S.A.</w:t>
-      </w:r>
-      <w:r>
-        <w:rPr>
-          <w:rFonts w:ascii="Arial Narrow" w:hAnsi="Arial Narrow"/>
-        </w:rPr>
-        <w:t>.</w:t>
+        <w:t/>
+      </w:r>
+      <w:r>
+        <w:rPr>
+          <w:rFonts w:ascii="Arial Narrow" w:hAnsi="Arial Narrow"/>
+        </w:rPr>
+        <w:t xml:space="preserve"/>
+      </w:r>
+      <w:r>
+        <w:rPr>
+          <w:rFonts w:ascii="Arial Narrow" w:hAnsi="Arial Narrow"/>
+        </w:rPr>
+        <w:t xml:space="preserve"/>
+      </w:r>
+      <w:r>
+        <w:rPr>
+          <w:rFonts w:ascii="Arial Narrow" w:hAnsi="Arial Narrow"/>
+        </w:rPr>
+        <w:t xml:space="preserve"/>
+      </w:r>
+      <w:r>
+        <w:rPr>
+          <w:rFonts w:ascii="Arial Narrow" w:hAnsi="Arial Narrow"/>
+        </w:rPr>
+        <w:t xml:space="preserve"/>
+      </w:r>
+      <w:r>
+        <w:rPr>
+          <w:rFonts w:ascii="Arial Narrow" w:hAnsi="Arial Narrow"/>
+        </w:rPr>
+        <w:t/>
+      </w:r>
+      <w:r>
+        <w:rPr>
+          <w:rFonts w:ascii="Arial Narrow" w:hAnsi="Arial Narrow"/>
+        </w:rPr>
+        <w:t/>
       </w:r>
     </w:p>
     <w:p>
@@ -4584,111 +4584,111 @@
           <w:b/>
           <w:bCs/>
         </w:rPr>
-        <w:t>SEGUNDO</w:t>
+        <w:t xml:space="preserve">SEGUNDO: informar que la denuncia interpuesta por la [DENUNCIANTE] contra el Banco Internacional del Perú S.A.A. – Interbank e Interseguro Compañía de Seguros S.A., será tramitada en un procedimiento administrativo distinto al recaído en el presente expediente, en consecuencia, se solicitarán los requisitos de admisibilidad correspondientes, previstos en el Decreto Supremo 006-2026-JUS, que aprueba el Texto Único Ordenado de la Ley 27444, Ley del Procedimiento Administrativo General; así como en el Decreto Supremo 085-2010/PCM, Texto Único de Procedimientos Administrativos del Indecopi; y, en la Directiva 001-2021-COD-INDECOPI, Directiva Única que Regula los Procedimientos de Protección al Consumidor Previstos en el Código de Protección y Defensa del Consumidor.  </w:t>
       </w:r>
       <w:r>
         <w:rPr>
           <w:rFonts w:ascii="Arial Narrow" w:hAnsi="Arial Narrow"/>
           <w:bCs/>
         </w:rPr>
-        <w:t>:</w:t>
-      </w:r>
-      <w:r>
-        <w:rPr>
-          <w:rFonts w:ascii="Arial Narrow" w:hAnsi="Arial Narrow"/>
-        </w:rPr>
-        <w:t xml:space="preserve"> </w:t>
+        <w:t/>
+      </w:r>
+      <w:r>
+        <w:rPr>
+          <w:rFonts w:ascii="Arial Narrow" w:hAnsi="Arial Narrow"/>
+        </w:rPr>
+        <w:t xml:space="preserve"/>
       </w:r>
       <w:r>
         <w:rPr>
           <w:rFonts w:ascii="Arial Narrow" w:hAnsi="Arial Narrow" w:cs="Arial"/>
           <w:lang w:val="es-ES"/>
         </w:rPr>
-        <w:t xml:space="preserve">informar que la denuncia interpuesta por </w:t>
-      </w:r>
-      <w:r>
-        <w:rPr>
-          <w:rFonts w:ascii="Arial Narrow" w:hAnsi="Arial Narrow" w:cs="Arial"/>
-        </w:rPr>
-        <w:t xml:space="preserve">la Sucesión Intestada de César Emilio Miranda Soria </w:t>
+        <w:t xml:space="preserve"/>
+      </w:r>
+      <w:r>
+        <w:rPr>
+          <w:rFonts w:ascii="Arial Narrow" w:hAnsi="Arial Narrow" w:cs="Arial"/>
+        </w:rPr>
+        <w:t xml:space="preserve"/>
       </w:r>
       <w:r>
         <w:rPr>
           <w:rFonts w:ascii="Arial Narrow" w:hAnsi="Arial Narrow" w:cs="Arial"/>
           <w:lang w:val="es-ES"/>
         </w:rPr>
-        <w:t>contra</w:t>
+        <w:t/>
       </w:r>
       <w:r>
         <w:rPr>
           <w:rFonts w:ascii="Arial Narrow" w:hAnsi="Arial Narrow" w:cs="Arial"/>
           <w:lang w:val="es-ES"/>
         </w:rPr>
-        <w:t xml:space="preserve"> el</w:t>
+        <w:t xml:space="preserve"/>
       </w:r>
       <w:r>
         <w:rPr>
           <w:rFonts w:ascii="Arial Narrow" w:hAnsi="Arial Narrow" w:cs="Arial"/>
           <w:lang w:val="es-ES"/>
         </w:rPr>
-        <w:t xml:space="preserve"> </w:t>
-      </w:r>
-      <w:r>
-        <w:rPr>
-          <w:rFonts w:ascii="Arial Narrow" w:hAnsi="Arial Narrow" w:cs="Arial"/>
-        </w:rPr>
-        <w:t>Banco Internacional del Perú S.A.A.</w:t>
-      </w:r>
-      <w:r>
-        <w:rPr>
-          <w:rFonts w:ascii="Arial Narrow" w:hAnsi="Arial Narrow" w:cs="Arial"/>
-        </w:rPr>
-        <w:t xml:space="preserve"> – Interbank e </w:t>
-      </w:r>
-      <w:r>
-        <w:rPr>
-          <w:rFonts w:ascii="Arial Narrow" w:hAnsi="Arial Narrow" w:cs="Arial"/>
-        </w:rPr>
-        <w:t xml:space="preserve">Interseguro Compañía de Seguros S.A., </w:t>
+        <w:t xml:space="preserve"/>
+      </w:r>
+      <w:r>
+        <w:rPr>
+          <w:rFonts w:ascii="Arial Narrow" w:hAnsi="Arial Narrow" w:cs="Arial"/>
+        </w:rPr>
+        <w:t/>
+      </w:r>
+      <w:r>
+        <w:rPr>
+          <w:rFonts w:ascii="Arial Narrow" w:hAnsi="Arial Narrow" w:cs="Arial"/>
+        </w:rPr>
+        <w:t xml:space="preserve"/>
+      </w:r>
+      <w:r>
+        <w:rPr>
+          <w:rFonts w:ascii="Arial Narrow" w:hAnsi="Arial Narrow" w:cs="Arial"/>
+        </w:rPr>
+        <w:t xml:space="preserve"/>
       </w:r>
       <w:r>
         <w:rPr>
           <w:rFonts w:ascii="Arial Narrow" w:hAnsi="Arial Narrow" w:cs="Arial"/>
           <w:lang w:val="es-ES"/>
         </w:rPr>
-        <w:t xml:space="preserve">será tramitada en un procedimiento administrativo distinto al recaído en el presente expediente, en consecuencia, </w:t>
-      </w:r>
-      <w:r>
-        <w:rPr>
-          <w:rFonts w:ascii="Arial Narrow" w:hAnsi="Arial Narrow" w:cs="Arial"/>
-        </w:rPr>
-        <w:t xml:space="preserve">se solicitarán los requisitos de admisibilidad correspondientes, previstos en el Decreto Supremo 006-2026-JUS, que aprueba el Texto Único Ordenado de la Ley 27444, Ley del Procedimiento Administrativo General; así como en el </w:t>
-      </w:r>
-      <w:r>
-        <w:rPr>
-          <w:rFonts w:ascii="Arial Narrow" w:hAnsi="Arial Narrow" w:cs="Arial"/>
-          <w:color w:val="000000"/>
-          <w:lang w:eastAsia="es-PE"/>
-        </w:rPr>
-        <w:t xml:space="preserve">Decreto Supremo 085-2010/PCM, Texto Único de Procedimientos Administrativos del Indecopi; y, en la </w:t>
-      </w:r>
-      <w:r>
-        <w:rPr>
-          <w:rFonts w:ascii="Arial Narrow" w:eastAsia="Arial Narrow" w:hAnsi="Arial Narrow" w:cs="Arial"/>
-        </w:rPr>
-        <w:t>Directiva 001-2021-COD-INDECOPI, Directiva Única que Regula los Procedimientos de Protección al Consumidor Previstos en el Código de Protección y Defensa del Consumidor.</w:t>
-      </w:r>
-      <w:r>
-        <w:rPr>
-          <w:rFonts w:ascii="Arial Narrow" w:eastAsia="Arial Narrow" w:hAnsi="Arial Narrow" w:cs="Arial"/>
-        </w:rPr>
-        <w:t xml:space="preserve"> </w:t>
-      </w:r>
-      <w:r>
-        <w:rPr>
-          <w:rFonts w:ascii="Arial Narrow" w:eastAsia="Arial Narrow" w:hAnsi="Arial Narrow" w:cs="Arial"/>
-        </w:rPr>
-        <w:t xml:space="preserve"> </w:t>
+        <w:t xml:space="preserve"/>
+      </w:r>
+      <w:r>
+        <w:rPr>
+          <w:rFonts w:ascii="Arial Narrow" w:hAnsi="Arial Narrow" w:cs="Arial"/>
+        </w:rPr>
+        <w:t xml:space="preserve"/>
+      </w:r>
+      <w:r>
+        <w:rPr>
+          <w:rFonts w:ascii="Arial Narrow" w:hAnsi="Arial Narrow" w:cs="Arial"/>
+          <w:color w:val="000000"/>
+          <w:lang w:eastAsia="es-PE"/>
+        </w:rPr>
+        <w:t xml:space="preserve"/>
+      </w:r>
+      <w:r>
+        <w:rPr>
+          <w:rFonts w:ascii="Arial Narrow" w:eastAsia="Arial Narrow" w:hAnsi="Arial Narrow" w:cs="Arial"/>
+        </w:rPr>
+        <w:t/>
+      </w:r>
+      <w:r>
+        <w:rPr>
+          <w:rFonts w:ascii="Arial Narrow" w:eastAsia="Arial Narrow" w:hAnsi="Arial Narrow" w:cs="Arial"/>
+        </w:rPr>
+        <w:t xml:space="preserve"/>
+      </w:r>
+      <w:r>
+        <w:rPr>
+          <w:rFonts w:ascii="Arial Narrow" w:eastAsia="Arial Narrow" w:hAnsi="Arial Narrow" w:cs="Arial"/>
+        </w:rPr>
+        <w:t xml:space="preserve"/>
       </w:r>
       <w:bookmarkStart w:id="19" w:name="_Hlk136952848"/>
     </w:p>
@@ -4709,53 +4709,53 @@
           <w:b/>
           <w:bCs/>
         </w:rPr>
-        <w:t>TERCERO</w:t>
+        <w:t xml:space="preserve">TERCERO: informar que la denuncia interpuesta por la [DENUNCIANTE] contra Scotiabank Perú S.A.A., BNP Paribas Cardif S.A. Compañía de Seguros y Reaseguros y Estudio Muñiz Sociedad Civil de Responsabilidad Limitada será tramitada en un procedimiento administrativo distinto al recaído en el presente expediente, en consecuencia, se solicitarán los requisitos de admisibilidad correspondientes, previstos en el Decreto Supremo 006-2026-JUS, que aprueba el Texto Único Ordenado de la Ley 27444, Ley del Procedimiento Administrativo General; así como en el Decreto Supremo 085-2010/PCM, Texto Único de Procedimientos Administrativos del Indecopi; y, en la Directiva 001-2021-COD-INDECOPI, Directiva Única que Regula los Procedimientos de Protección al Consumidor Previstos en el Código de Protección y Defensa del Consumidor.  </w:t>
       </w:r>
       <w:r>
         <w:rPr>
           <w:rFonts w:ascii="Arial Narrow" w:hAnsi="Arial Narrow"/>
           <w:bCs/>
         </w:rPr>
-        <w:t>:</w:t>
-      </w:r>
-      <w:r>
-        <w:rPr>
-          <w:rFonts w:ascii="Arial Narrow" w:hAnsi="Arial Narrow"/>
-        </w:rPr>
-        <w:t xml:space="preserve"> </w:t>
+        <w:t/>
+      </w:r>
+      <w:r>
+        <w:rPr>
+          <w:rFonts w:ascii="Arial Narrow" w:hAnsi="Arial Narrow"/>
+        </w:rPr>
+        <w:t xml:space="preserve"/>
       </w:r>
       <w:r>
         <w:rPr>
           <w:rFonts w:ascii="Arial Narrow" w:hAnsi="Arial Narrow" w:cs="Arial"/>
           <w:lang w:val="es-ES"/>
         </w:rPr>
-        <w:t xml:space="preserve">informar que la denuncia interpuesta por </w:t>
-      </w:r>
-      <w:r>
-        <w:rPr>
-          <w:rFonts w:ascii="Arial Narrow" w:hAnsi="Arial Narrow" w:cs="Arial"/>
-        </w:rPr>
-        <w:t xml:space="preserve">la Sucesión Intestada de César Emilio Miranda Soria </w:t>
+        <w:t xml:space="preserve"/>
+      </w:r>
+      <w:r>
+        <w:rPr>
+          <w:rFonts w:ascii="Arial Narrow" w:hAnsi="Arial Narrow" w:cs="Arial"/>
+        </w:rPr>
+        <w:t xml:space="preserve"/>
       </w:r>
       <w:r>
         <w:rPr>
           <w:rFonts w:ascii="Arial Narrow" w:hAnsi="Arial Narrow" w:cs="Arial"/>
           <w:lang w:val="es-ES"/>
         </w:rPr>
-        <w:t xml:space="preserve">contra </w:t>
-      </w:r>
-      <w:r>
-        <w:rPr>
-          <w:rFonts w:ascii="Arial Narrow" w:hAnsi="Arial Narrow" w:cs="Arial"/>
-        </w:rPr>
-        <w:t xml:space="preserve">Scotiabank Perú S.A.A., BNP Paribas Cardif S.A. Compañía de Seguros y Reaseguros y Estudio Muñiz Sociedad Civil de Responsabilidad Limitada </w:t>
+        <w:t xml:space="preserve"/>
+      </w:r>
+      <w:r>
+        <w:rPr>
+          <w:rFonts w:ascii="Arial Narrow" w:hAnsi="Arial Narrow" w:cs="Arial"/>
+        </w:rPr>
+        <w:t xml:space="preserve"/>
       </w:r>
       <w:r>
         <w:rPr>
           <w:rFonts w:ascii="Arial Narrow" w:hAnsi="Arial Narrow" w:cs="Arial"/>
           <w:lang w:val="es-ES"/>
         </w:rPr>
-        <w:t xml:space="preserve">será tramitada en un procedimiento administrativo </w:t>
+        <w:t xml:space="preserve"/>
       </w:r>
       <w:r>
         <w:rPr>
@@ -4763,39 +4763,39 @@
           <w:lang w:val="es-ES"/>
         </w:rPr>
         <w:lastRenderedPageBreak/>
-        <w:t xml:space="preserve">distinto al recaído en el presente expediente, en consecuencia, </w:t>
-      </w:r>
-      <w:r>
-        <w:rPr>
-          <w:rFonts w:ascii="Arial Narrow" w:hAnsi="Arial Narrow" w:cs="Arial"/>
-        </w:rPr>
-        <w:t xml:space="preserve">se solicitarán los requisitos de admisibilidad correspondientes, previstos en el Decreto Supremo 006-2026-JUS, que aprueba el Texto Único Ordenado de la Ley 27444, Ley del Procedimiento Administrativo General; así como en el </w:t>
-      </w:r>
-      <w:r>
-        <w:rPr>
-          <w:rFonts w:ascii="Arial Narrow" w:hAnsi="Arial Narrow" w:cs="Arial"/>
-          <w:color w:val="000000"/>
-          <w:lang w:eastAsia="es-PE"/>
-        </w:rPr>
-        <w:t xml:space="preserve">Decreto Supremo 085-2010/PCM, Texto Único de Procedimientos Administrativos del Indecopi; y, en la </w:t>
-      </w:r>
-      <w:r>
-        <w:rPr>
-          <w:rFonts w:ascii="Arial Narrow" w:eastAsia="Arial Narrow" w:hAnsi="Arial Narrow" w:cs="Arial"/>
-        </w:rPr>
-        <w:t>Directiva 001-2021-COD-INDECOPI, Directiva Única que Regula los Procedimientos de Protección al Consumidor Previstos en el Código de Protección y Defensa del Consumidor.</w:t>
-      </w:r>
-      <w:r>
-        <w:rPr>
-          <w:rFonts w:ascii="Arial Narrow" w:eastAsia="Arial Narrow" w:hAnsi="Arial Narrow" w:cs="Arial"/>
-        </w:rPr>
-        <w:t xml:space="preserve"> </w:t>
-      </w:r>
-      <w:r>
-        <w:rPr>
-          <w:rFonts w:ascii="Arial Narrow" w:eastAsia="Arial Narrow" w:hAnsi="Arial Narrow" w:cs="Arial"/>
-        </w:rPr>
-        <w:t xml:space="preserve"> </w:t>
+        <w:t xml:space="preserve"/>
+      </w:r>
+      <w:r>
+        <w:rPr>
+          <w:rFonts w:ascii="Arial Narrow" w:hAnsi="Arial Narrow" w:cs="Arial"/>
+        </w:rPr>
+        <w:t xml:space="preserve"/>
+      </w:r>
+      <w:r>
+        <w:rPr>
+          <w:rFonts w:ascii="Arial Narrow" w:hAnsi="Arial Narrow" w:cs="Arial"/>
+          <w:color w:val="000000"/>
+          <w:lang w:eastAsia="es-PE"/>
+        </w:rPr>
+        <w:t xml:space="preserve"/>
+      </w:r>
+      <w:r>
+        <w:rPr>
+          <w:rFonts w:ascii="Arial Narrow" w:eastAsia="Arial Narrow" w:hAnsi="Arial Narrow" w:cs="Arial"/>
+        </w:rPr>
+        <w:t/>
+      </w:r>
+      <w:r>
+        <w:rPr>
+          <w:rFonts w:ascii="Arial Narrow" w:eastAsia="Arial Narrow" w:hAnsi="Arial Narrow" w:cs="Arial"/>
+        </w:rPr>
+        <w:t xml:space="preserve"/>
+      </w:r>
+      <w:r>
+        <w:rPr>
+          <w:rFonts w:ascii="Arial Narrow" w:eastAsia="Arial Narrow" w:hAnsi="Arial Narrow" w:cs="Arial"/>
+        </w:rPr>
+        <w:t xml:space="preserve"/>
       </w:r>
     </w:p>
     <w:p>
@@ -4815,7 +4815,7 @@
           <w:color w:val="000000"/>
           <w:lang w:eastAsia="es-PE"/>
         </w:rPr>
-        <w:t>CUARTO</w:t>
+        <w:t xml:space="preserve">CUARTO: admitir a trámite la denuncia del 15 de noviembre de 2025, subsanado mediante escrito del 16 de diciembre de 2025, interpuesta por la [DENUNCIANTE] contra el Banco de Crédito del Perú S.A. y a Pacífico Compañía de Seguros y Reaseguros S.A., por lo siguiente:</w:t>
       </w:r>
       <w:r>
         <w:rPr>
@@ -4824,7 +4824,7 @@
           <w:color w:val="000000"/>
           <w:lang w:eastAsia="es-PE"/>
         </w:rPr>
-        <w:t xml:space="preserve">: </w:t>
+        <w:t xml:space="preserve"/>
       </w:r>
       <w:r>
         <w:rPr>
@@ -4833,7 +4833,7 @@
           <w:shd w:val="clear" w:color="auto" w:fill="FFFFFF"/>
           <w:lang w:eastAsia="es-PE"/>
         </w:rPr>
-        <w:t xml:space="preserve">admitir a trámite la denuncia del </w:t>
+        <w:t xml:space="preserve"/>
       </w:r>
       <w:r>
         <w:rPr>
@@ -4841,7 +4841,7 @@
           <w:color w:val="000000"/>
           <w:lang w:val="es-ES" w:eastAsia="es-ES"/>
         </w:rPr>
-        <w:t>15 de noviembre de 2025, subsanado mediante escrito del 16 de diciembre de 2025</w:t>
+        <w:t/>
       </w:r>
       <w:r>
         <w:rPr>
@@ -4849,7 +4849,7 @@
           <w:color w:val="000000"/>
           <w:lang w:val="es-ES" w:eastAsia="es-ES"/>
         </w:rPr>
-        <w:t xml:space="preserve">, </w:t>
+        <w:t xml:space="preserve"/>
       </w:r>
       <w:r>
         <w:rPr>
@@ -4858,19 +4858,19 @@
           <w:shd w:val="clear" w:color="auto" w:fill="FFFFFF"/>
           <w:lang w:eastAsia="es-PE"/>
         </w:rPr>
-        <w:t xml:space="preserve">interpuesta por </w:t>
-      </w:r>
-      <w:r>
-        <w:rPr>
-          <w:rFonts w:ascii="Arial Narrow" w:hAnsi="Arial Narrow" w:cs="Arial"/>
-        </w:rPr>
-        <w:t xml:space="preserve">la Sucesión Intestada de César Emilio </w:t>
-      </w:r>
-      <w:r>
-        <w:rPr>
-          <w:rFonts w:ascii="Arial Narrow" w:hAnsi="Arial Narrow" w:cs="Arial"/>
-        </w:rPr>
-        <w:t>Miranda Soria</w:t>
+        <w:t xml:space="preserve"/>
+      </w:r>
+      <w:r>
+        <w:rPr>
+          <w:rFonts w:ascii="Arial Narrow" w:hAnsi="Arial Narrow" w:cs="Arial"/>
+        </w:rPr>
+        <w:t xml:space="preserve"/>
+      </w:r>
+      <w:r>
+        <w:rPr>
+          <w:rFonts w:ascii="Arial Narrow" w:hAnsi="Arial Narrow" w:cs="Arial"/>
+        </w:rPr>
+        <w:t/>
       </w:r>
       <w:r>
         <w:rPr>
@@ -4879,7 +4879,7 @@
           <w:shd w:val="clear" w:color="auto" w:fill="FFFFFF"/>
           <w:lang w:eastAsia="es-PE"/>
         </w:rPr>
-        <w:t xml:space="preserve"> </w:t>
+        <w:t xml:space="preserve"/>
       </w:r>
       <w:r>
         <w:rPr>
@@ -4888,7 +4888,7 @@
           <w:shd w:val="clear" w:color="auto" w:fill="FFFFFF"/>
           <w:lang w:eastAsia="es-PE"/>
         </w:rPr>
-        <w:t xml:space="preserve">contra </w:t>
+        <w:t xml:space="preserve"/>
       </w:r>
       <w:r>
         <w:rPr>
@@ -4897,14 +4897,14 @@
           <w:shd w:val="clear" w:color="auto" w:fill="FFFFFF"/>
           <w:lang w:eastAsia="es-PE"/>
         </w:rPr>
-        <w:t xml:space="preserve">el </w:t>
+        <w:t xml:space="preserve"/>
       </w:r>
       <w:r>
         <w:rPr>
           <w:rFonts w:ascii="Arial Narrow" w:eastAsia="Arial Narrow" w:hAnsi="Arial Narrow" w:cs="Arial Narrow"/>
           <w:bCs/>
         </w:rPr>
-        <w:t>Banco de Crédito del Perú S.A. y a Pacífico Compañía de Seguros y Reaseguros S.A.</w:t>
+        <w:t/>
       </w:r>
       <w:r>
         <w:rPr>
@@ -4913,7 +4913,7 @@
           <w:shd w:val="clear" w:color="auto" w:fill="FFFFFF"/>
           <w:lang w:eastAsia="es-PE"/>
         </w:rPr>
-        <w:t>, por lo siguiente:</w:t>
+        <w:t/>
       </w:r>
     </w:p>
     <w:p>
@@ -4950,7 +4950,7 @@
           <w:color w:val="000000"/>
           <w:lang w:eastAsia="es-PE"/>
         </w:rPr>
-        <w:t>Presunta</w:t>
+        <w:t xml:space="preserve">Presunta infracción a los artículos 18 y 19 de la Ley 29571, Código de Protección y Defensa del Consumidor, en tanto el Banco de Crédito del Perú S.A. no habría enviado a la parte denunciante el número del trámite o código ante la solicitud de cobertura del Seguro de Desgravamen por el fallecimiento del señor [APELLIDO] , con la finalidad de que puedan hacer seguimiento ante la compañía aseguradora.</w:t>
       </w:r>
       <w:r>
         <w:rPr>
@@ -4958,14 +4958,14 @@
           <w:shd w:val="clear" w:color="auto" w:fill="FFFFFF"/>
           <w:lang w:eastAsia="es-PE"/>
         </w:rPr>
-        <w:t xml:space="preserve"> infracción a los artículos 18 y 19</w:t>
+        <w:t xml:space="preserve"/>
       </w:r>
       <w:r>
         <w:rPr>
           <w:rFonts w:ascii="Arial Narrow" w:eastAsia="Calibri" w:hAnsi="Arial Narrow" w:cs="Arial Narrow"/>
           <w:lang w:eastAsia="es-PE"/>
         </w:rPr>
-        <w:t xml:space="preserve"> de </w:t>
+        <w:t xml:space="preserve"/>
       </w:r>
       <w:r>
         <w:rPr>
@@ -4973,7 +4973,7 @@
           <w:shd w:val="clear" w:color="auto" w:fill="FFFFFF"/>
           <w:lang w:eastAsia="es-PE"/>
         </w:rPr>
-        <w:t>la Ley 29571, Código de Protección y Defensa del Consumidor</w:t>
+        <w:t/>
       </w:r>
       <w:r>
         <w:rPr>
@@ -4981,7 +4981,7 @@
           <w:shd w:val="clear" w:color="auto" w:fill="FFFFFF"/>
           <w:lang w:eastAsia="es-PE"/>
         </w:rPr>
-        <w:t xml:space="preserve">, </w:t>
+        <w:t xml:space="preserve"/>
       </w:r>
       <w:r>
         <w:rPr>
@@ -4990,13 +4990,13 @@
           <w:color w:val="000000"/>
           <w:lang w:eastAsia="es-PE"/>
         </w:rPr>
-        <w:t xml:space="preserve">en tanto </w:t>
+        <w:t xml:space="preserve"/>
       </w:r>
       <w:r>
         <w:rPr>
           <w:rFonts w:ascii="Arial Narrow" w:eastAsia="Arial Narrow" w:hAnsi="Arial Narrow" w:cs="Arial Narrow"/>
         </w:rPr>
-        <w:t xml:space="preserve">el </w:t>
+        <w:t xml:space="preserve"/>
       </w:r>
       <w:r>
         <w:rPr>
@@ -5004,7 +5004,7 @@
           <w:shd w:val="clear" w:color="auto" w:fill="FFFFFF"/>
           <w:lang w:eastAsia="es-PE"/>
         </w:rPr>
-        <w:t xml:space="preserve">Banco de Crédito del Perú S.A. no habría enviado a la parte denunciante el número del trámite </w:t>
+        <w:t xml:space="preserve"/>
       </w:r>
       <w:r>
         <w:rPr>
@@ -5012,7 +5012,7 @@
           <w:shd w:val="clear" w:color="auto" w:fill="FFFFFF"/>
           <w:lang w:eastAsia="es-PE"/>
         </w:rPr>
-        <w:t>o código ante la</w:t>
+        <w:t/>
       </w:r>
       <w:r>
         <w:rPr>
@@ -5020,7 +5020,7 @@
           <w:shd w:val="clear" w:color="auto" w:fill="FFFFFF"/>
           <w:lang w:eastAsia="es-PE"/>
         </w:rPr>
-        <w:t xml:space="preserve"> solicitud de cobertura del </w:t>
+        <w:t xml:space="preserve"/>
       </w:r>
       <w:r>
         <w:rPr>
@@ -5028,7 +5028,7 @@
           <w:color w:val="000000"/>
           <w:lang w:val="es-ES" w:eastAsia="es-ES"/>
         </w:rPr>
-        <w:t>Seguro de Desgravamen</w:t>
+        <w:t/>
       </w:r>
       <w:r>
         <w:rPr>
@@ -5036,25 +5036,25 @@
           <w:shd w:val="clear" w:color="auto" w:fill="FFFFFF"/>
           <w:lang w:eastAsia="es-PE"/>
         </w:rPr>
-        <w:t xml:space="preserve"> por el fallecimiento del señor</w:t>
-      </w:r>
-      <w:r>
-        <w:rPr>
-          <w:rFonts w:ascii="Arial Narrow" w:hAnsi="Arial Narrow" w:cs="Arial"/>
-        </w:rPr>
-        <w:t xml:space="preserve"> César Emilio Miranda Soria</w:t>
+        <w:t xml:space="preserve"/>
+      </w:r>
+      <w:r>
+        <w:rPr>
+          <w:rFonts w:ascii="Arial Narrow" w:hAnsi="Arial Narrow" w:cs="Arial"/>
+        </w:rPr>
+        <w:t xml:space="preserve"/>
       </w:r>
       <w:r>
         <w:rPr>
           <w:rFonts w:ascii="Arial Narrow" w:eastAsia="Arial Narrow" w:hAnsi="Arial Narrow" w:cs="Arial Narrow"/>
         </w:rPr>
-        <w:t>, con la finalidad de que puedan hacer seguimiento ante la compañía aseguradora</w:t>
+        <w:t/>
       </w:r>
       <w:r>
         <w:rPr>
           <w:rFonts w:ascii="Arial Narrow" w:eastAsia="Arial Narrow" w:hAnsi="Arial Narrow" w:cs="Arial Narrow"/>
         </w:rPr>
-        <w:t>.</w:t>
+        <w:t/>
       </w:r>
     </w:p>
     <w:p>
@@ -5093,7 +5093,7 @@
           <w:color w:val="000000"/>
           <w:lang w:eastAsia="es-PE"/>
         </w:rPr>
-        <w:t>Presunta</w:t>
+        <w:t xml:space="preserve">Presunta infracción a los artículos 18 y 19 de la Ley 29571, Código de Protección y Defensa del Consumidor, en tanto Pacífico Compañía de Seguros y Reaseguros S.A. no habría brindado una respuesta a la parte denunciante ante la solicitud de cobertura de la Póliza 24260 por el fallecimiento del señor [APELLIDO] , pese a haber remitido la documentación pertinente el 20 de agosto de 2024.</w:t>
       </w:r>
       <w:r>
         <w:rPr>
@@ -5101,14 +5101,14 @@
           <w:shd w:val="clear" w:color="auto" w:fill="FFFFFF"/>
           <w:lang w:eastAsia="es-PE"/>
         </w:rPr>
-        <w:t xml:space="preserve"> infracción a los artículos 18 y 19</w:t>
+        <w:t xml:space="preserve"/>
       </w:r>
       <w:r>
         <w:rPr>
           <w:rFonts w:ascii="Arial Narrow" w:eastAsia="Calibri" w:hAnsi="Arial Narrow" w:cs="Arial Narrow"/>
           <w:lang w:eastAsia="es-PE"/>
         </w:rPr>
-        <w:t xml:space="preserve"> de </w:t>
+        <w:t xml:space="preserve"/>
       </w:r>
       <w:r>
         <w:rPr>
@@ -5116,7 +5116,7 @@
           <w:shd w:val="clear" w:color="auto" w:fill="FFFFFF"/>
           <w:lang w:eastAsia="es-PE"/>
         </w:rPr>
-        <w:t xml:space="preserve">la Ley 29571, Código de Protección y Defensa del Consumidor, en tanto </w:t>
+        <w:t xml:space="preserve"/>
       </w:r>
       <w:r>
         <w:rPr>
@@ -5124,7 +5124,7 @@
           <w:shd w:val="clear" w:color="auto" w:fill="FFFFFF"/>
           <w:lang w:eastAsia="es-PE"/>
         </w:rPr>
-        <w:t xml:space="preserve">Pacífico Compañía de Seguros y Reaseguros S.A. no habría brindado una respuesta a la parte denunciante ante la solicitud de cobertura de la </w:t>
+        <w:t xml:space="preserve"/>
       </w:r>
       <w:r>
         <w:rPr>
@@ -5132,7 +5132,7 @@
           <w:color w:val="000000"/>
           <w:lang w:val="es-ES" w:eastAsia="es-ES"/>
         </w:rPr>
-        <w:t>Póliza 24260</w:t>
+        <w:t/>
       </w:r>
       <w:r>
         <w:rPr>
@@ -5140,19 +5140,19 @@
           <w:shd w:val="clear" w:color="auto" w:fill="FFFFFF"/>
           <w:lang w:eastAsia="es-PE"/>
         </w:rPr>
-        <w:t xml:space="preserve"> por el fallecimiento del señor</w:t>
-      </w:r>
-      <w:r>
-        <w:rPr>
-          <w:rFonts w:ascii="Arial Narrow" w:hAnsi="Arial Narrow" w:cs="Arial"/>
-        </w:rPr>
-        <w:t xml:space="preserve"> César Emilio Miranda Soria, pese a haber remitido la documentación pertinente el 20 de agosto de 2024</w:t>
-      </w:r>
-      <w:r>
-        <w:rPr>
-          <w:rFonts w:ascii="Arial Narrow" w:hAnsi="Arial Narrow" w:cs="Arial"/>
-        </w:rPr>
-        <w:t>.</w:t>
+        <w:t xml:space="preserve"/>
+      </w:r>
+      <w:r>
+        <w:rPr>
+          <w:rFonts w:ascii="Arial Narrow" w:hAnsi="Arial Narrow" w:cs="Arial"/>
+        </w:rPr>
+        <w:t xml:space="preserve"/>
+      </w:r>
+      <w:r>
+        <w:rPr>
+          <w:rFonts w:ascii="Arial Narrow" w:hAnsi="Arial Narrow" w:cs="Arial"/>
+        </w:rPr>
+        <w:t/>
       </w:r>
     </w:p>
     <w:p>
@@ -5437,7 +5437,7 @@
           <w:color w:val="000000"/>
           <w:lang w:eastAsia="es-PE"/>
         </w:rPr>
-        <w:t>Presunta</w:t>
+        <w:t xml:space="preserve">Presunta infracción a los artículos 18 y 19 de la Ley 29571, Código de Protección y Defensa del Consumidor, en tanto el Banco de Crédito del Perú S.A. habría continuado cobrando intereses moratorios y compensatorios al causante de la [DENUNCIANTE] respecto de la deuda del crédito asociado a la Póliza 24260 del Seguro de Desgravamen, pese a la falta de atención de la solicitud de cobertura. </w:t>
       </w:r>
       <w:r>
         <w:rPr>
@@ -5445,14 +5445,14 @@
           <w:shd w:val="clear" w:color="auto" w:fill="FFFFFF"/>
           <w:lang w:eastAsia="es-PE"/>
         </w:rPr>
-        <w:t xml:space="preserve"> infracción a los artículos 18 y 19</w:t>
+        <w:t xml:space="preserve"/>
       </w:r>
       <w:r>
         <w:rPr>
           <w:rFonts w:ascii="Arial Narrow" w:eastAsia="Calibri" w:hAnsi="Arial Narrow" w:cs="Arial Narrow"/>
           <w:lang w:eastAsia="es-PE"/>
         </w:rPr>
-        <w:t xml:space="preserve"> de </w:t>
+        <w:t xml:space="preserve"/>
       </w:r>
       <w:r>
         <w:rPr>
@@ -5460,7 +5460,7 @@
           <w:shd w:val="clear" w:color="auto" w:fill="FFFFFF"/>
           <w:lang w:eastAsia="es-PE"/>
         </w:rPr>
-        <w:t>la Ley 29571, Código de Protección y Defensa del Consumidor</w:t>
+        <w:t/>
       </w:r>
       <w:r>
         <w:rPr>
@@ -5468,7 +5468,7 @@
           <w:shd w:val="clear" w:color="auto" w:fill="FFFFFF"/>
           <w:lang w:eastAsia="es-PE"/>
         </w:rPr>
-        <w:t xml:space="preserve">, </w:t>
+        <w:t xml:space="preserve"/>
       </w:r>
       <w:r>
         <w:rPr>
@@ -5477,13 +5477,13 @@
           <w:color w:val="000000"/>
           <w:lang w:eastAsia="es-PE"/>
         </w:rPr>
-        <w:t xml:space="preserve">en tanto </w:t>
+        <w:t xml:space="preserve"/>
       </w:r>
       <w:r>
         <w:rPr>
           <w:rFonts w:ascii="Arial Narrow" w:eastAsia="Arial Narrow" w:hAnsi="Arial Narrow" w:cs="Arial Narrow"/>
         </w:rPr>
-        <w:t xml:space="preserve">el </w:t>
+        <w:t xml:space="preserve"/>
       </w:r>
       <w:r>
         <w:rPr>
@@ -5491,7 +5491,7 @@
           <w:shd w:val="clear" w:color="auto" w:fill="FFFFFF"/>
           <w:lang w:eastAsia="es-PE"/>
         </w:rPr>
-        <w:t xml:space="preserve">Banco de Crédito del Perú S.A. </w:t>
+        <w:t xml:space="preserve"/>
       </w:r>
       <w:r>
         <w:rPr>
@@ -5499,7 +5499,7 @@
           <w:shd w:val="clear" w:color="auto" w:fill="FFFFFF"/>
           <w:lang w:eastAsia="es-PE"/>
         </w:rPr>
-        <w:t xml:space="preserve">habría </w:t>
+        <w:t xml:space="preserve"/>
       </w:r>
       <w:r>
         <w:rPr>
@@ -5507,7 +5507,7 @@
           <w:shd w:val="clear" w:color="auto" w:fill="FFFFFF"/>
           <w:lang w:eastAsia="es-PE"/>
         </w:rPr>
-        <w:t>continuado</w:t>
+        <w:t/>
       </w:r>
       <w:r>
         <w:rPr>
@@ -5515,19 +5515,19 @@
           <w:shd w:val="clear" w:color="auto" w:fill="FFFFFF"/>
           <w:lang w:eastAsia="es-PE"/>
         </w:rPr>
-        <w:t xml:space="preserve"> cobrando intereses moratorios y compensatorios al causante de </w:t>
-      </w:r>
-      <w:r>
-        <w:rPr>
-          <w:rFonts w:ascii="Arial Narrow" w:hAnsi="Arial Narrow" w:cs="Arial"/>
-        </w:rPr>
-        <w:t>la Sucesión Intestada de César Emilio Miranda Soria</w:t>
-      </w:r>
-      <w:r>
-        <w:rPr>
-          <w:rFonts w:ascii="Arial Narrow" w:hAnsi="Arial Narrow" w:cs="Arial"/>
-        </w:rPr>
-        <w:t xml:space="preserve"> respecto de</w:t>
+        <w:t xml:space="preserve"/>
+      </w:r>
+      <w:r>
+        <w:rPr>
+          <w:rFonts w:ascii="Arial Narrow" w:hAnsi="Arial Narrow" w:cs="Arial"/>
+        </w:rPr>
+        <w:t/>
+      </w:r>
+      <w:r>
+        <w:rPr>
+          <w:rFonts w:ascii="Arial Narrow" w:hAnsi="Arial Narrow" w:cs="Arial"/>
+        </w:rPr>
+        <w:t xml:space="preserve"/>
       </w:r>
       <w:r>
         <w:rPr>
@@ -5535,7 +5535,7 @@
           <w:shd w:val="clear" w:color="auto" w:fill="FFFFFF"/>
           <w:lang w:eastAsia="es-PE"/>
         </w:rPr>
-        <w:t xml:space="preserve"> la deuda del crédito asociado a</w:t>
+        <w:t xml:space="preserve"/>
       </w:r>
       <w:r>
         <w:rPr>
@@ -5543,7 +5543,7 @@
           <w:shd w:val="clear" w:color="auto" w:fill="FFFFFF"/>
           <w:lang w:eastAsia="es-PE"/>
         </w:rPr>
-        <w:t xml:space="preserve"> la Póliza 24260 del</w:t>
+        <w:t xml:space="preserve"/>
       </w:r>
       <w:r>
         <w:rPr>
@@ -5551,7 +5551,7 @@
           <w:shd w:val="clear" w:color="auto" w:fill="FFFFFF"/>
           <w:lang w:eastAsia="es-PE"/>
         </w:rPr>
-        <w:t xml:space="preserve"> Seguro de Desgravamen, pese a </w:t>
+        <w:t xml:space="preserve"/>
       </w:r>
       <w:r>
         <w:rPr>
@@ -5559,7 +5559,7 @@
           <w:shd w:val="clear" w:color="auto" w:fill="FFFFFF"/>
           <w:lang w:eastAsia="es-PE"/>
         </w:rPr>
-        <w:t xml:space="preserve">la falta de atención de </w:t>
+        <w:t xml:space="preserve"/>
       </w:r>
       <w:r>
         <w:rPr>
@@ -5567,7 +5567,7 @@
           <w:shd w:val="clear" w:color="auto" w:fill="FFFFFF"/>
           <w:lang w:eastAsia="es-PE"/>
         </w:rPr>
-        <w:t xml:space="preserve">la solicitud de </w:t>
+        <w:t xml:space="preserve"/>
       </w:r>
       <w:r>
         <w:rPr>
@@ -5575,7 +5575,7 @@
           <w:shd w:val="clear" w:color="auto" w:fill="FFFFFF"/>
           <w:lang w:eastAsia="es-PE"/>
         </w:rPr>
-        <w:t>cobertura</w:t>
+        <w:t/>
       </w:r>
       <w:r>
         <w:rPr>
@@ -5583,7 +5583,7 @@
           <w:color w:val="000000"/>
           <w:lang w:eastAsia="es-ES"/>
         </w:rPr>
-        <w:t>.</w:t>
+        <w:t/>
       </w:r>
       <w:bookmarkStart w:id="20" w:name="_Hlk215162047"/>
       <w:r>
@@ -5592,7 +5592,7 @@
           <w:color w:val="000000"/>
           <w:lang w:eastAsia="es-ES"/>
         </w:rPr>
-        <w:t xml:space="preserve"> </w:t>
+        <w:t xml:space="preserve"/>
       </w:r>
     </w:p>
     <w:bookmarkEnd w:id="20"/>
@@ -5629,7 +5629,7 @@
           <w:color w:val="000000"/>
           <w:lang w:eastAsia="es-PE"/>
         </w:rPr>
-        <w:t>Presunta</w:t>
+        <w:t xml:space="preserve">Presunta infracción a los artículos 18 y 19 de la Ley 29571, Código de Protección y Defensa del Consumidor, en tanto el Banco de Crédito del Perú S.A. habría perjudicado la calificación crediticia del causante de la [DENUNCIANTE] por moroso, pese a su deceso.</w:t>
       </w:r>
       <w:r>
         <w:rPr>
@@ -5637,14 +5637,14 @@
           <w:shd w:val="clear" w:color="auto" w:fill="FFFFFF"/>
           <w:lang w:eastAsia="es-PE"/>
         </w:rPr>
-        <w:t xml:space="preserve"> infracción a los artículos 18 y 19</w:t>
+        <w:t xml:space="preserve"/>
       </w:r>
       <w:r>
         <w:rPr>
           <w:rFonts w:ascii="Arial Narrow" w:eastAsia="Calibri" w:hAnsi="Arial Narrow" w:cs="Arial Narrow"/>
           <w:lang w:eastAsia="es-PE"/>
         </w:rPr>
-        <w:t xml:space="preserve"> de </w:t>
+        <w:t xml:space="preserve"/>
       </w:r>
       <w:r>
         <w:rPr>
@@ -5652,7 +5652,7 @@
           <w:shd w:val="clear" w:color="auto" w:fill="FFFFFF"/>
           <w:lang w:eastAsia="es-PE"/>
         </w:rPr>
-        <w:t>la Ley 29571, Código de Protección y Defensa del Consumidor</w:t>
+        <w:t/>
       </w:r>
       <w:r>
         <w:rPr>
@@ -5660,7 +5660,7 @@
           <w:shd w:val="clear" w:color="auto" w:fill="FFFFFF"/>
           <w:lang w:eastAsia="es-PE"/>
         </w:rPr>
-        <w:t xml:space="preserve">, </w:t>
+        <w:t xml:space="preserve"/>
       </w:r>
       <w:r>
         <w:rPr>
@@ -5669,13 +5669,13 @@
           <w:color w:val="000000"/>
           <w:lang w:eastAsia="es-PE"/>
         </w:rPr>
-        <w:t xml:space="preserve">en tanto </w:t>
+        <w:t xml:space="preserve"/>
       </w:r>
       <w:r>
         <w:rPr>
           <w:rFonts w:ascii="Arial Narrow" w:eastAsia="Arial Narrow" w:hAnsi="Arial Narrow" w:cs="Arial Narrow"/>
         </w:rPr>
-        <w:t xml:space="preserve">el </w:t>
+        <w:t xml:space="preserve"/>
       </w:r>
       <w:r>
         <w:rPr>
@@ -5683,7 +5683,7 @@
           <w:shd w:val="clear" w:color="auto" w:fill="FFFFFF"/>
           <w:lang w:eastAsia="es-PE"/>
         </w:rPr>
-        <w:t>Banco de Crédito del Perú S.A</w:t>
+        <w:t/>
       </w:r>
       <w:r>
         <w:rPr>
@@ -5691,7 +5691,7 @@
           <w:shd w:val="clear" w:color="auto" w:fill="FFFFFF"/>
           <w:lang w:eastAsia="es-PE"/>
         </w:rPr>
-        <w:t>. habría perjudicado la calificación crediticia del</w:t>
+        <w:t/>
       </w:r>
       <w:r>
         <w:rPr>
@@ -5699,25 +5699,25 @@
           <w:shd w:val="clear" w:color="auto" w:fill="FFFFFF"/>
           <w:lang w:eastAsia="es-PE"/>
         </w:rPr>
-        <w:t xml:space="preserve"> causante de </w:t>
-      </w:r>
-      <w:r>
-        <w:rPr>
-          <w:rFonts w:ascii="Arial Narrow" w:hAnsi="Arial Narrow" w:cs="Arial"/>
-        </w:rPr>
-        <w:t xml:space="preserve">la Sucesión Intestada de César Emilio Miranda Soria </w:t>
-      </w:r>
-      <w:r>
-        <w:rPr>
-          <w:rFonts w:ascii="Arial Narrow" w:hAnsi="Arial Narrow" w:cs="Arial"/>
-        </w:rPr>
-        <w:t>por moroso, pese a su deceso</w:t>
-      </w:r>
-      <w:r>
-        <w:rPr>
-          <w:rFonts w:ascii="Arial Narrow" w:hAnsi="Arial Narrow" w:cs="Arial"/>
-        </w:rPr>
-        <w:t>.</w:t>
+        <w:t xml:space="preserve"/>
+      </w:r>
+      <w:r>
+        <w:rPr>
+          <w:rFonts w:ascii="Arial Narrow" w:hAnsi="Arial Narrow" w:cs="Arial"/>
+        </w:rPr>
+        <w:t xml:space="preserve"/>
+      </w:r>
+      <w:r>
+        <w:rPr>
+          <w:rFonts w:ascii="Arial Narrow" w:hAnsi="Arial Narrow" w:cs="Arial"/>
+        </w:rPr>
+        <w:t/>
+      </w:r>
+      <w:r>
+        <w:rPr>
+          <w:rFonts w:ascii="Arial Narrow" w:hAnsi="Arial Narrow" w:cs="Arial"/>
+        </w:rPr>
+        <w:t/>
       </w:r>
     </w:p>
     <w:p>
@@ -6584,115 +6584,115 @@
           <w:bCs/>
         </w:rPr>
         <w:lastRenderedPageBreak/>
-        <w:t>DÉCIMO</w:t>
-      </w:r>
-      <w:r>
-        <w:rPr>
-          <w:rFonts w:ascii="Arial Narrow" w:hAnsi="Arial Narrow"/>
-        </w:rPr>
-        <w:t>: Info</w:t>
-      </w:r>
-      <w:r>
-        <w:rPr>
-          <w:rFonts w:ascii="Arial Narrow" w:hAnsi="Arial Narrow"/>
-        </w:rPr>
-        <w:t>r</w:t>
-      </w:r>
-      <w:r>
-        <w:rPr>
-          <w:rFonts w:ascii="Arial Narrow" w:hAnsi="Arial Narrow"/>
-        </w:rPr>
-        <w:t>mar a</w:t>
-      </w:r>
-      <w:r>
-        <w:rPr>
-          <w:rFonts w:ascii="Arial Narrow" w:hAnsi="Arial Narrow"/>
-        </w:rPr>
-        <w:t>l</w:t>
-      </w:r>
-      <w:r>
-        <w:rPr>
-          <w:rFonts w:ascii="Arial Narrow" w:hAnsi="Arial Narrow"/>
-        </w:rPr>
-        <w:t xml:space="preserve"> </w:t>
-      </w:r>
-      <w:r>
-        <w:rPr>
-          <w:rFonts w:ascii="Arial Narrow" w:hAnsi="Arial Narrow"/>
-        </w:rPr>
-        <w:t xml:space="preserve">Banco de Crédito de Perú S.A. y </w:t>
-      </w:r>
-      <w:r>
-        <w:rPr>
-          <w:rFonts w:ascii="Arial Narrow" w:hAnsi="Arial Narrow"/>
-        </w:rPr>
-        <w:t xml:space="preserve">a </w:t>
-      </w:r>
-      <w:r>
-        <w:rPr>
-          <w:rFonts w:ascii="Arial Narrow" w:hAnsi="Arial Narrow"/>
-        </w:rPr>
-        <w:t>Pacífico Compañía de Seguros y Reaseguros S.A</w:t>
-      </w:r>
-      <w:r>
-        <w:rPr>
-          <w:rFonts w:ascii="Arial Narrow" w:hAnsi="Arial Narrow"/>
-        </w:rPr>
-        <w:t>.</w:t>
-      </w:r>
-      <w:r>
-        <w:rPr>
-          <w:rFonts w:ascii="Arial Narrow" w:hAnsi="Arial Narrow"/>
-        </w:rPr>
-        <w:t xml:space="preserve"> </w:t>
-      </w:r>
-      <w:r>
-        <w:rPr>
-          <w:rFonts w:ascii="Arial Narrow" w:hAnsi="Arial Narrow"/>
-        </w:rPr>
-        <w:t xml:space="preserve">que puede acceder a los documentos presentados </w:t>
-      </w:r>
-      <w:r>
-        <w:rPr>
-          <w:rFonts w:ascii="Arial Narrow" w:hAnsi="Arial Narrow"/>
-        </w:rPr>
-        <w:t xml:space="preserve">por la </w:t>
-      </w:r>
-      <w:r>
-        <w:rPr>
-          <w:rFonts w:ascii="Arial Narrow" w:hAnsi="Arial Narrow"/>
-        </w:rPr>
-        <w:t>Sucesión Intestada de César Emilio Miranda Soria</w:t>
-      </w:r>
-      <w:r>
-        <w:rPr>
-          <w:rFonts w:ascii="Arial Narrow" w:hAnsi="Arial Narrow"/>
-        </w:rPr>
-        <w:t xml:space="preserve"> adjuntados en el link del escrito de denuncia</w:t>
-      </w:r>
-      <w:r>
-        <w:rPr>
-          <w:rFonts w:ascii="Arial Narrow" w:hAnsi="Arial Narrow"/>
-        </w:rPr>
-        <w:t>, a través del siguiente link</w:t>
-      </w:r>
-      <w:r>
-        <w:rPr>
-          <w:rFonts w:ascii="Arial Narrow" w:hAnsi="Arial Narrow"/>
-        </w:rPr>
-        <w:t xml:space="preserve"> siguiente</w:t>
-      </w:r>
-      <w:r>
-        <w:rPr>
-          <w:rFonts w:ascii="Arial Narrow" w:hAnsi="Arial Narrow"/>
-        </w:rPr>
-        <w:t>:</w:t>
-      </w:r>
-      <w:r>
-        <w:rPr>
-          <w:rFonts w:ascii="Arial Narrow" w:hAnsi="Arial Narrow"/>
-        </w:rPr>
-        <w:t xml:space="preserve"> </w:t>
+        <w:t xml:space="preserve">DÉCIMO: Informar al Banco de Crédito de Perú S.A. y a Pacífico Compañía de Seguros y Reaseguros S.A. que puede acceder a los documentos presentados por la [DENUNCIANTE] adjuntados en el link del escrito de denuncia, a través del siguiente link siguiente: https://indecopi-my.sharepoint.com/:f:/g/personal/apoyocc1e_indecopi_gob_pe/IgBd_YkEu9kCQ7C99HQRHaTNAeyfV9gASgY7-D3p0PppcLM?e=nGgaqX, cuyo acceso tiene vigencia hasta el 25 de febrero de 2026.</w:t>
+      </w:r>
+      <w:r>
+        <w:rPr>
+          <w:rFonts w:ascii="Arial Narrow" w:hAnsi="Arial Narrow"/>
+        </w:rPr>
+        <w:t/>
+      </w:r>
+      <w:r>
+        <w:rPr>
+          <w:rFonts w:ascii="Arial Narrow" w:hAnsi="Arial Narrow"/>
+        </w:rPr>
+        <w:t/>
+      </w:r>
+      <w:r>
+        <w:rPr>
+          <w:rFonts w:ascii="Arial Narrow" w:hAnsi="Arial Narrow"/>
+        </w:rPr>
+        <w:t/>
+      </w:r>
+      <w:r>
+        <w:rPr>
+          <w:rFonts w:ascii="Arial Narrow" w:hAnsi="Arial Narrow"/>
+        </w:rPr>
+        <w:t/>
+      </w:r>
+      <w:r>
+        <w:rPr>
+          <w:rFonts w:ascii="Arial Narrow" w:hAnsi="Arial Narrow"/>
+        </w:rPr>
+        <w:t xml:space="preserve"/>
+      </w:r>
+      <w:r>
+        <w:rPr>
+          <w:rFonts w:ascii="Arial Narrow" w:hAnsi="Arial Narrow"/>
+        </w:rPr>
+        <w:t xml:space="preserve"/>
+      </w:r>
+      <w:r>
+        <w:rPr>
+          <w:rFonts w:ascii="Arial Narrow" w:hAnsi="Arial Narrow"/>
+        </w:rPr>
+        <w:t xml:space="preserve"/>
+      </w:r>
+      <w:r>
+        <w:rPr>
+          <w:rFonts w:ascii="Arial Narrow" w:hAnsi="Arial Narrow"/>
+        </w:rPr>
+        <w:t/>
+      </w:r>
+      <w:r>
+        <w:rPr>
+          <w:rFonts w:ascii="Arial Narrow" w:hAnsi="Arial Narrow"/>
+        </w:rPr>
+        <w:t/>
+      </w:r>
+      <w:r>
+        <w:rPr>
+          <w:rFonts w:ascii="Arial Narrow" w:hAnsi="Arial Narrow"/>
+        </w:rPr>
+        <w:t xml:space="preserve"/>
+      </w:r>
+      <w:r>
+        <w:rPr>
+          <w:rFonts w:ascii="Arial Narrow" w:hAnsi="Arial Narrow"/>
+        </w:rPr>
+        <w:t xml:space="preserve"/>
+      </w:r>
+      <w:r>
+        <w:rPr>
+          <w:rFonts w:ascii="Arial Narrow" w:hAnsi="Arial Narrow"/>
+        </w:rPr>
+        <w:t xml:space="preserve"/>
+      </w:r>
+      <w:r>
+        <w:rPr>
+          <w:rFonts w:ascii="Arial Narrow" w:hAnsi="Arial Narrow"/>
+        </w:rPr>
+        <w:t/>
+      </w:r>
+      <w:r>
+        <w:rPr>
+          <w:rFonts w:ascii="Arial Narrow" w:hAnsi="Arial Narrow"/>
+        </w:rPr>
+        <w:t xml:space="preserve"/>
+      </w:r>
+      <w:r>
+        <w:rPr>
+          <w:rFonts w:ascii="Arial Narrow" w:hAnsi="Arial Narrow"/>
+        </w:rPr>
+        <w:t/>
+      </w:r>
+      <w:r>
+        <w:rPr>
+          <w:rFonts w:ascii="Arial Narrow" w:hAnsi="Arial Narrow"/>
+        </w:rPr>
+        <w:t xml:space="preserve"/>
+      </w:r>
+      <w:r>
+        <w:rPr>
+          <w:rFonts w:ascii="Arial Narrow" w:hAnsi="Arial Narrow"/>
+        </w:rPr>
+        <w:t/>
+      </w:r>
+      <w:r>
+        <w:rPr>
+          <w:rFonts w:ascii="Arial Narrow" w:hAnsi="Arial Narrow"/>
+        </w:rPr>
+        <w:t xml:space="preserve"/>
       </w:r>
       <w:hyperlink r:id="rId12" w:history="1">
         <w:r>
@@ -6700,47 +6700,47 @@
             <w:rStyle w:val="Hipervnculo"/>
             <w:rFonts w:ascii="Arial Narrow" w:hAnsi="Arial Narrow"/>
           </w:rPr>
-          <w:t>https://indecopi-my.sharepoint.com/:f:/g/personal/apoyocc1e_indecopi_gob_pe/IgBd_YkEu9kCQ7C99HQRHaTNAeyfV9gASgY7-D3p0PppcLM?e=nGgaqX</w:t>
+          <w:t/>
         </w:r>
       </w:hyperlink>
       <w:r>
         <w:rPr>
           <w:rFonts w:ascii="Arial Narrow" w:hAnsi="Arial Narrow"/>
         </w:rPr>
-        <w:t xml:space="preserve">, cuyo acceso tiene vigencia hasta </w:t>
-      </w:r>
-      <w:r>
-        <w:rPr>
-          <w:rFonts w:ascii="Arial Narrow" w:hAnsi="Arial Narrow"/>
-        </w:rPr>
-        <w:t xml:space="preserve">el </w:t>
+        <w:t xml:space="preserve"/>
+      </w:r>
+      <w:r>
+        <w:rPr>
+          <w:rFonts w:ascii="Arial Narrow" w:hAnsi="Arial Narrow"/>
+        </w:rPr>
+        <w:t xml:space="preserve"/>
       </w:r>
       <w:r>
         <w:rPr>
           <w:rFonts w:ascii="Arial Narrow" w:hAnsi="Arial Narrow"/>
           <w:u w:val="single"/>
         </w:rPr>
-        <w:t xml:space="preserve">25 de febrero </w:t>
+        <w:t xml:space="preserve"/>
       </w:r>
       <w:r>
         <w:rPr>
           <w:rFonts w:ascii="Arial Narrow" w:hAnsi="Arial Narrow"/>
           <w:u w:val="single"/>
         </w:rPr>
-        <w:t xml:space="preserve">de </w:t>
+        <w:t xml:space="preserve"/>
       </w:r>
       <w:r>
         <w:rPr>
           <w:rFonts w:ascii="Arial Narrow" w:hAnsi="Arial Narrow"/>
           <w:u w:val="single"/>
         </w:rPr>
-        <w:t>2026</w:t>
-      </w:r>
-      <w:r>
-        <w:rPr>
-          <w:rFonts w:ascii="Arial Narrow" w:hAnsi="Arial Narrow"/>
-        </w:rPr>
-        <w:t>.</w:t>
+        <w:t/>
+      </w:r>
+      <w:r>
+        <w:rPr>
+          <w:rFonts w:ascii="Arial Narrow" w:hAnsi="Arial Narrow"/>
+        </w:rPr>
+        <w:t/>
       </w:r>
     </w:p>
     <w:p>
@@ -7236,7 +7236,7 @@
           <w:b/>
           <w:bCs/>
         </w:rPr>
-        <w:t>DÉCIMO</w:t>
+        <w:t xml:space="preserve">DÉCIMO QUINTO: requerir a la [DENUNCIANTE] y al Banco de Crédito del Perú S.A. para que, dentro del plazo de dos (2) días hábiles siguientes a la fecha en que reciba la notificación en su bandeja de correo electrónico, efectúe la confirmación de recepción de la notificación remitida por este despacho a su correo electrónico, de conformidad con el segundo párrafo del numeral 4 del artículo 20 del Texto Único Ordenado de la Ley del Procedimiento Administrativo General, aprobado mediante Decreto Supremo 006-2026-JUS, bajo apercibimiento de rehacer el acto de notificación y notificarle conforme al numeral 1 del artículo 20 del citado cuerpo normativo.</w:t>
       </w:r>
       <w:r>
         <w:rPr>
@@ -7244,7 +7244,7 @@
           <w:b/>
           <w:bCs/>
         </w:rPr>
-        <w:t xml:space="preserve"> </w:t>
+        <w:t xml:space="preserve"/>
       </w:r>
       <w:r>
         <w:rPr>
@@ -7252,7 +7252,7 @@
           <w:b/>
           <w:bCs/>
         </w:rPr>
-        <w:t>QUINTO</w:t>
+        <w:t/>
       </w:r>
       <w:r>
         <w:rPr>
@@ -7260,7 +7260,7 @@
           <w:b/>
           <w:spacing w:val="-3"/>
         </w:rPr>
-        <w:t>:</w:t>
+        <w:t/>
       </w:r>
       <w:r>
         <w:rPr>
@@ -7268,7 +7268,7 @@
           <w:bCs/>
           <w:spacing w:val="-3"/>
         </w:rPr>
-        <w:t xml:space="preserve"> requerir </w:t>
+        <w:t xml:space="preserve"/>
       </w:r>
       <w:r>
         <w:rPr>
@@ -7276,7 +7276,7 @@
           <w:bCs/>
           <w:spacing w:val="-3"/>
         </w:rPr>
-        <w:t xml:space="preserve">a la </w:t>
+        <w:t xml:space="preserve"/>
       </w:r>
       <w:r>
         <w:rPr>
@@ -7284,7 +7284,7 @@
           <w:bCs/>
           <w:spacing w:val="-3"/>
         </w:rPr>
-        <w:t xml:space="preserve">Sucesión Intestada </w:t>
+        <w:t xml:space="preserve"/>
       </w:r>
       <w:r>
         <w:rPr>
@@ -7292,7 +7292,7 @@
           <w:bCs/>
           <w:spacing w:val="-3"/>
         </w:rPr>
-        <w:t>de</w:t>
+        <w:t/>
       </w:r>
       <w:r>
         <w:rPr>
@@ -7300,7 +7300,7 @@
           <w:bCs/>
           <w:spacing w:val="-3"/>
         </w:rPr>
-        <w:t xml:space="preserve"> César Emilio Miranda Soria </w:t>
+        <w:t xml:space="preserve"/>
       </w:r>
       <w:r>
         <w:rPr>
@@ -7308,7 +7308,7 @@
           <w:bCs/>
           <w:spacing w:val="-3"/>
         </w:rPr>
-        <w:t xml:space="preserve">y al </w:t>
+        <w:t xml:space="preserve"/>
       </w:r>
       <w:r>
         <w:rPr>
@@ -7316,7 +7316,7 @@
           <w:bCs/>
           <w:spacing w:val="-3"/>
         </w:rPr>
-        <w:t xml:space="preserve">Banco </w:t>
+        <w:t xml:space="preserve"/>
       </w:r>
       <w:r>
         <w:rPr>
@@ -7324,7 +7324,7 @@
           <w:bCs/>
           <w:spacing w:val="-3"/>
         </w:rPr>
-        <w:t>de</w:t>
+        <w:t/>
       </w:r>
       <w:r>
         <w:rPr>
@@ -7332,28 +7332,28 @@
           <w:bCs/>
           <w:spacing w:val="-3"/>
         </w:rPr>
-        <w:t xml:space="preserve"> Crédito del Perú S.A. </w:t>
-      </w:r>
-      <w:r>
-        <w:rPr>
-          <w:rFonts w:ascii="Arial Narrow" w:hAnsi="Arial Narrow"/>
-          <w:color w:val="000000"/>
-        </w:rPr>
-        <w:t>para que, dentro del plazo de dos (2) días hábiles siguientes a la fecha en que reciba la notificación en su bandeja de correo electrónico, efectúe</w:t>
-      </w:r>
-      <w:r>
-        <w:rPr>
-          <w:rFonts w:ascii="Arial Narrow" w:hAnsi="Arial Narrow"/>
-          <w:color w:val="000000"/>
-        </w:rPr>
-        <w:t xml:space="preserve"> </w:t>
-      </w:r>
-      <w:r>
-        <w:rPr>
-          <w:rFonts w:ascii="Arial Narrow" w:hAnsi="Arial Narrow"/>
-          <w:color w:val="000000"/>
-        </w:rPr>
-        <w:t xml:space="preserve">la confirmación de recepción de la notificación remitida por </w:t>
+        <w:t xml:space="preserve"/>
+      </w:r>
+      <w:r>
+        <w:rPr>
+          <w:rFonts w:ascii="Arial Narrow" w:hAnsi="Arial Narrow"/>
+          <w:color w:val="000000"/>
+        </w:rPr>
+        <w:t/>
+      </w:r>
+      <w:r>
+        <w:rPr>
+          <w:rFonts w:ascii="Arial Narrow" w:hAnsi="Arial Narrow"/>
+          <w:color w:val="000000"/>
+        </w:rPr>
+        <w:t xml:space="preserve"/>
+      </w:r>
+      <w:r>
+        <w:rPr>
+          <w:rFonts w:ascii="Arial Narrow" w:hAnsi="Arial Narrow"/>
+          <w:color w:val="000000"/>
+        </w:rPr>
+        <w:t xml:space="preserve"/>
       </w:r>
       <w:r>
         <w:rPr>
@@ -7361,7 +7361,7 @@
           <w:color w:val="000000"/>
         </w:rPr>
         <w:lastRenderedPageBreak/>
-        <w:t>este despacho a su correo electrónico, de conformidad con el segundo párrafo del numeral 4 del artículo 20</w:t>
+        <w:t/>
       </w:r>
       <w:r>
         <w:rPr>
@@ -7376,14 +7376,14 @@
           <w:rFonts w:ascii="Arial Narrow" w:hAnsi="Arial Narrow"/>
           <w:color w:val="000000"/>
         </w:rPr>
-        <w:t xml:space="preserve"> del Texto Único Ordenado de la Ley del Procedimiento Administrativo General</w:t>
-      </w:r>
-      <w:r>
-        <w:rPr>
-          <w:rFonts w:ascii="Arial Narrow" w:hAnsi="Arial Narrow"/>
-          <w:color w:val="000000"/>
-        </w:rPr>
-        <w:t>, aprobado mediante Decreto Supremo 006-2026-JUS, bajo apercibimiento de rehacer el acto de notificación y notificarle conforme al numeral 1 del artículo 20</w:t>
+        <w:t xml:space="preserve"/>
+      </w:r>
+      <w:r>
+        <w:rPr>
+          <w:rFonts w:ascii="Arial Narrow" w:hAnsi="Arial Narrow"/>
+          <w:color w:val="000000"/>
+        </w:rPr>
+        <w:t/>
       </w:r>
       <w:r>
         <w:rPr>
@@ -7398,7 +7398,7 @@
           <w:rFonts w:ascii="Arial Narrow" w:hAnsi="Arial Narrow"/>
           <w:color w:val="000000"/>
         </w:rPr>
-        <w:t xml:space="preserve"> del citado cuerpo normativo</w:t>
+        <w:t xml:space="preserve"/>
       </w:r>
       <w:r>
         <w:rPr>
@@ -7411,7 +7411,7 @@
         <w:rPr>
           <w:rFonts w:ascii="Arial Narrow" w:hAnsi="Arial Narrow" w:cs="Arial"/>
         </w:rPr>
-        <w:t>.</w:t>
+        <w:t/>
       </w:r>
     </w:p>
     <w:p>

--- a/plantillas_maestras/03_seguro_desgravamen/falta_atencion_o_demora_reclamo/2_ddos_banco_y_aseguradora/sucesion_intestada/TPL_2995_2025_SEGURO_DESGRAVAMEN_FALTA_ATENCION_O_DEMORA_RECLAMO_BANCO_SUCESION_INTESTADA_R11.docx
+++ b/plantillas_maestras/03_seguro_desgravamen/falta_atencion_o_demora_reclamo/2_ddos_banco_y_aseguradora/sucesion_intestada/TPL_2995_2025_SEGURO_DESGRAVAMEN_FALTA_ATENCION_O_DEMORA_RECLAMO_BANCO_SUCESION_INTESTADA_R11.docx
@@ -897,7 +897,7 @@
         <w:rPr>
           <w:rFonts w:ascii="Arial Narrow" w:hAnsi="Arial Narrow" w:cs="Arial"/>
         </w:rPr>
-        <w:t xml:space="preserve">Con anterioridad al 26 de julio del 2024, el señor [APELLIDO] [APELLIDO] obtuvo con Interbank: (i) un crédito bancario el cual contaba un con Seguro de Desgravamen emitido por Interseguro, y (ii) un crédito mype 10251172 el cual contaba con Seguro de Desgravamen emitido por Interseguro.</w:t>
+        <w:t xml:space="preserve">Con anterioridad al 26 de julio del 2024, el señor [APELLIDO] [APELLIDO] [APELLIDO] obtuvo con Interbank: (i) un crédito bancario el cual contaba un con Seguro de Desgravamen emitido por Interseguro, y (ii) un crédito mype 10251172 el cual contaba con Seguro de Desgravamen emitido por Interseguro.</w:t>
       </w:r>
       <w:r>
         <w:rPr>
@@ -1031,7 +1031,7 @@
         <w:rPr>
           <w:rFonts w:ascii="Arial Narrow" w:hAnsi="Arial Narrow" w:cs="Arial"/>
         </w:rPr>
-        <w:t xml:space="preserve">El 26 de julio del 2024, falleció el señor [APELLIDO] (en adelante, el causante [APELLIDO] ), a consecuencia de una cirrosis hepática que no había sido detectado previamente. </w:t>
+        <w:t xml:space="preserve">El 26 de julio del 2024, falleció el señor [APELLIDO] [APELLIDO] (en adelante, el causante [APELLIDO] ), a consecuencia de una cirrosis hepática que no había sido detectado previamente. </w:t>
       </w:r>
       <w:r>
         <w:rPr>
@@ -3625,7 +3625,7 @@
         <w:rPr>
           <w:rFonts w:ascii="Arial Narrow" w:eastAsia="Arial Narrow" w:hAnsi="Arial Narrow" w:cs="Arial Narrow"/>
         </w:rPr>
-        <w:t xml:space="preserve">Así también, la Secretaría Técnica, en ejercicio de sus facultades, considera que el hecho denunciado, consistente en que Pacífico Compañía de Seguros y Reaseguros S.A. no habría brindado una respuesta a la parte denunciante ante la solicitud de cobertura de la Póliza 24260 por el fallecimiento del señor [APELLIDO] , pese a haber remitido la documentación pertinente el 20 de agosto de 2024; involucraría una presunta afectación a sus expectativas, quien no habría encontrado una correspondencia entre lo que esperaba recibir de parte del proveedor y lo que realmente recibió. Por consiguiente, corresponde calificar el hecho materia de denuncia como una presunta infracción al deber de idoneidad, tipificado en los artículos 18 y 19 del Código.   </w:t>
+        <w:t xml:space="preserve">Así también, la Secretaría Técnica, en ejercicio de sus facultades, considera que el hecho denunciado, consistente en que Pacífico Compañía de Seguros y Reaseguros S.A. no habría brindado una respuesta a la parte denunciante ante la solicitud de cobertura de la Póliza 24260 por el fallecimiento del señor [APELLIDO] , pese a haber remitido la documentación pertinente el 20 de agosto de 2024; involucraría una presunta afectación a sus expectativas, quien no habría encontrado una correspondencia entre lo que esperaba recibir de parte del proveedor y lo que realmente recibió. Por consiguiente, corresponde calificar el hecho materia de denuncia como una presunta infracción al deber de idoneidad, tipificado en los artículos 18 y 19 del Código. </w:t>
       </w:r>
       <w:r>
         <w:rPr>
@@ -4584,7 +4584,7 @@
           <w:b/>
           <w:bCs/>
         </w:rPr>
-        <w:t xml:space="preserve">SEGUNDO: informar que la denuncia interpuesta por la [DENUNCIANTE] contra el Banco Internacional del Perú S.A.A. – Interbank e Interseguro Compañía de Seguros S.A., será tramitada en un procedimiento administrativo distinto al recaído en el presente expediente, en consecuencia, se solicitarán los requisitos de admisibilidad correspondientes, previstos en el Decreto Supremo 006-2026-JUS, que aprueba el Texto Único Ordenado de la Ley 27444, Ley del Procedimiento Administrativo General; así como en el Decreto Supremo 085-2010/PCM, Texto Único de Procedimientos Administrativos del Indecopi; y, en la Directiva 001-2021-COD-INDECOPI, Directiva Única que Regula los Procedimientos de Protección al Consumidor Previstos en el Código de Protección y Defensa del Consumidor.  </w:t>
+        <w:t xml:space="preserve">SEGUNDO: informar que la denuncia interpuesta por la [DENUNCIANTE] contra el Banco Internacional del Perú S.A.A. – Interbank e Interseguro Compañía de Seguros S.A., será tramitada en un procedimiento administrativo distinto al recaído en el presente expediente, en consecuencia, se solicitarán los requisitos de admisibilidad correspondientes, previstos en el Decreto Supremo 006-2026-JUS, que aprueba el Texto Único Ordenado de la Ley 27444, Ley del Procedimiento Administrativo General; así como en el Decreto Supremo 085-2010/PCM, Texto Único de Procedimientos Administrativos del Indecopi; y, en la Directiva 001-2021-COD-INDECOPI, Directiva Única que Regula los Procedimientos de Protección al Consumidor Previstos en el Código de Protección y Defensa del Consumidor. </w:t>
       </w:r>
       <w:r>
         <w:rPr>
@@ -4709,7 +4709,7 @@
           <w:b/>
           <w:bCs/>
         </w:rPr>
-        <w:t xml:space="preserve">TERCERO: informar que la denuncia interpuesta por la [DENUNCIANTE] contra Scotiabank Perú S.A.A., BNP Paribas Cardif S.A. Compañía de Seguros y Reaseguros y Estudio Muñiz Sociedad Civil de Responsabilidad Limitada será tramitada en un procedimiento administrativo distinto al recaído en el presente expediente, en consecuencia, se solicitarán los requisitos de admisibilidad correspondientes, previstos en el Decreto Supremo 006-2026-JUS, que aprueba el Texto Único Ordenado de la Ley 27444, Ley del Procedimiento Administrativo General; así como en el Decreto Supremo 085-2010/PCM, Texto Único de Procedimientos Administrativos del Indecopi; y, en la Directiva 001-2021-COD-INDECOPI, Directiva Única que Regula los Procedimientos de Protección al Consumidor Previstos en el Código de Protección y Defensa del Consumidor.  </w:t>
+        <w:t xml:space="preserve">TERCERO: informar que la denuncia interpuesta por la [DENUNCIANTE] contra Scotiabank Perú S.A.A., BNP Paribas Cardif S.A. Compañía de Seguros y Reaseguros y Estudio Muñiz Sociedad Civil de Responsabilidad Limitada será tramitada en un procedimiento administrativo distinto al recaído en el presente expediente, en consecuencia, se solicitarán los requisitos de admisibilidad correspondientes, previstos en el Decreto Supremo 006-2026-JUS, que aprueba el Texto Único Ordenado de la Ley 27444, Ley del Procedimiento Administrativo General; así como en el Decreto Supremo 085-2010/PCM, Texto Único de Procedimientos Administrativos del Indecopi; y, en la Directiva 001-2021-COD-INDECOPI, Directiva Única que Regula los Procedimientos de Protección al Consumidor Previstos en el Código de Protección y Defensa del Consumidor. </w:t>
       </w:r>
       <w:r>
         <w:rPr>
